--- a/reports/docx/ЛР1_вариант_22.docx
+++ b/reports/docx/ЛР1_вариант_22.docx
@@ -2487,6 +2487,18 @@
                 <w:rFonts w:ascii="Courier New" w:hAnsi="Courier New" w:eastAsia="Courier New"/>
                 <w:sz w:val="18"/>
               </w:rPr>
+              <w:t>REM адрес сервера: переменная LAN_HOST или 192.168.0.102 (IPv4 сервера при выполнении работы)</w:t>
+            </w:r>
+          </w:p>
+          <w:p>
+            <w:pPr>
+              <w:spacing w:line="240" w:lineRule="auto"/>
+            </w:pPr>
+            <w:r>
+              <w:rPr>
+                <w:rFonts w:ascii="Courier New" w:hAnsi="Courier New" w:eastAsia="Courier New"/>
+                <w:sz w:val="18"/>
+              </w:rPr>
               <w:t>SET PGHOST=192.168.0.102</w:t>
             </w:r>
           </w:p>
@@ -2499,6 +2511,18 @@
                 <w:rFonts w:ascii="Courier New" w:hAnsi="Courier New" w:eastAsia="Courier New"/>
                 <w:sz w:val="18"/>
               </w:rPr>
+              <w:t>IF NOT "%LAN_HOST%"=="" SET "PGHOST=%LAN_HOST%"</w:t>
+            </w:r>
+          </w:p>
+          <w:p>
+            <w:pPr>
+              <w:spacing w:line="240" w:lineRule="auto"/>
+            </w:pPr>
+            <w:r>
+              <w:rPr>
+                <w:rFonts w:ascii="Courier New" w:hAnsi="Courier New" w:eastAsia="Courier New"/>
+                <w:sz w:val="18"/>
+              </w:rPr>
               <w:t>SET PGPORT=5432</w:t>
             </w:r>
           </w:p>
@@ -2548,6 +2572,30 @@
                 <w:sz w:val="18"/>
               </w:rPr>
               <w:t>SET "PATH=C:\Windows\System32;%~dp0bin"</w:t>
+            </w:r>
+          </w:p>
+          <w:p>
+            <w:pPr>
+              <w:spacing w:line="240" w:lineRule="auto"/>
+            </w:pPr>
+            <w:r>
+              <w:rPr>
+                <w:rFonts w:ascii="Courier New" w:hAnsi="Courier New" w:eastAsia="Courier New"/>
+                <w:sz w:val="18"/>
+              </w:rPr>
+              <w:t>REM запуск из репозитория (без подкаталога bin) - psql установленного PostgreSQL</w:t>
+            </w:r>
+          </w:p>
+          <w:p>
+            <w:pPr>
+              <w:spacing w:line="240" w:lineRule="auto"/>
+            </w:pPr>
+            <w:r>
+              <w:rPr>
+                <w:rFonts w:ascii="Courier New" w:hAnsi="Courier New" w:eastAsia="Courier New"/>
+                <w:sz w:val="18"/>
+              </w:rPr>
+              <w:t>IF NOT EXIST "%~dp0bin\psql.exe" SET "PATH=C:\Windows\System32;C:\Program Files\PostgreSQL\18\bin"</w:t>
             </w:r>
           </w:p>
           <w:p>

--- a/reports/docx/ЛР1_вариант_22.docx
+++ b/reports/docx/ЛР1_вариант_22.docx
@@ -2689,6 +2689,42 @@
                 <w:rFonts w:ascii="Courier New" w:hAnsi="Courier New" w:eastAsia="Courier New"/>
                 <w:sz w:val="18"/>
               </w:rPr>
+              <w:t>PS&gt; ./help db</w:t>
+            </w:r>
+          </w:p>
+          <w:p>
+            <w:pPr>
+              <w:spacing w:line="240" w:lineRule="auto"/>
+            </w:pPr>
+            <w:r>
+              <w:rPr>
+                <w:rFonts w:ascii="Courier New" w:hAnsi="Courier New" w:eastAsia="Courier New"/>
+                <w:sz w:val="18"/>
+              </w:rPr>
+              <w:t xml:space="preserve"> </w:t>
+            </w:r>
+          </w:p>
+          <w:p>
+            <w:pPr>
+              <w:spacing w:line="240" w:lineRule="auto"/>
+            </w:pPr>
+            <w:r>
+              <w:rPr>
+                <w:rFonts w:ascii="Courier New" w:hAnsi="Courier New" w:eastAsia="Courier New"/>
+                <w:sz w:val="18"/>
+              </w:rPr>
+              <w:t>то же в cmd:</w:t>
+            </w:r>
+          </w:p>
+          <w:p>
+            <w:pPr>
+              <w:spacing w:line="240" w:lineRule="auto"/>
+            </w:pPr>
+            <w:r>
+              <w:rPr>
+                <w:rFonts w:ascii="Courier New" w:hAnsi="Courier New" w:eastAsia="Courier New"/>
+                <w:sz w:val="18"/>
+              </w:rPr>
               <w:t>&gt;s1.bat DATA\create_DB</w:t>
             </w:r>
           </w:p>
@@ -4072,7 +4108,7 @@
           <w:i/>
           <w:sz w:val="24"/>
         </w:rPr>
-        <w:t>Листинг 14 – количество строк в таблицах после загрузки (helper\counts.sql)</w:t>
+        <w:t>Листинг 14 – количество строк в таблицах после загрузки (helper\counts.sql): ./help counts</w:t>
       </w:r>
     </w:p>
     <w:tbl>
@@ -4855,7 +4891,7 @@
                 <w:rFonts w:ascii="Courier New" w:hAnsi="Courier New" w:eastAsia="Courier New"/>
                 <w:sz w:val="17"/>
               </w:rPr>
-              <w:t>--            ./h v22 1 [дата1 дата2 [поставщик]]</w:t>
+              <w:t>--            ./help v22 1 [дата1 дата2 [поставщик]]</w:t>
             </w:r>
           </w:p>
           <w:p>
@@ -5380,7 +5416,7 @@
           <w:i/>
           <w:sz w:val="24"/>
         </w:rPr>
-        <w:t>Листинг 18 – результат задания 1 с параметрами по умолчанию: &gt;s.bat tasks\v22_task1.sql</w:t>
+        <w:t>Листинг 18 – результат задания 1 с параметрами по умолчанию: ./help v22 1 (аналог в cmd: &gt;s.bat tasks\v22_task1.sql)</w:t>
       </w:r>
     </w:p>
     <w:tbl>
@@ -5682,7 +5718,7 @@
           <w:i/>
           <w:sz w:val="24"/>
         </w:rPr>
-        <w:t>Листинг 19 – результат задания 1 с параметрами 01.01.2020 31.12.2020 «ООО Турман»</w:t>
+        <w:t>Листинг 19 – результат задания 1 с параметрами 01.01.2020 31.12.2020 «ООО Турман»: ./help v22 1 01.01.2020 31.12.2020 ООО Турман</w:t>
       </w:r>
     </w:p>
     <w:tbl>
@@ -5973,7 +6009,7 @@
                 <w:rFonts w:ascii="Courier New" w:hAnsi="Courier New" w:eastAsia="Courier New"/>
                 <w:sz w:val="17"/>
               </w:rPr>
-              <w:t>--            ./h v22 2 [год1 год2 [время года]]</w:t>
+              <w:t>--            ./help v22 2 [год1 год2 [время года]]</w:t>
             </w:r>
           </w:p>
           <w:p>
@@ -6462,7 +6498,7 @@
           <w:i/>
           <w:sz w:val="24"/>
         </w:rPr>
-        <w:t>Листинг 21 – результат задания 2 с параметрами по умолчанию: &gt;s.bat tasks\v22_task2.sql</w:t>
+        <w:t>Листинг 21 – результат задания 2 с параметрами по умолчанию: ./help v22 2 (аналог в cmd: &gt;s.bat tasks\v22_task2.sql)</w:t>
       </w:r>
     </w:p>
     <w:tbl>
@@ -6680,7 +6716,7 @@
           <w:i/>
           <w:sz w:val="24"/>
         </w:rPr>
-        <w:t>Листинг 22 – результат задания 2 с параметрами 2018 2022 зима</w:t>
+        <w:t>Листинг 22 – результат задания 2 с параметрами 2018 2022 зима: ./help v22 2 2018 2022 зима</w:t>
       </w:r>
     </w:p>
     <w:tbl>
@@ -6853,7 +6889,1029 @@
         <w:pStyle w:val="Heading1"/>
       </w:pPr>
       <w:r>
-        <w:t>7. Выводы</w:t>
+        <w:t>7. Защита работы: запуск через ./help</w:t>
+      </w:r>
+    </w:p>
+    <w:p>
+      <w:pPr>
+        <w:ind w:firstLine="709"/>
+        <w:jc w:val="both"/>
+      </w:pPr>
+      <w:r>
+        <w:rPr>
+          <w:b w:val="0"/>
+        </w:rPr>
+        <w:t xml:space="preserve">Все действия работы выполняются из корня проекта в PowerShell (или cmd) единым сценарием </w:t>
+      </w:r>
+      <w:r>
+        <w:rPr>
+          <w:b/>
+        </w:rPr>
+        <w:t>help</w:t>
+      </w:r>
+      <w:r>
+        <w:rPr>
+          <w:b w:val="0"/>
+        </w:rPr>
+        <w:t>: командный файл help.cmd вызывает helper/help.ps1 с ключом -ExecutionPolicy Bypass, поэтому запуск не зависит от политики выполнения сценариев PowerShell (листинги - в приложении А). Сценарий задаёт параметры подключения к PostgreSQL (PGHOST, PGPORT, PGUSER, PGDATABASE, клиентская кодировка UTF8), передаёт параметры сценариям psql через стандартный ввод командами \set (кириллица в аргументах командной строки Windows не искажается), вызывает командные файлы .bat и приводит служебные сообщения psql из CP1251 к UTF-8 (функция Fix-Line). Git Bash для работы не требуется. Все результаты, приведённые в отчёте, получены этими командами; в подписи каждого листинга результата указана команда ./help.</w:t>
+      </w:r>
+    </w:p>
+    <w:p>
+      <w:pPr>
+        <w:ind w:firstLine="709"/>
+        <w:jc w:val="both"/>
+      </w:pPr>
+      <w:r>
+        <w:rPr>
+          <w:b w:val="0"/>
+        </w:rPr>
+        <w:t>Порядок демонстрации работы на защите:</w:t>
+      </w:r>
+    </w:p>
+    <w:p>
+      <w:pPr>
+        <w:keepNext/>
+        <w:spacing w:before="120"/>
+      </w:pPr>
+      <w:r>
+        <w:rPr>
+          <w:sz w:val="24"/>
+        </w:rPr>
+        <w:t>Таблица 3 – Команды ./help для защиты ЛР1, вариант 22</w:t>
+      </w:r>
+    </w:p>
+    <w:tbl>
+      <w:tblPr>
+        <w:tblStyle w:val="TableGrid"/>
+        <w:tblW w:type="auto" w:w="0"/>
+        <w:jc w:val="center"/>
+        <w:tblLook w:firstColumn="1" w:firstRow="1" w:lastColumn="0" w:lastRow="0" w:noHBand="0" w:noVBand="1" w:val="04A0"/>
+      </w:tblPr>
+      <w:tblGrid>
+        <w:gridCol w:w="3118"/>
+        <w:gridCol w:w="3118"/>
+        <w:gridCol w:w="3118"/>
+      </w:tblGrid>
+      <w:tr>
+        <w:tc>
+          <w:tcPr>
+            <w:tcW w:type="dxa" w:w="567"/>
+            <w:shd w:val="clear" w:color="auto" w:fill="E7E6E6"/>
+          </w:tcPr>
+          <w:p>
+            <w:r>
+              <w:rPr>
+                <w:b/>
+                <w:sz w:val="22"/>
+              </w:rPr>
+              <w:t>№</w:t>
+            </w:r>
+          </w:p>
+        </w:tc>
+        <w:tc>
+          <w:tcPr>
+            <w:tcW w:type="dxa" w:w="4252"/>
+            <w:shd w:val="clear" w:color="auto" w:fill="E7E6E6"/>
+          </w:tcPr>
+          <w:p>
+            <w:r>
+              <w:rPr>
+                <w:b/>
+                <w:sz w:val="22"/>
+              </w:rPr>
+              <w:t>Команда</w:t>
+            </w:r>
+          </w:p>
+        </w:tc>
+        <w:tc>
+          <w:tcPr>
+            <w:tcW w:type="dxa" w:w="4535"/>
+            <w:shd w:val="clear" w:color="auto" w:fill="E7E6E6"/>
+          </w:tcPr>
+          <w:p>
+            <w:r>
+              <w:rPr>
+                <w:b/>
+                <w:sz w:val="22"/>
+              </w:rPr>
+              <w:t>Что выполняется</w:t>
+            </w:r>
+          </w:p>
+        </w:tc>
+      </w:tr>
+      <w:tr>
+        <w:tc>
+          <w:tcPr>
+            <w:tcW w:type="dxa" w:w="567"/>
+          </w:tcPr>
+          <w:p>
+            <w:r>
+              <w:rPr>
+                <w:sz w:val="22"/>
+              </w:rPr>
+              <w:t>1</w:t>
+            </w:r>
+          </w:p>
+        </w:tc>
+        <w:tc>
+          <w:tcPr>
+            <w:tcW w:type="dxa" w:w="4252"/>
+          </w:tcPr>
+          <w:p>
+            <w:r>
+              <w:rPr>
+                <w:sz w:val="22"/>
+              </w:rPr>
+              <w:t>./help db</w:t>
+            </w:r>
+          </w:p>
+        </w:tc>
+        <w:tc>
+          <w:tcPr>
+            <w:tcW w:type="dxa" w:w="4535"/>
+          </w:tcPr>
+          <w:p>
+            <w:r>
+              <w:rPr>
+                <w:sz w:val="22"/>
+              </w:rPr>
+              <w:t>s1.bat DATA\create_DB, s.bat DATA\create_tables, s.bat DATA\load_data - база sales, таблицы, данные</w:t>
+            </w:r>
+          </w:p>
+        </w:tc>
+      </w:tr>
+      <w:tr>
+        <w:tc>
+          <w:tcPr>
+            <w:tcW w:type="dxa" w:w="567"/>
+          </w:tcPr>
+          <w:p>
+            <w:r>
+              <w:rPr>
+                <w:sz w:val="22"/>
+              </w:rPr>
+              <w:t>2</w:t>
+            </w:r>
+          </w:p>
+        </w:tc>
+        <w:tc>
+          <w:tcPr>
+            <w:tcW w:type="dxa" w:w="4252"/>
+          </w:tcPr>
+          <w:p>
+            <w:r>
+              <w:rPr>
+                <w:sz w:val="22"/>
+              </w:rPr>
+              <w:t>./help counts</w:t>
+            </w:r>
+          </w:p>
+        </w:tc>
+        <w:tc>
+          <w:tcPr>
+            <w:tcW w:type="dxa" w:w="4535"/>
+          </w:tcPr>
+          <w:p>
+            <w:r>
+              <w:rPr>
+                <w:sz w:val="22"/>
+              </w:rPr>
+              <w:t>helper/counts.sql - количество строк в таблицах</w:t>
+            </w:r>
+          </w:p>
+        </w:tc>
+      </w:tr>
+      <w:tr>
+        <w:tc>
+          <w:tcPr>
+            <w:tcW w:type="dxa" w:w="567"/>
+          </w:tcPr>
+          <w:p>
+            <w:r>
+              <w:rPr>
+                <w:sz w:val="22"/>
+              </w:rPr>
+              <w:t>3</w:t>
+            </w:r>
+          </w:p>
+        </w:tc>
+        <w:tc>
+          <w:tcPr>
+            <w:tcW w:type="dxa" w:w="4252"/>
+          </w:tcPr>
+          <w:p>
+            <w:r>
+              <w:rPr>
+                <w:sz w:val="22"/>
+              </w:rPr>
+              <w:t>./help v22 1</w:t>
+            </w:r>
+          </w:p>
+        </w:tc>
+        <w:tc>
+          <w:tcPr>
+            <w:tcW w:type="dxa" w:w="4535"/>
+          </w:tcPr>
+          <w:p>
+            <w:r>
+              <w:rPr>
+                <w:sz w:val="22"/>
+              </w:rPr>
+              <w:t>tasks/v22_task1.sql - задание 1, параметры по умолчанию</w:t>
+            </w:r>
+          </w:p>
+        </w:tc>
+      </w:tr>
+      <w:tr>
+        <w:tc>
+          <w:tcPr>
+            <w:tcW w:type="dxa" w:w="567"/>
+          </w:tcPr>
+          <w:p>
+            <w:r>
+              <w:rPr>
+                <w:sz w:val="22"/>
+              </w:rPr>
+              <w:t>4</w:t>
+            </w:r>
+          </w:p>
+        </w:tc>
+        <w:tc>
+          <w:tcPr>
+            <w:tcW w:type="dxa" w:w="4252"/>
+          </w:tcPr>
+          <w:p>
+            <w:r>
+              <w:rPr>
+                <w:sz w:val="22"/>
+              </w:rPr>
+              <w:t>./help v22 1 01.01.2020 31.12.2020 "ООО Турман"</w:t>
+            </w:r>
+          </w:p>
+        </w:tc>
+        <w:tc>
+          <w:tcPr>
+            <w:tcW w:type="dxa" w:w="4535"/>
+          </w:tcPr>
+          <w:p>
+            <w:r>
+              <w:rPr>
+                <w:sz w:val="22"/>
+              </w:rPr>
+              <w:t>задание 1 с периодом и значением «Признака 1»</w:t>
+            </w:r>
+          </w:p>
+        </w:tc>
+      </w:tr>
+      <w:tr>
+        <w:tc>
+          <w:tcPr>
+            <w:tcW w:type="dxa" w:w="567"/>
+          </w:tcPr>
+          <w:p>
+            <w:r>
+              <w:rPr>
+                <w:sz w:val="22"/>
+              </w:rPr>
+              <w:t>5</w:t>
+            </w:r>
+          </w:p>
+        </w:tc>
+        <w:tc>
+          <w:tcPr>
+            <w:tcW w:type="dxa" w:w="4252"/>
+          </w:tcPr>
+          <w:p>
+            <w:r>
+              <w:rPr>
+                <w:sz w:val="22"/>
+              </w:rPr>
+              <w:t>./help v22 2</w:t>
+            </w:r>
+          </w:p>
+        </w:tc>
+        <w:tc>
+          <w:tcPr>
+            <w:tcW w:type="dxa" w:w="4535"/>
+          </w:tcPr>
+          <w:p>
+            <w:r>
+              <w:rPr>
+                <w:sz w:val="22"/>
+              </w:rPr>
+              <w:t>tasks/v22_task2.sql - задание 2, параметры по умолчанию</w:t>
+            </w:r>
+          </w:p>
+        </w:tc>
+      </w:tr>
+      <w:tr>
+        <w:tc>
+          <w:tcPr>
+            <w:tcW w:type="dxa" w:w="567"/>
+          </w:tcPr>
+          <w:p>
+            <w:r>
+              <w:rPr>
+                <w:sz w:val="22"/>
+              </w:rPr>
+              <w:t>6</w:t>
+            </w:r>
+          </w:p>
+        </w:tc>
+        <w:tc>
+          <w:tcPr>
+            <w:tcW w:type="dxa" w:w="4252"/>
+          </w:tcPr>
+          <w:p>
+            <w:r>
+              <w:rPr>
+                <w:sz w:val="22"/>
+              </w:rPr>
+              <w:t>./help v22 2 2018 2022 зима</w:t>
+            </w:r>
+          </w:p>
+        </w:tc>
+        <w:tc>
+          <w:tcPr>
+            <w:tcW w:type="dxa" w:w="4535"/>
+          </w:tcPr>
+          <w:p>
+            <w:r>
+              <w:rPr>
+                <w:sz w:val="22"/>
+              </w:rPr>
+              <w:t>задание 2 с периодом и значением «Признака 1»</w:t>
+            </w:r>
+          </w:p>
+        </w:tc>
+      </w:tr>
+      <w:tr>
+        <w:tc>
+          <w:tcPr>
+            <w:tcW w:type="dxa" w:w="567"/>
+          </w:tcPr>
+          <w:p>
+            <w:r>
+              <w:rPr>
+                <w:sz w:val="22"/>
+              </w:rPr>
+              <w:t>7</w:t>
+            </w:r>
+          </w:p>
+        </w:tc>
+        <w:tc>
+          <w:tcPr>
+            <w:tcW w:type="dxa" w:w="4252"/>
+          </w:tcPr>
+          <w:p>
+            <w:r>
+              <w:rPr>
+                <w:sz w:val="22"/>
+              </w:rPr>
+              <w:t>./help lr1 lan</w:t>
+            </w:r>
+          </w:p>
+        </w:tc>
+        <w:tc>
+          <w:tcPr>
+            <w:tcW w:type="dxa" w:w="4535"/>
+          </w:tcPr>
+          <w:p>
+            <w:r>
+              <w:rPr>
+                <w:sz w:val="22"/>
+              </w:rPr>
+              <w:t>lab1/setup_lan.ps1 - pg_hba.conf и брандмауэр (от администратора)</w:t>
+            </w:r>
+          </w:p>
+        </w:tc>
+      </w:tr>
+      <w:tr>
+        <w:tc>
+          <w:tcPr>
+            <w:tcW w:type="dxa" w:w="567"/>
+          </w:tcPr>
+          <w:p>
+            <w:r>
+              <w:rPr>
+                <w:sz w:val="22"/>
+              </w:rPr>
+              <w:t>8</w:t>
+            </w:r>
+          </w:p>
+        </w:tc>
+        <w:tc>
+          <w:tcPr>
+            <w:tcW w:type="dxa" w:w="4252"/>
+          </w:tcPr>
+          <w:p>
+            <w:r>
+              <w:rPr>
+                <w:sz w:val="22"/>
+              </w:rPr>
+              <w:t>./help lr1 client tasks/v22_task1.sql</w:t>
+            </w:r>
+          </w:p>
+        </w:tc>
+        <w:tc>
+          <w:tcPr>
+            <w:tcW w:type="dxa" w:w="4535"/>
+          </w:tcPr>
+          <w:p>
+            <w:r>
+              <w:rPr>
+                <w:sz w:val="22"/>
+              </w:rPr>
+              <w:t>lab1/s_lan.bat - задание через сервер по адресу 192.168.0.102</w:t>
+            </w:r>
+          </w:p>
+        </w:tc>
+      </w:tr>
+      <w:tr>
+        <w:tc>
+          <w:tcPr>
+            <w:tcW w:type="dxa" w:w="567"/>
+          </w:tcPr>
+          <w:p>
+            <w:r>
+              <w:rPr>
+                <w:sz w:val="22"/>
+              </w:rPr>
+              <w:t>9</w:t>
+            </w:r>
+          </w:p>
+        </w:tc>
+        <w:tc>
+          <w:tcPr>
+            <w:tcW w:type="dxa" w:w="4252"/>
+          </w:tcPr>
+          <w:p>
+            <w:r>
+              <w:rPr>
+                <w:sz w:val="22"/>
+              </w:rPr>
+              <w:t>./help psql</w:t>
+            </w:r>
+          </w:p>
+        </w:tc>
+        <w:tc>
+          <w:tcPr>
+            <w:tcW w:type="dxa" w:w="4535"/>
+          </w:tcPr>
+          <w:p>
+            <w:r>
+              <w:rPr>
+                <w:sz w:val="22"/>
+              </w:rPr>
+              <w:t>консоль psql (база sales)</w:t>
+            </w:r>
+          </w:p>
+        </w:tc>
+      </w:tr>
+    </w:tbl>
+    <w:p>
+      <w:pPr>
+        <w:spacing w:after="40"/>
+      </w:pPr>
+    </w:p>
+    <w:p>
+      <w:pPr>
+        <w:keepNext/>
+        <w:spacing w:before="120"/>
+      </w:pPr>
+      <w:r>
+        <w:rPr>
+          <w:i/>
+          <w:sz w:val="24"/>
+        </w:rPr>
+        <w:t>Листинг 23 – справка по командам ЛР1: ./help (без параметров)</w:t>
+      </w:r>
+    </w:p>
+    <w:tbl>
+      <w:tblPr>
+        <w:tblStyle w:val="TableGrid"/>
+        <w:tblW w:type="auto" w:w="0"/>
+        <w:jc w:val="center"/>
+        <w:tblLook w:firstColumn="1" w:firstRow="1" w:lastColumn="0" w:lastRow="0" w:noHBand="0" w:noVBand="1" w:val="04A0"/>
+      </w:tblPr>
+      <w:tblGrid>
+        <w:gridCol w:w="9355"/>
+      </w:tblGrid>
+      <w:tr>
+        <w:tc>
+          <w:tcPr>
+            <w:tcW w:type="dxa" w:w="9355"/>
+            <w:shd w:val="clear" w:color="auto" w:fill="F5F5F5"/>
+          </w:tcPr>
+          <w:p>
+            <w:pPr>
+              <w:spacing w:line="240" w:lineRule="auto"/>
+            </w:pPr>
+            <w:r/>
+            <w:r>
+              <w:rPr>
+                <w:rFonts w:ascii="Courier New" w:hAnsi="Courier New" w:eastAsia="Courier New"/>
+                <w:sz w:val="16"/>
+              </w:rPr>
+              <w:t>================== ЛР1: БАЗА И ЗАДАНИЯ ==================</w:t>
+            </w:r>
+          </w:p>
+          <w:p>
+            <w:pPr>
+              <w:spacing w:line="240" w:lineRule="auto"/>
+            </w:pPr>
+            <w:r>
+              <w:rPr>
+                <w:rFonts w:ascii="Courier New" w:hAnsi="Courier New" w:eastAsia="Courier New"/>
+                <w:sz w:val="16"/>
+              </w:rPr>
+              <w:t xml:space="preserve">  ./help db              - создать БД sales, таблицы и загрузить данные</w:t>
+            </w:r>
+          </w:p>
+          <w:p>
+            <w:pPr>
+              <w:spacing w:line="240" w:lineRule="auto"/>
+            </w:pPr>
+            <w:r>
+              <w:rPr>
+                <w:rFonts w:ascii="Courier New" w:hAnsi="Courier New" w:eastAsia="Courier New"/>
+                <w:sz w:val="16"/>
+              </w:rPr>
+              <w:t xml:space="preserve">  ./help counts          - количество строк в таблицах</w:t>
+            </w:r>
+          </w:p>
+          <w:p>
+            <w:pPr>
+              <w:spacing w:line="240" w:lineRule="auto"/>
+            </w:pPr>
+            <w:r>
+              <w:rPr>
+                <w:rFonts w:ascii="Courier New" w:hAnsi="Courier New" w:eastAsia="Courier New"/>
+                <w:sz w:val="16"/>
+              </w:rPr>
+              <w:t xml:space="preserve">  ./help v20 1 [дата1 дата2 [категория]]  - в.20: объём поставок по категории и кварталу</w:t>
+            </w:r>
+          </w:p>
+          <w:p>
+            <w:pPr>
+              <w:spacing w:line="240" w:lineRule="auto"/>
+            </w:pPr>
+            <w:r>
+              <w:rPr>
+                <w:rFonts w:ascii="Courier New" w:hAnsi="Courier New" w:eastAsia="Courier New"/>
+                <w:sz w:val="16"/>
+              </w:rPr>
+              <w:t xml:space="preserve">  ./help v20 2 [год1 год2 [день недели]]  - в.20: продажи (шт) по дню недели и району</w:t>
+            </w:r>
+          </w:p>
+          <w:p>
+            <w:pPr>
+              <w:spacing w:line="240" w:lineRule="auto"/>
+            </w:pPr>
+            <w:r>
+              <w:rPr>
+                <w:rFonts w:ascii="Courier New" w:hAnsi="Courier New" w:eastAsia="Courier New"/>
+                <w:sz w:val="16"/>
+              </w:rPr>
+              <w:t xml:space="preserve">  ./help v22 1 [дата1 дата2 [поставщик]]  - в.22: выручка по поставщику и декаде</w:t>
+            </w:r>
+          </w:p>
+          <w:p>
+            <w:pPr>
+              <w:spacing w:line="240" w:lineRule="auto"/>
+            </w:pPr>
+            <w:r>
+              <w:rPr>
+                <w:rFonts w:ascii="Courier New" w:hAnsi="Courier New" w:eastAsia="Courier New"/>
+                <w:sz w:val="16"/>
+              </w:rPr>
+              <w:t xml:space="preserve">  ./help v22 2 [год1 год2 [время года]]   - в.22: затраты клиентов по сезону и полу</w:t>
+            </w:r>
+          </w:p>
+          <w:p>
+            <w:pPr>
+              <w:spacing w:line="240" w:lineRule="auto"/>
+            </w:pPr>
+            <w:r>
+              <w:rPr>
+                <w:rFonts w:ascii="Courier New" w:hAnsi="Courier New" w:eastAsia="Courier New"/>
+                <w:sz w:val="16"/>
+              </w:rPr>
+              <w:t xml:space="preserve">  ./help all             - все 4 задания с параметрами по умолчанию</w:t>
+            </w:r>
+          </w:p>
+          <w:p>
+            <w:pPr>
+              <w:spacing w:line="240" w:lineRule="auto"/>
+            </w:pPr>
+            <w:r>
+              <w:rPr>
+                <w:rFonts w:ascii="Courier New" w:hAnsi="Courier New" w:eastAsia="Courier New"/>
+                <w:sz w:val="16"/>
+              </w:rPr>
+              <w:t xml:space="preserve">  ./help lr1 lan         - настроить pg_hba.conf и брандмауэр для сети (от администратора)</w:t>
+            </w:r>
+          </w:p>
+          <w:p>
+            <w:pPr>
+              <w:spacing w:line="240" w:lineRule="auto"/>
+            </w:pPr>
+            <w:r>
+              <w:rPr>
+                <w:rFonts w:ascii="Courier New" w:hAnsi="Courier New" w:eastAsia="Courier New"/>
+                <w:sz w:val="16"/>
+              </w:rPr>
+              <w:t xml:space="preserve">  ./help lr1 client сценарий [a1 a2 a3] - выполнить сценарий через s_lan.bat (сервер по IP)</w:t>
+            </w:r>
+          </w:p>
+          <w:p>
+            <w:pPr>
+              <w:spacing w:line="240" w:lineRule="auto"/>
+            </w:pPr>
+            <w:r>
+              <w:rPr>
+                <w:rFonts w:ascii="Courier New" w:hAnsi="Courier New" w:eastAsia="Courier New"/>
+                <w:sz w:val="16"/>
+              </w:rPr>
+              <w:t xml:space="preserve">  Пример: ./help v20 1 01.01.2021 31.12.2022 мебель</w:t>
+            </w:r>
+          </w:p>
+        </w:tc>
+      </w:tr>
+    </w:tbl>
+    <w:p>
+      <w:pPr>
+        <w:spacing w:after="40"/>
+      </w:pPr>
+    </w:p>
+    <w:p>
+      <w:pPr>
+        <w:keepNext/>
+        <w:spacing w:before="120"/>
+      </w:pPr>
+      <w:r>
+        <w:rPr>
+          <w:i/>
+          <w:sz w:val="24"/>
+        </w:rPr>
+        <w:t>Листинг 24 – обработка команд ЛР1 в сценарии helper/help.ps1 (фрагмент)</w:t>
+      </w:r>
+    </w:p>
+    <w:tbl>
+      <w:tblPr>
+        <w:tblStyle w:val="TableGrid"/>
+        <w:tblW w:type="auto" w:w="0"/>
+        <w:jc w:val="center"/>
+        <w:tblLook w:firstColumn="1" w:firstRow="1" w:lastColumn="0" w:lastRow="0" w:noHBand="0" w:noVBand="1" w:val="04A0"/>
+      </w:tblPr>
+      <w:tblGrid>
+        <w:gridCol w:w="9355"/>
+      </w:tblGrid>
+      <w:tr>
+        <w:tc>
+          <w:tcPr>
+            <w:tcW w:type="dxa" w:w="9355"/>
+            <w:shd w:val="clear" w:color="auto" w:fill="F5F5F5"/>
+          </w:tcPr>
+          <w:p>
+            <w:pPr>
+              <w:spacing w:line="240" w:lineRule="auto"/>
+            </w:pPr>
+            <w:r/>
+            <w:r>
+              <w:rPr>
+                <w:rFonts w:ascii="Courier New" w:hAnsi="Courier New" w:eastAsia="Courier New"/>
+                <w:sz w:val="16"/>
+              </w:rPr>
+              <w:t xml:space="preserve">    # ------------------------------ ЛР1 ------------------------------</w:t>
+            </w:r>
+          </w:p>
+          <w:p>
+            <w:pPr>
+              <w:spacing w:line="240" w:lineRule="auto"/>
+            </w:pPr>
+            <w:r>
+              <w:rPr>
+                <w:rFonts w:ascii="Courier New" w:hAnsi="Courier New" w:eastAsia="Courier New"/>
+                <w:sz w:val="16"/>
+              </w:rPr>
+              <w:t xml:space="preserve">    'db' {</w:t>
+            </w:r>
+          </w:p>
+          <w:p>
+            <w:pPr>
+              <w:spacing w:line="240" w:lineRule="auto"/>
+            </w:pPr>
+            <w:r>
+              <w:rPr>
+                <w:rFonts w:ascii="Courier New" w:hAnsi="Courier New" w:eastAsia="Courier New"/>
+                <w:sz w:val="16"/>
+              </w:rPr>
+              <w:t xml:space="preserve">        Run-Pg 'DATA/create_DB'</w:t>
+            </w:r>
+          </w:p>
+          <w:p>
+            <w:pPr>
+              <w:spacing w:line="240" w:lineRule="auto"/>
+            </w:pPr>
+            <w:r>
+              <w:rPr>
+                <w:rFonts w:ascii="Courier New" w:hAnsi="Courier New" w:eastAsia="Courier New"/>
+                <w:sz w:val="16"/>
+              </w:rPr>
+              <w:t xml:space="preserve">        Run 'DATA/create_tables' -Quiet</w:t>
+            </w:r>
+          </w:p>
+          <w:p>
+            <w:pPr>
+              <w:spacing w:line="240" w:lineRule="auto"/>
+            </w:pPr>
+            <w:r>
+              <w:rPr>
+                <w:rFonts w:ascii="Courier New" w:hAnsi="Courier New" w:eastAsia="Courier New"/>
+                <w:sz w:val="16"/>
+              </w:rPr>
+              <w:t xml:space="preserve">        Run 'DATA/load_data'</w:t>
+            </w:r>
+          </w:p>
+          <w:p>
+            <w:pPr>
+              <w:spacing w:line="240" w:lineRule="auto"/>
+            </w:pPr>
+            <w:r>
+              <w:rPr>
+                <w:rFonts w:ascii="Courier New" w:hAnsi="Courier New" w:eastAsia="Courier New"/>
+                <w:sz w:val="16"/>
+              </w:rPr>
+              <w:t xml:space="preserve">    }</w:t>
+            </w:r>
+          </w:p>
+          <w:p>
+            <w:pPr>
+              <w:spacing w:line="240" w:lineRule="auto"/>
+            </w:pPr>
+            <w:r>
+              <w:rPr>
+                <w:rFonts w:ascii="Courier New" w:hAnsi="Courier New" w:eastAsia="Courier New"/>
+                <w:sz w:val="16"/>
+              </w:rPr>
+              <w:t xml:space="preserve">    'counts' { Run 'helper/counts.sql' }</w:t>
+            </w:r>
+          </w:p>
+          <w:p>
+            <w:pPr>
+              <w:spacing w:line="240" w:lineRule="auto"/>
+            </w:pPr>
+            <w:r>
+              <w:rPr>
+                <w:rFonts w:ascii="Courier New" w:hAnsi="Courier New" w:eastAsia="Courier New"/>
+                <w:sz w:val="16"/>
+              </w:rPr>
+              <w:t xml:space="preserve">    { $_ -in 'v20', 'v22' } {</w:t>
+            </w:r>
+          </w:p>
+          <w:p>
+            <w:pPr>
+              <w:spacing w:line="240" w:lineRule="auto"/>
+            </w:pPr>
+            <w:r>
+              <w:rPr>
+                <w:rFonts w:ascii="Courier New" w:hAnsi="Courier New" w:eastAsia="Courier New"/>
+                <w:sz w:val="16"/>
+              </w:rPr>
+              <w:t xml:space="preserve">        Need-Task $A[1]</w:t>
+            </w:r>
+          </w:p>
+          <w:p>
+            <w:pPr>
+              <w:spacing w:line="240" w:lineRule="auto"/>
+            </w:pPr>
+            <w:r>
+              <w:rPr>
+                <w:rFonts w:ascii="Courier New" w:hAnsi="Courier New" w:eastAsia="Courier New"/>
+                <w:sz w:val="16"/>
+              </w:rPr>
+              <w:t xml:space="preserve">        Run "tasks/$($A[0])_task$($A[1]).sql" $A[2] $A[3] $A[4]</w:t>
+            </w:r>
+          </w:p>
+          <w:p>
+            <w:pPr>
+              <w:spacing w:line="240" w:lineRule="auto"/>
+            </w:pPr>
+            <w:r>
+              <w:rPr>
+                <w:rFonts w:ascii="Courier New" w:hAnsi="Courier New" w:eastAsia="Courier New"/>
+                <w:sz w:val="16"/>
+              </w:rPr>
+              <w:t xml:space="preserve">    }</w:t>
+            </w:r>
+          </w:p>
+          <w:p>
+            <w:pPr>
+              <w:spacing w:line="240" w:lineRule="auto"/>
+            </w:pPr>
+            <w:r>
+              <w:rPr>
+                <w:rFonts w:ascii="Courier New" w:hAnsi="Courier New" w:eastAsia="Courier New"/>
+                <w:sz w:val="16"/>
+              </w:rPr>
+              <w:t xml:space="preserve">    'all' {</w:t>
+            </w:r>
+          </w:p>
+          <w:p>
+            <w:pPr>
+              <w:spacing w:line="240" w:lineRule="auto"/>
+            </w:pPr>
+            <w:r>
+              <w:rPr>
+                <w:rFonts w:ascii="Courier New" w:hAnsi="Courier New" w:eastAsia="Courier New"/>
+                <w:sz w:val="16"/>
+              </w:rPr>
+              <w:t xml:space="preserve">        foreach ($t in 'v20_task1', 'v20_task2', 'v22_task1', 'v22_task2') {</w:t>
+            </w:r>
+          </w:p>
+          <w:p>
+            <w:pPr>
+              <w:spacing w:line="240" w:lineRule="auto"/>
+            </w:pPr>
+            <w:r>
+              <w:rPr>
+                <w:rFonts w:ascii="Courier New" w:hAnsi="Courier New" w:eastAsia="Courier New"/>
+                <w:sz w:val="16"/>
+              </w:rPr>
+              <w:t xml:space="preserve">            Run "tasks/$t.sql"</w:t>
+            </w:r>
+          </w:p>
+          <w:p>
+            <w:pPr>
+              <w:spacing w:line="240" w:lineRule="auto"/>
+            </w:pPr>
+            <w:r>
+              <w:rPr>
+                <w:rFonts w:ascii="Courier New" w:hAnsi="Courier New" w:eastAsia="Courier New"/>
+                <w:sz w:val="16"/>
+              </w:rPr>
+              <w:t xml:space="preserve">        }</w:t>
+            </w:r>
+          </w:p>
+          <w:p>
+            <w:pPr>
+              <w:spacing w:line="240" w:lineRule="auto"/>
+            </w:pPr>
+            <w:r>
+              <w:rPr>
+                <w:rFonts w:ascii="Courier New" w:hAnsi="Courier New" w:eastAsia="Courier New"/>
+                <w:sz w:val="16"/>
+              </w:rPr>
+              <w:t xml:space="preserve">    }</w:t>
+            </w:r>
+          </w:p>
+          <w:p>
+            <w:pPr>
+              <w:spacing w:line="240" w:lineRule="auto"/>
+            </w:pPr>
+            <w:r>
+              <w:rPr>
+                <w:rFonts w:ascii="Courier New" w:hAnsi="Courier New" w:eastAsia="Courier New"/>
+                <w:sz w:val="16"/>
+              </w:rPr>
+              <w:t xml:space="preserve"> </w:t>
+            </w:r>
+          </w:p>
+          <w:p>
+            <w:pPr>
+              <w:spacing w:line="240" w:lineRule="auto"/>
+            </w:pPr>
+            <w:r>
+              <w:rPr>
+                <w:rFonts w:ascii="Courier New" w:hAnsi="Courier New" w:eastAsia="Courier New"/>
+                <w:sz w:val="16"/>
+              </w:rPr>
+              <w:t xml:space="preserve">    'lr1' {</w:t>
+            </w:r>
+          </w:p>
+          <w:p>
+            <w:pPr>
+              <w:spacing w:line="240" w:lineRule="auto"/>
+            </w:pPr>
+            <w:r>
+              <w:rPr>
+                <w:rFonts w:ascii="Courier New" w:hAnsi="Courier New" w:eastAsia="Courier New"/>
+                <w:sz w:val="16"/>
+              </w:rPr>
+              <w:t xml:space="preserve">        switch ($A[1]) {</w:t>
+            </w:r>
+          </w:p>
+          <w:p>
+            <w:pPr>
+              <w:spacing w:line="240" w:lineRule="auto"/>
+            </w:pPr>
+            <w:r>
+              <w:rPr>
+                <w:rFonts w:ascii="Courier New" w:hAnsi="Courier New" w:eastAsia="Courier New"/>
+                <w:sz w:val="16"/>
+              </w:rPr>
+              <w:t xml:space="preserve">            'lan'    { &amp; powershell.exe -NoProfile -ExecutionPolicy Bypass -File lab1/setup_lan.ps1 }</w:t>
+            </w:r>
+          </w:p>
+          <w:p>
+            <w:pPr>
+              <w:spacing w:line="240" w:lineRule="auto"/>
+            </w:pPr>
+            <w:r>
+              <w:rPr>
+                <w:rFonts w:ascii="Courier New" w:hAnsi="Courier New" w:eastAsia="Courier New"/>
+                <w:sz w:val="16"/>
+              </w:rPr>
+              <w:t xml:space="preserve">            'client' {</w:t>
+            </w:r>
+          </w:p>
+          <w:p>
+            <w:pPr>
+              <w:spacing w:line="240" w:lineRule="auto"/>
+            </w:pPr>
+            <w:r>
+              <w:rPr>
+                <w:rFonts w:ascii="Courier New" w:hAnsi="Courier New" w:eastAsia="Courier New"/>
+                <w:sz w:val="16"/>
+              </w:rPr>
+              <w:t xml:space="preserve">                if (-not $A[2]) { Say 'Использование: ./help lr1 client сценарий [a1 a2 a3]'; exit 1 }</w:t>
+            </w:r>
+          </w:p>
+          <w:p>
+            <w:pPr>
+              <w:spacing w:line="240" w:lineRule="auto"/>
+            </w:pPr>
+            <w:r>
+              <w:rPr>
+                <w:rFonts w:ascii="Courier New" w:hAnsi="Courier New" w:eastAsia="Courier New"/>
+                <w:sz w:val="16"/>
+              </w:rPr>
+              <w:t xml:space="preserve">                Bat 'lab1/s_lan.bat' @(($A[2] -replace '/', '\'), $A[3], $A[4], $A[5])</w:t>
+            </w:r>
+          </w:p>
+          <w:p>
+            <w:pPr>
+              <w:spacing w:line="240" w:lineRule="auto"/>
+            </w:pPr>
+            <w:r>
+              <w:rPr>
+                <w:rFonts w:ascii="Courier New" w:hAnsi="Courier New" w:eastAsia="Courier New"/>
+                <w:sz w:val="16"/>
+              </w:rPr>
+              <w:t xml:space="preserve">            }</w:t>
+            </w:r>
+          </w:p>
+          <w:p>
+            <w:pPr>
+              <w:spacing w:line="240" w:lineRule="auto"/>
+            </w:pPr>
+            <w:r>
+              <w:rPr>
+                <w:rFonts w:ascii="Courier New" w:hAnsi="Courier New" w:eastAsia="Courier New"/>
+                <w:sz w:val="16"/>
+              </w:rPr>
+              <w:t xml:space="preserve">            default  { Say 'ОШИБКА: ./help lr1 lan|client' }</w:t>
+            </w:r>
+          </w:p>
+          <w:p>
+            <w:pPr>
+              <w:spacing w:line="240" w:lineRule="auto"/>
+            </w:pPr>
+            <w:r>
+              <w:rPr>
+                <w:rFonts w:ascii="Courier New" w:hAnsi="Courier New" w:eastAsia="Courier New"/>
+                <w:sz w:val="16"/>
+              </w:rPr>
+              <w:t xml:space="preserve">        }</w:t>
+            </w:r>
+          </w:p>
+          <w:p>
+            <w:pPr>
+              <w:spacing w:line="240" w:lineRule="auto"/>
+            </w:pPr>
+            <w:r>
+              <w:rPr>
+                <w:rFonts w:ascii="Courier New" w:hAnsi="Courier New" w:eastAsia="Courier New"/>
+                <w:sz w:val="16"/>
+              </w:rPr>
+              <w:t xml:space="preserve">    }</w:t>
+            </w:r>
+          </w:p>
+        </w:tc>
+      </w:tr>
+    </w:tbl>
+    <w:p>
+      <w:pPr>
+        <w:spacing w:after="40"/>
+      </w:pPr>
+    </w:p>
+    <w:p>
+      <w:pPr>
+        <w:pStyle w:val="Heading1"/>
+      </w:pPr>
+      <w:r>
+        <w:t>8. Выводы</w:t>
       </w:r>
     </w:p>
     <w:p>
@@ -6867,6 +7925,4595 @@
         </w:rPr>
         <w:t>В ходе работы сервер PostgreSQL 18.6 подготовлен к работе в локальной сети Windows: определён минимальный набор файлов клиента psql, описаны и подготовлены к применению настройки pg_hba.conf и брандмауэра Windows (сценарий setup_lan.ps1), разработаны командные файлы s0.bat, s1.bat, s.bat и s_lan.bat. Сформирована база данных SALES из 10 таблиц. Разработаны два параметризованных сценария индивидуального задания; параметры периода и значения «Признака 1» передаются из командной строки, а при их отсутствии используются значения по умолчанию из задания.</w:t>
       </w:r>
+    </w:p>
+    <w:p>
+      <w:r>
+        <w:br w:type="page"/>
+      </w:r>
+    </w:p>
+    <w:p>
+      <w:pPr>
+        <w:pStyle w:val="Heading1"/>
+      </w:pPr>
+      <w:r>
+        <w:t>Приложение А. Листинг сценария help</w:t>
+      </w:r>
+    </w:p>
+    <w:p>
+      <w:pPr>
+        <w:ind w:firstLine="709"/>
+        <w:jc w:val="both"/>
+      </w:pPr>
+      <w:r>
+        <w:rPr>
+          <w:b w:val="0"/>
+        </w:rPr>
+        <w:t>Сценарий help - единая точка запуска всех лабораторных работ из PowerShell или cmd: ./help &lt;команда&gt; [параметры]; ./help без параметров выводит список команд. Командный файл help.cmd запускает helper/help.ps1.</w:t>
+      </w:r>
+    </w:p>
+    <w:p>
+      <w:pPr>
+        <w:keepNext/>
+        <w:spacing w:before="120"/>
+      </w:pPr>
+      <w:r>
+        <w:rPr>
+          <w:i/>
+          <w:sz w:val="24"/>
+        </w:rPr>
+        <w:t>Листинг 25 – командный файл help.cmd</w:t>
+      </w:r>
+    </w:p>
+    <w:tbl>
+      <w:tblPr>
+        <w:tblStyle w:val="TableGrid"/>
+        <w:tblW w:type="auto" w:w="0"/>
+        <w:jc w:val="center"/>
+        <w:tblLook w:firstColumn="1" w:firstRow="1" w:lastColumn="0" w:lastRow="0" w:noHBand="0" w:noVBand="1" w:val="04A0"/>
+      </w:tblPr>
+      <w:tblGrid>
+        <w:gridCol w:w="9355"/>
+      </w:tblGrid>
+      <w:tr>
+        <w:tc>
+          <w:tcPr>
+            <w:tcW w:type="dxa" w:w="9355"/>
+            <w:shd w:val="clear" w:color="auto" w:fill="F5F5F5"/>
+          </w:tcPr>
+          <w:p>
+            <w:pPr>
+              <w:spacing w:line="240" w:lineRule="auto"/>
+            </w:pPr>
+            <w:r/>
+            <w:r>
+              <w:rPr>
+                <w:rFonts w:ascii="Courier New" w:hAnsi="Courier New" w:eastAsia="Courier New"/>
+                <w:sz w:val="15"/>
+              </w:rPr>
+              <w:t>@ECHO OFF</w:t>
+            </w:r>
+          </w:p>
+          <w:p>
+            <w:pPr>
+              <w:spacing w:line="240" w:lineRule="auto"/>
+            </w:pPr>
+            <w:r>
+              <w:rPr>
+                <w:rFonts w:ascii="Courier New" w:hAnsi="Courier New" w:eastAsia="Courier New"/>
+                <w:sz w:val="15"/>
+              </w:rPr>
+              <w:t>REM help.cmd - запуск задач ПАБД из PowerShell или cmd: ./help &lt;команда&gt; [параметры]</w:t>
+            </w:r>
+          </w:p>
+          <w:p>
+            <w:pPr>
+              <w:spacing w:line="240" w:lineRule="auto"/>
+            </w:pPr>
+            <w:r>
+              <w:rPr>
+                <w:rFonts w:ascii="Courier New" w:hAnsi="Courier New" w:eastAsia="Courier New"/>
+                <w:sz w:val="15"/>
+              </w:rPr>
+              <w:t>REM Логика - в helper\help.ps1 (PowerShell-версия сценария h для Git Bash)</w:t>
+            </w:r>
+          </w:p>
+          <w:p>
+            <w:pPr>
+              <w:spacing w:line="240" w:lineRule="auto"/>
+            </w:pPr>
+            <w:r>
+              <w:rPr>
+                <w:rFonts w:ascii="Courier New" w:hAnsi="Courier New" w:eastAsia="Courier New"/>
+                <w:sz w:val="15"/>
+              </w:rPr>
+              <w:t>powershell.exe -NoProfile -ExecutionPolicy Bypass -File "%~dp0helper\help.ps1" %*</w:t>
+            </w:r>
+          </w:p>
+        </w:tc>
+      </w:tr>
+    </w:tbl>
+    <w:p>
+      <w:pPr>
+        <w:spacing w:after="40"/>
+      </w:pPr>
+    </w:p>
+    <w:p>
+      <w:pPr>
+        <w:keepNext/>
+        <w:spacing w:before="120"/>
+      </w:pPr>
+      <w:r>
+        <w:rPr>
+          <w:i/>
+          <w:sz w:val="24"/>
+        </w:rPr>
+        <w:t>Листинг 26 – сценарий helper/help.ps1</w:t>
+      </w:r>
+    </w:p>
+    <w:tbl>
+      <w:tblPr>
+        <w:tblStyle w:val="TableGrid"/>
+        <w:tblW w:type="auto" w:w="0"/>
+        <w:jc w:val="center"/>
+        <w:tblLook w:firstColumn="1" w:firstRow="1" w:lastColumn="0" w:lastRow="0" w:noHBand="0" w:noVBand="1" w:val="04A0"/>
+      </w:tblPr>
+      <w:tblGrid>
+        <w:gridCol w:w="9355"/>
+      </w:tblGrid>
+      <w:tr>
+        <w:tc>
+          <w:tcPr>
+            <w:tcW w:type="dxa" w:w="9355"/>
+            <w:shd w:val="clear" w:color="auto" w:fill="F5F5F5"/>
+          </w:tcPr>
+          <w:p>
+            <w:pPr>
+              <w:spacing w:line="240" w:lineRule="auto"/>
+            </w:pPr>
+            <w:r/>
+            <w:r>
+              <w:rPr>
+                <w:rFonts w:ascii="Courier New" w:hAnsi="Courier New" w:eastAsia="Courier New"/>
+                <w:sz w:val="15"/>
+              </w:rPr>
+              <w:t># =====================================================================</w:t>
+            </w:r>
+          </w:p>
+          <w:p>
+            <w:pPr>
+              <w:spacing w:line="240" w:lineRule="auto"/>
+            </w:pPr>
+            <w:r>
+              <w:rPr>
+                <w:rFonts w:ascii="Courier New" w:hAnsi="Courier New" w:eastAsia="Courier New"/>
+                <w:sz w:val="15"/>
+              </w:rPr>
+              <w:t>#  help.ps1 - запуск задач и лабораторных работ ПАБД (база SALES), варианты 20 и 22</w:t>
+            </w:r>
+          </w:p>
+          <w:p>
+            <w:pPr>
+              <w:spacing w:line="240" w:lineRule="auto"/>
+            </w:pPr>
+            <w:r>
+              <w:rPr>
+                <w:rFonts w:ascii="Courier New" w:hAnsi="Courier New" w:eastAsia="Courier New"/>
+                <w:sz w:val="15"/>
+              </w:rPr>
+              <w:t>#  PowerShell-версия сценария h (та же логика, без Git Bash и perl).</w:t>
+            </w:r>
+          </w:p>
+          <w:p>
+            <w:pPr>
+              <w:spacing w:line="240" w:lineRule="auto"/>
+            </w:pPr>
+            <w:r>
+              <w:rPr>
+                <w:rFonts w:ascii="Courier New" w:hAnsi="Courier New" w:eastAsia="Courier New"/>
+                <w:sz w:val="15"/>
+              </w:rPr>
+              <w:t>#  Запуск из PowerShell или cmd в корне проекта: ./help &lt;команда&gt; [параметры]</w:t>
+            </w:r>
+          </w:p>
+          <w:p>
+            <w:pPr>
+              <w:spacing w:line="240" w:lineRule="auto"/>
+            </w:pPr>
+            <w:r>
+              <w:rPr>
+                <w:rFonts w:ascii="Courier New" w:hAnsi="Courier New" w:eastAsia="Courier New"/>
+                <w:sz w:val="15"/>
+              </w:rPr>
+              <w:t>#  (./help - это help.cmd, он вызывает этот файл с -ExecutionPolicy Bypass)</w:t>
+            </w:r>
+          </w:p>
+          <w:p>
+            <w:pPr>
+              <w:spacing w:line="240" w:lineRule="auto"/>
+            </w:pPr>
+            <w:r>
+              <w:rPr>
+                <w:rFonts w:ascii="Courier New" w:hAnsi="Courier New" w:eastAsia="Courier New"/>
+                <w:sz w:val="15"/>
+              </w:rPr>
+              <w:t>#  PostgreSQL - через psql, MS SQL Server (ЛР6, ЛР7) и сборка на C (ЛР5) - через .bat</w:t>
+            </w:r>
+          </w:p>
+          <w:p>
+            <w:pPr>
+              <w:spacing w:line="240" w:lineRule="auto"/>
+            </w:pPr>
+            <w:r>
+              <w:rPr>
+                <w:rFonts w:ascii="Courier New" w:hAnsi="Courier New" w:eastAsia="Courier New"/>
+                <w:sz w:val="15"/>
+              </w:rPr>
+              <w:t># =====================================================================</w:t>
+            </w:r>
+          </w:p>
+          <w:p>
+            <w:pPr>
+              <w:spacing w:line="240" w:lineRule="auto"/>
+            </w:pPr>
+            <w:r>
+              <w:rPr>
+                <w:rFonts w:ascii="Courier New" w:hAnsi="Courier New" w:eastAsia="Courier New"/>
+                <w:sz w:val="15"/>
+              </w:rPr>
+              <w:t>$Root = Split-Path -Parent $PSScriptRoot</w:t>
+            </w:r>
+          </w:p>
+          <w:p>
+            <w:pPr>
+              <w:spacing w:line="240" w:lineRule="auto"/>
+            </w:pPr>
+            <w:r>
+              <w:rPr>
+                <w:rFonts w:ascii="Courier New" w:hAnsi="Courier New" w:eastAsia="Courier New"/>
+                <w:sz w:val="15"/>
+              </w:rPr>
+              <w:t>Set-Location $Root</w:t>
+            </w:r>
+          </w:p>
+          <w:p>
+            <w:pPr>
+              <w:spacing w:line="240" w:lineRule="auto"/>
+            </w:pPr>
+            <w:r>
+              <w:rPr>
+                <w:rFonts w:ascii="Courier New" w:hAnsi="Courier New" w:eastAsia="Courier New"/>
+                <w:sz w:val="15"/>
+              </w:rPr>
+              <w:t xml:space="preserve"> </w:t>
+            </w:r>
+          </w:p>
+          <w:p>
+            <w:pPr>
+              <w:spacing w:line="240" w:lineRule="auto"/>
+            </w:pPr>
+            <w:r>
+              <w:rPr>
+                <w:rFonts w:ascii="Courier New" w:hAnsi="Courier New" w:eastAsia="Courier New"/>
+                <w:sz w:val="15"/>
+              </w:rPr>
+              <w:t>if (-not $env:PGHOST)     { $env:PGHOST = 'localhost' }</w:t>
+            </w:r>
+          </w:p>
+          <w:p>
+            <w:pPr>
+              <w:spacing w:line="240" w:lineRule="auto"/>
+            </w:pPr>
+            <w:r>
+              <w:rPr>
+                <w:rFonts w:ascii="Courier New" w:hAnsi="Courier New" w:eastAsia="Courier New"/>
+                <w:sz w:val="15"/>
+              </w:rPr>
+              <w:t>if (-not $env:PGPORT)     { $env:PGPORT = '5432' }</w:t>
+            </w:r>
+          </w:p>
+          <w:p>
+            <w:pPr>
+              <w:spacing w:line="240" w:lineRule="auto"/>
+            </w:pPr>
+            <w:r>
+              <w:rPr>
+                <w:rFonts w:ascii="Courier New" w:hAnsi="Courier New" w:eastAsia="Courier New"/>
+                <w:sz w:val="15"/>
+              </w:rPr>
+              <w:t>if (-not $env:PGUSER)     { $env:PGUSER = 'postgres' }</w:t>
+            </w:r>
+          </w:p>
+          <w:p>
+            <w:pPr>
+              <w:spacing w:line="240" w:lineRule="auto"/>
+            </w:pPr>
+            <w:r>
+              <w:rPr>
+                <w:rFonts w:ascii="Courier New" w:hAnsi="Courier New" w:eastAsia="Courier New"/>
+                <w:sz w:val="15"/>
+              </w:rPr>
+              <w:t>if (-not $env:PGDATABASE) { $env:PGDATABASE = 'sales' }</w:t>
+            </w:r>
+          </w:p>
+          <w:p>
+            <w:pPr>
+              <w:spacing w:line="240" w:lineRule="auto"/>
+            </w:pPr>
+            <w:r>
+              <w:rPr>
+                <w:rFonts w:ascii="Courier New" w:hAnsi="Courier New" w:eastAsia="Courier New"/>
+                <w:sz w:val="15"/>
+              </w:rPr>
+              <w:t>$env:PGCLIENTENCODING = 'UTF8'</w:t>
+            </w:r>
+          </w:p>
+          <w:p>
+            <w:pPr>
+              <w:spacing w:line="240" w:lineRule="auto"/>
+            </w:pPr>
+            <w:r>
+              <w:rPr>
+                <w:rFonts w:ascii="Courier New" w:hAnsi="Courier New" w:eastAsia="Courier New"/>
+                <w:sz w:val="15"/>
+              </w:rPr>
+              <w:t xml:space="preserve"> </w:t>
+            </w:r>
+          </w:p>
+          <w:p>
+            <w:pPr>
+              <w:spacing w:line="240" w:lineRule="auto"/>
+            </w:pPr>
+            <w:r>
+              <w:rPr>
+                <w:rFonts w:ascii="Courier New" w:hAnsi="Courier New" w:eastAsia="Courier New"/>
+                <w:sz w:val="15"/>
+              </w:rPr>
+              <w:t>try { [Console]::OutputEncoding = [Text.Encoding]::UTF8 } catch {}</w:t>
+            </w:r>
+          </w:p>
+          <w:p>
+            <w:pPr>
+              <w:spacing w:line="240" w:lineRule="auto"/>
+            </w:pPr>
+            <w:r>
+              <w:rPr>
+                <w:rFonts w:ascii="Courier New" w:hAnsi="Courier New" w:eastAsia="Courier New"/>
+                <w:sz w:val="15"/>
+              </w:rPr>
+              <w:t>$Utf8 = New-Object System.Text.UTF8Encoding($false)</w:t>
+            </w:r>
+          </w:p>
+          <w:p>
+            <w:pPr>
+              <w:spacing w:line="240" w:lineRule="auto"/>
+            </w:pPr>
+            <w:r>
+              <w:rPr>
+                <w:rFonts w:ascii="Courier New" w:hAnsi="Courier New" w:eastAsia="Courier New"/>
+                <w:sz w:val="15"/>
+              </w:rPr>
+              <w:t>$Utf8Strict = New-Object System.Text.UTF8Encoding($false, $true)</w:t>
+            </w:r>
+          </w:p>
+          <w:p>
+            <w:pPr>
+              <w:spacing w:line="240" w:lineRule="auto"/>
+            </w:pPr>
+            <w:r>
+              <w:rPr>
+                <w:rFonts w:ascii="Courier New" w:hAnsi="Courier New" w:eastAsia="Courier New"/>
+                <w:sz w:val="15"/>
+              </w:rPr>
+              <w:t>$StdOut = [Console]::OpenStandardOutput()</w:t>
+            </w:r>
+          </w:p>
+          <w:p>
+            <w:pPr>
+              <w:spacing w:line="240" w:lineRule="auto"/>
+            </w:pPr>
+            <w:r>
+              <w:rPr>
+                <w:rFonts w:ascii="Courier New" w:hAnsi="Courier New" w:eastAsia="Courier New"/>
+                <w:sz w:val="15"/>
+              </w:rPr>
+              <w:t xml:space="preserve"> </w:t>
+            </w:r>
+          </w:p>
+          <w:p>
+            <w:pPr>
+              <w:spacing w:line="240" w:lineRule="auto"/>
+            </w:pPr>
+            <w:r>
+              <w:rPr>
+                <w:rFonts w:ascii="Courier New" w:hAnsi="Courier New" w:eastAsia="Courier New"/>
+                <w:sz w:val="15"/>
+              </w:rPr>
+              <w:t># вывод строки в UTF-8 (байты напрямую в stdout, без перекодировки PowerShell)</w:t>
+            </w:r>
+          </w:p>
+          <w:p>
+            <w:pPr>
+              <w:spacing w:line="240" w:lineRule="auto"/>
+            </w:pPr>
+            <w:r>
+              <w:rPr>
+                <w:rFonts w:ascii="Courier New" w:hAnsi="Courier New" w:eastAsia="Courier New"/>
+                <w:sz w:val="15"/>
+              </w:rPr>
+              <w:t>function Say([string]$text) {</w:t>
+            </w:r>
+          </w:p>
+          <w:p>
+            <w:pPr>
+              <w:spacing w:line="240" w:lineRule="auto"/>
+            </w:pPr>
+            <w:r>
+              <w:rPr>
+                <w:rFonts w:ascii="Courier New" w:hAnsi="Courier New" w:eastAsia="Courier New"/>
+                <w:sz w:val="15"/>
+              </w:rPr>
+              <w:t xml:space="preserve">    $b = $Utf8.GetBytes($text + "`r`n")</w:t>
+            </w:r>
+          </w:p>
+          <w:p>
+            <w:pPr>
+              <w:spacing w:line="240" w:lineRule="auto"/>
+            </w:pPr>
+            <w:r>
+              <w:rPr>
+                <w:rFonts w:ascii="Courier New" w:hAnsi="Courier New" w:eastAsia="Courier New"/>
+                <w:sz w:val="15"/>
+              </w:rPr>
+              <w:t xml:space="preserve">    $StdOut.Write($b, 0, $b.Length)</w:t>
+            </w:r>
+          </w:p>
+          <w:p>
+            <w:pPr>
+              <w:spacing w:line="240" w:lineRule="auto"/>
+            </w:pPr>
+            <w:r>
+              <w:rPr>
+                <w:rFonts w:ascii="Courier New" w:hAnsi="Courier New" w:eastAsia="Courier New"/>
+                <w:sz w:val="15"/>
+              </w:rPr>
+              <w:t>}</w:t>
+            </w:r>
+          </w:p>
+          <w:p>
+            <w:pPr>
+              <w:spacing w:line="240" w:lineRule="auto"/>
+            </w:pPr>
+            <w:r>
+              <w:rPr>
+                <w:rFonts w:ascii="Courier New" w:hAnsi="Courier New" w:eastAsia="Courier New"/>
+                <w:sz w:val="15"/>
+              </w:rPr>
+              <w:t xml:space="preserve"> </w:t>
+            </w:r>
+          </w:p>
+          <w:p>
+            <w:pPr>
+              <w:spacing w:line="240" w:lineRule="auto"/>
+            </w:pPr>
+            <w:r>
+              <w:rPr>
+                <w:rFonts w:ascii="Courier New" w:hAnsi="Courier New" w:eastAsia="Courier New"/>
+                <w:sz w:val="15"/>
+              </w:rPr>
+              <w:t># аналог helper/fixenc.pl: строка в UTF-8 остаётся как есть; иначе корректные двухбайтовые</w:t>
+            </w:r>
+          </w:p>
+          <w:p>
+            <w:pPr>
+              <w:spacing w:line="240" w:lineRule="auto"/>
+            </w:pPr>
+            <w:r>
+              <w:rPr>
+                <w:rFonts w:ascii="Courier New" w:hAnsi="Courier New" w:eastAsia="Courier New"/>
+                <w:sz w:val="15"/>
+              </w:rPr>
+              <w:t># последовательности UTF-8 сохраняются, остальные байты - в кодировке $cp (CP1251 / CP866)</w:t>
+            </w:r>
+          </w:p>
+          <w:p>
+            <w:pPr>
+              <w:spacing w:line="240" w:lineRule="auto"/>
+            </w:pPr>
+            <w:r>
+              <w:rPr>
+                <w:rFonts w:ascii="Courier New" w:hAnsi="Courier New" w:eastAsia="Courier New"/>
+                <w:sz w:val="15"/>
+              </w:rPr>
+              <w:t>function Fix-Line([byte[]]$b, $cp) {</w:t>
+            </w:r>
+          </w:p>
+          <w:p>
+            <w:pPr>
+              <w:spacing w:line="240" w:lineRule="auto"/>
+            </w:pPr>
+            <w:r>
+              <w:rPr>
+                <w:rFonts w:ascii="Courier New" w:hAnsi="Courier New" w:eastAsia="Courier New"/>
+                <w:sz w:val="15"/>
+              </w:rPr>
+              <w:t xml:space="preserve">    try { return $Utf8Strict.GetString($b) } catch {}</w:t>
+            </w:r>
+          </w:p>
+          <w:p>
+            <w:pPr>
+              <w:spacing w:line="240" w:lineRule="auto"/>
+            </w:pPr>
+            <w:r>
+              <w:rPr>
+                <w:rFonts w:ascii="Courier New" w:hAnsi="Courier New" w:eastAsia="Courier New"/>
+                <w:sz w:val="15"/>
+              </w:rPr>
+              <w:t xml:space="preserve">    $sb = New-Object System.Text.StringBuilder</w:t>
+            </w:r>
+          </w:p>
+          <w:p>
+            <w:pPr>
+              <w:spacing w:line="240" w:lineRule="auto"/>
+            </w:pPr>
+            <w:r>
+              <w:rPr>
+                <w:rFonts w:ascii="Courier New" w:hAnsi="Courier New" w:eastAsia="Courier New"/>
+                <w:sz w:val="15"/>
+              </w:rPr>
+              <w:t xml:space="preserve">    $i = 0</w:t>
+            </w:r>
+          </w:p>
+          <w:p>
+            <w:pPr>
+              <w:spacing w:line="240" w:lineRule="auto"/>
+            </w:pPr>
+            <w:r>
+              <w:rPr>
+                <w:rFonts w:ascii="Courier New" w:hAnsi="Courier New" w:eastAsia="Courier New"/>
+                <w:sz w:val="15"/>
+              </w:rPr>
+              <w:t xml:space="preserve">    while ($i -lt $b.Length) {</w:t>
+            </w:r>
+          </w:p>
+          <w:p>
+            <w:pPr>
+              <w:spacing w:line="240" w:lineRule="auto"/>
+            </w:pPr>
+            <w:r>
+              <w:rPr>
+                <w:rFonts w:ascii="Courier New" w:hAnsi="Courier New" w:eastAsia="Courier New"/>
+                <w:sz w:val="15"/>
+              </w:rPr>
+              <w:t xml:space="preserve">        $x = $b[$i]</w:t>
+            </w:r>
+          </w:p>
+          <w:p>
+            <w:pPr>
+              <w:spacing w:line="240" w:lineRule="auto"/>
+            </w:pPr>
+            <w:r>
+              <w:rPr>
+                <w:rFonts w:ascii="Courier New" w:hAnsi="Courier New" w:eastAsia="Courier New"/>
+                <w:sz w:val="15"/>
+              </w:rPr>
+              <w:t xml:space="preserve">        if ($x -lt 0x80) { [void]$sb.Append([char]$x); $i++ }</w:t>
+            </w:r>
+          </w:p>
+          <w:p>
+            <w:pPr>
+              <w:spacing w:line="240" w:lineRule="auto"/>
+            </w:pPr>
+            <w:r>
+              <w:rPr>
+                <w:rFonts w:ascii="Courier New" w:hAnsi="Courier New" w:eastAsia="Courier New"/>
+                <w:sz w:val="15"/>
+              </w:rPr>
+              <w:t xml:space="preserve">        elseif ($x -ge 0xC2 -and $x -le 0xDF -and $i + 1 -lt $b.Length -and</w:t>
+            </w:r>
+          </w:p>
+          <w:p>
+            <w:pPr>
+              <w:spacing w:line="240" w:lineRule="auto"/>
+            </w:pPr>
+            <w:r>
+              <w:rPr>
+                <w:rFonts w:ascii="Courier New" w:hAnsi="Courier New" w:eastAsia="Courier New"/>
+                <w:sz w:val="15"/>
+              </w:rPr>
+              <w:t xml:space="preserve">                $b[$i + 1] -ge 0x80 -and $b[$i + 1] -le 0xBF) {</w:t>
+            </w:r>
+          </w:p>
+          <w:p>
+            <w:pPr>
+              <w:spacing w:line="240" w:lineRule="auto"/>
+            </w:pPr>
+            <w:r>
+              <w:rPr>
+                <w:rFonts w:ascii="Courier New" w:hAnsi="Courier New" w:eastAsia="Courier New"/>
+                <w:sz w:val="15"/>
+              </w:rPr>
+              <w:t xml:space="preserve">            [void]$sb.Append($Utf8.GetString($b, $i, 2)); $i += 2</w:t>
+            </w:r>
+          </w:p>
+          <w:p>
+            <w:pPr>
+              <w:spacing w:line="240" w:lineRule="auto"/>
+            </w:pPr>
+            <w:r>
+              <w:rPr>
+                <w:rFonts w:ascii="Courier New" w:hAnsi="Courier New" w:eastAsia="Courier New"/>
+                <w:sz w:val="15"/>
+              </w:rPr>
+              <w:t xml:space="preserve">        }</w:t>
+            </w:r>
+          </w:p>
+          <w:p>
+            <w:pPr>
+              <w:spacing w:line="240" w:lineRule="auto"/>
+            </w:pPr>
+            <w:r>
+              <w:rPr>
+                <w:rFonts w:ascii="Courier New" w:hAnsi="Courier New" w:eastAsia="Courier New"/>
+                <w:sz w:val="15"/>
+              </w:rPr>
+              <w:t xml:space="preserve">        else { [void]$sb.Append($cp.GetString($b, $i, 1)); $i++ }</w:t>
+            </w:r>
+          </w:p>
+          <w:p>
+            <w:pPr>
+              <w:spacing w:line="240" w:lineRule="auto"/>
+            </w:pPr>
+            <w:r>
+              <w:rPr>
+                <w:rFonts w:ascii="Courier New" w:hAnsi="Courier New" w:eastAsia="Courier New"/>
+                <w:sz w:val="15"/>
+              </w:rPr>
+              <w:t xml:space="preserve">    }</w:t>
+            </w:r>
+          </w:p>
+          <w:p>
+            <w:pPr>
+              <w:spacing w:line="240" w:lineRule="auto"/>
+            </w:pPr>
+            <w:r>
+              <w:rPr>
+                <w:rFonts w:ascii="Courier New" w:hAnsi="Courier New" w:eastAsia="Courier New"/>
+                <w:sz w:val="15"/>
+              </w:rPr>
+              <w:t xml:space="preserve">    $sb.ToString()</w:t>
+            </w:r>
+          </w:p>
+          <w:p>
+            <w:pPr>
+              <w:spacing w:line="240" w:lineRule="auto"/>
+            </w:pPr>
+            <w:r>
+              <w:rPr>
+                <w:rFonts w:ascii="Courier New" w:hAnsi="Courier New" w:eastAsia="Courier New"/>
+                <w:sz w:val="15"/>
+              </w:rPr>
+              <w:t>}</w:t>
+            </w:r>
+          </w:p>
+          <w:p>
+            <w:pPr>
+              <w:spacing w:line="240" w:lineRule="auto"/>
+            </w:pPr>
+            <w:r>
+              <w:rPr>
+                <w:rFonts w:ascii="Courier New" w:hAnsi="Courier New" w:eastAsia="Courier New"/>
+                <w:sz w:val="15"/>
+              </w:rPr>
+              <w:t xml:space="preserve"> </w:t>
+            </w:r>
+          </w:p>
+          <w:p>
+            <w:pPr>
+              <w:spacing w:line="240" w:lineRule="auto"/>
+            </w:pPr>
+            <w:r>
+              <w:rPr>
+                <w:rFonts w:ascii="Courier New" w:hAnsi="Courier New" w:eastAsia="Courier New"/>
+                <w:sz w:val="15"/>
+              </w:rPr>
+              <w:t># выполнить командную строку через cmd.exe (stderr вместе с stdout), передать $InputText</w:t>
+            </w:r>
+          </w:p>
+          <w:p>
+            <w:pPr>
+              <w:spacing w:line="240" w:lineRule="auto"/>
+            </w:pPr>
+            <w:r>
+              <w:rPr>
+                <w:rFonts w:ascii="Courier New" w:hAnsi="Courier New" w:eastAsia="Courier New"/>
+                <w:sz w:val="15"/>
+              </w:rPr>
+              <w:t># на стандартный ввод; вывод - построчно: с исправлением кодировки ($Cp) или как есть</w:t>
+            </w:r>
+          </w:p>
+          <w:p>
+            <w:pPr>
+              <w:spacing w:line="240" w:lineRule="auto"/>
+            </w:pPr>
+            <w:r>
+              <w:rPr>
+                <w:rFonts w:ascii="Courier New" w:hAnsi="Courier New" w:eastAsia="Courier New"/>
+                <w:sz w:val="15"/>
+              </w:rPr>
+              <w:t>function Invoke-Raw {</w:t>
+            </w:r>
+          </w:p>
+          <w:p>
+            <w:pPr>
+              <w:spacing w:line="240" w:lineRule="auto"/>
+            </w:pPr>
+            <w:r>
+              <w:rPr>
+                <w:rFonts w:ascii="Courier New" w:hAnsi="Courier New" w:eastAsia="Courier New"/>
+                <w:sz w:val="15"/>
+              </w:rPr>
+              <w:t xml:space="preserve">    param([string]$CmdLine, [string]$InputText, [string]$Cp, [string]$Tee, [switch]$Quiet)</w:t>
+            </w:r>
+          </w:p>
+          <w:p>
+            <w:pPr>
+              <w:spacing w:line="240" w:lineRule="auto"/>
+            </w:pPr>
+            <w:r>
+              <w:rPr>
+                <w:rFonts w:ascii="Courier New" w:hAnsi="Courier New" w:eastAsia="Courier New"/>
+                <w:sz w:val="15"/>
+              </w:rPr>
+              <w:t xml:space="preserve">    $psi = New-Object System.Diagnostics.ProcessStartInfo</w:t>
+            </w:r>
+          </w:p>
+          <w:p>
+            <w:pPr>
+              <w:spacing w:line="240" w:lineRule="auto"/>
+            </w:pPr>
+            <w:r>
+              <w:rPr>
+                <w:rFonts w:ascii="Courier New" w:hAnsi="Courier New" w:eastAsia="Courier New"/>
+                <w:sz w:val="15"/>
+              </w:rPr>
+              <w:t xml:space="preserve">    $psi.FileName = $env:ComSpec</w:t>
+            </w:r>
+          </w:p>
+          <w:p>
+            <w:pPr>
+              <w:spacing w:line="240" w:lineRule="auto"/>
+            </w:pPr>
+            <w:r>
+              <w:rPr>
+                <w:rFonts w:ascii="Courier New" w:hAnsi="Courier New" w:eastAsia="Courier New"/>
+                <w:sz w:val="15"/>
+              </w:rPr>
+              <w:t xml:space="preserve">    $psi.Arguments = '/d /s /c "' + $CmdLine + ' 2&gt;&amp;1"'</w:t>
+            </w:r>
+          </w:p>
+          <w:p>
+            <w:pPr>
+              <w:spacing w:line="240" w:lineRule="auto"/>
+            </w:pPr>
+            <w:r>
+              <w:rPr>
+                <w:rFonts w:ascii="Courier New" w:hAnsi="Courier New" w:eastAsia="Courier New"/>
+                <w:sz w:val="15"/>
+              </w:rPr>
+              <w:t xml:space="preserve">    $psi.UseShellExecute = $false</w:t>
+            </w:r>
+          </w:p>
+          <w:p>
+            <w:pPr>
+              <w:spacing w:line="240" w:lineRule="auto"/>
+            </w:pPr>
+            <w:r>
+              <w:rPr>
+                <w:rFonts w:ascii="Courier New" w:hAnsi="Courier New" w:eastAsia="Courier New"/>
+                <w:sz w:val="15"/>
+              </w:rPr>
+              <w:t xml:space="preserve">    $psi.RedirectStandardOutput = $true</w:t>
+            </w:r>
+          </w:p>
+          <w:p>
+            <w:pPr>
+              <w:spacing w:line="240" w:lineRule="auto"/>
+            </w:pPr>
+            <w:r>
+              <w:rPr>
+                <w:rFonts w:ascii="Courier New" w:hAnsi="Courier New" w:eastAsia="Courier New"/>
+                <w:sz w:val="15"/>
+              </w:rPr>
+              <w:t xml:space="preserve">    $psi.RedirectStandardInput = [bool]$InputText</w:t>
+            </w:r>
+          </w:p>
+          <w:p>
+            <w:pPr>
+              <w:spacing w:line="240" w:lineRule="auto"/>
+            </w:pPr>
+            <w:r>
+              <w:rPr>
+                <w:rFonts w:ascii="Courier New" w:hAnsi="Courier New" w:eastAsia="Courier New"/>
+                <w:sz w:val="15"/>
+              </w:rPr>
+              <w:t xml:space="preserve">    $p = [System.Diagnostics.Process]::Start($psi)</w:t>
+            </w:r>
+          </w:p>
+          <w:p>
+            <w:pPr>
+              <w:spacing w:line="240" w:lineRule="auto"/>
+            </w:pPr>
+            <w:r>
+              <w:rPr>
+                <w:rFonts w:ascii="Courier New" w:hAnsi="Courier New" w:eastAsia="Courier New"/>
+                <w:sz w:val="15"/>
+              </w:rPr>
+              <w:t xml:space="preserve">    if ($InputText) {</w:t>
+            </w:r>
+          </w:p>
+          <w:p>
+            <w:pPr>
+              <w:spacing w:line="240" w:lineRule="auto"/>
+            </w:pPr>
+            <w:r>
+              <w:rPr>
+                <w:rFonts w:ascii="Courier New" w:hAnsi="Courier New" w:eastAsia="Courier New"/>
+                <w:sz w:val="15"/>
+              </w:rPr>
+              <w:t xml:space="preserve">        $in = $Utf8.GetBytes($InputText)</w:t>
+            </w:r>
+          </w:p>
+          <w:p>
+            <w:pPr>
+              <w:spacing w:line="240" w:lineRule="auto"/>
+            </w:pPr>
+            <w:r>
+              <w:rPr>
+                <w:rFonts w:ascii="Courier New" w:hAnsi="Courier New" w:eastAsia="Courier New"/>
+                <w:sz w:val="15"/>
+              </w:rPr>
+              <w:t xml:space="preserve">        $p.StandardInput.BaseStream.Write($in, 0, $in.Length)</w:t>
+            </w:r>
+          </w:p>
+          <w:p>
+            <w:pPr>
+              <w:spacing w:line="240" w:lineRule="auto"/>
+            </w:pPr>
+            <w:r>
+              <w:rPr>
+                <w:rFonts w:ascii="Courier New" w:hAnsi="Courier New" w:eastAsia="Courier New"/>
+                <w:sz w:val="15"/>
+              </w:rPr>
+              <w:t xml:space="preserve">        $p.StandardInput.Close()</w:t>
+            </w:r>
+          </w:p>
+          <w:p>
+            <w:pPr>
+              <w:spacing w:line="240" w:lineRule="auto"/>
+            </w:pPr>
+            <w:r>
+              <w:rPr>
+                <w:rFonts w:ascii="Courier New" w:hAnsi="Courier New" w:eastAsia="Courier New"/>
+                <w:sz w:val="15"/>
+              </w:rPr>
+              <w:t xml:space="preserve">    }</w:t>
+            </w:r>
+          </w:p>
+          <w:p>
+            <w:pPr>
+              <w:spacing w:line="240" w:lineRule="auto"/>
+            </w:pPr>
+            <w:r>
+              <w:rPr>
+                <w:rFonts w:ascii="Courier New" w:hAnsi="Courier New" w:eastAsia="Courier New"/>
+                <w:sz w:val="15"/>
+              </w:rPr>
+              <w:t xml:space="preserve">    $enc = if ($Cp) { [Text.Encoding]::GetEncoding([int]($Cp -replace '\D')) } else { $null }</w:t>
+            </w:r>
+          </w:p>
+          <w:p>
+            <w:pPr>
+              <w:spacing w:line="240" w:lineRule="auto"/>
+            </w:pPr>
+            <w:r>
+              <w:rPr>
+                <w:rFonts w:ascii="Courier New" w:hAnsi="Courier New" w:eastAsia="Courier New"/>
+                <w:sz w:val="15"/>
+              </w:rPr>
+              <w:t xml:space="preserve">    $teeFile = if ($Tee) { [IO.File]::Create((Join-Path $Root $Tee)) } else { $null }</w:t>
+            </w:r>
+          </w:p>
+          <w:p>
+            <w:pPr>
+              <w:spacing w:line="240" w:lineRule="auto"/>
+            </w:pPr>
+            <w:r>
+              <w:rPr>
+                <w:rFonts w:ascii="Courier New" w:hAnsi="Courier New" w:eastAsia="Courier New"/>
+                <w:sz w:val="15"/>
+              </w:rPr>
+              <w:t xml:space="preserve">    $emit = {</w:t>
+            </w:r>
+          </w:p>
+          <w:p>
+            <w:pPr>
+              <w:spacing w:line="240" w:lineRule="auto"/>
+            </w:pPr>
+            <w:r>
+              <w:rPr>
+                <w:rFonts w:ascii="Courier New" w:hAnsi="Courier New" w:eastAsia="Courier New"/>
+                <w:sz w:val="15"/>
+              </w:rPr>
+              <w:t xml:space="preserve">        param([byte[]]$bytes)</w:t>
+            </w:r>
+          </w:p>
+          <w:p>
+            <w:pPr>
+              <w:spacing w:line="240" w:lineRule="auto"/>
+            </w:pPr>
+            <w:r>
+              <w:rPr>
+                <w:rFonts w:ascii="Courier New" w:hAnsi="Courier New" w:eastAsia="Courier New"/>
+                <w:sz w:val="15"/>
+              </w:rPr>
+              <w:t xml:space="preserve">        if ($enc) { $bytes = $Utf8.GetBytes((Fix-Line $bytes $enc)) }</w:t>
+            </w:r>
+          </w:p>
+          <w:p>
+            <w:pPr>
+              <w:spacing w:line="240" w:lineRule="auto"/>
+            </w:pPr>
+            <w:r>
+              <w:rPr>
+                <w:rFonts w:ascii="Courier New" w:hAnsi="Courier New" w:eastAsia="Courier New"/>
+                <w:sz w:val="15"/>
+              </w:rPr>
+              <w:t xml:space="preserve">        if (-not $Quiet) { $StdOut.Write($bytes, 0, $bytes.Length); $StdOut.Flush() }</w:t>
+            </w:r>
+          </w:p>
+          <w:p>
+            <w:pPr>
+              <w:spacing w:line="240" w:lineRule="auto"/>
+            </w:pPr>
+            <w:r>
+              <w:rPr>
+                <w:rFonts w:ascii="Courier New" w:hAnsi="Courier New" w:eastAsia="Courier New"/>
+                <w:sz w:val="15"/>
+              </w:rPr>
+              <w:t xml:space="preserve">        if ($teeFile) { $teeFile.Write($bytes, 0, $bytes.Length) }</w:t>
+            </w:r>
+          </w:p>
+          <w:p>
+            <w:pPr>
+              <w:spacing w:line="240" w:lineRule="auto"/>
+            </w:pPr>
+            <w:r>
+              <w:rPr>
+                <w:rFonts w:ascii="Courier New" w:hAnsi="Courier New" w:eastAsia="Courier New"/>
+                <w:sz w:val="15"/>
+              </w:rPr>
+              <w:t xml:space="preserve">    }</w:t>
+            </w:r>
+          </w:p>
+          <w:p>
+            <w:pPr>
+              <w:spacing w:line="240" w:lineRule="auto"/>
+            </w:pPr>
+            <w:r>
+              <w:rPr>
+                <w:rFonts w:ascii="Courier New" w:hAnsi="Courier New" w:eastAsia="Courier New"/>
+                <w:sz w:val="15"/>
+              </w:rPr>
+              <w:t xml:space="preserve">    $src = $p.StandardOutput.BaseStream</w:t>
+            </w:r>
+          </w:p>
+          <w:p>
+            <w:pPr>
+              <w:spacing w:line="240" w:lineRule="auto"/>
+            </w:pPr>
+            <w:r>
+              <w:rPr>
+                <w:rFonts w:ascii="Courier New" w:hAnsi="Courier New" w:eastAsia="Courier New"/>
+                <w:sz w:val="15"/>
+              </w:rPr>
+              <w:t xml:space="preserve">    $buf = New-Object byte[] 65536</w:t>
+            </w:r>
+          </w:p>
+          <w:p>
+            <w:pPr>
+              <w:spacing w:line="240" w:lineRule="auto"/>
+            </w:pPr>
+            <w:r>
+              <w:rPr>
+                <w:rFonts w:ascii="Courier New" w:hAnsi="Courier New" w:eastAsia="Courier New"/>
+                <w:sz w:val="15"/>
+              </w:rPr>
+              <w:t xml:space="preserve">    $line = New-Object System.IO.MemoryStream</w:t>
+            </w:r>
+          </w:p>
+          <w:p>
+            <w:pPr>
+              <w:spacing w:line="240" w:lineRule="auto"/>
+            </w:pPr>
+            <w:r>
+              <w:rPr>
+                <w:rFonts w:ascii="Courier New" w:hAnsi="Courier New" w:eastAsia="Courier New"/>
+                <w:sz w:val="15"/>
+              </w:rPr>
+              <w:t xml:space="preserve">    while (($n = $src.Read($buf, 0, $buf.Length)) -gt 0) {</w:t>
+            </w:r>
+          </w:p>
+          <w:p>
+            <w:pPr>
+              <w:spacing w:line="240" w:lineRule="auto"/>
+            </w:pPr>
+            <w:r>
+              <w:rPr>
+                <w:rFonts w:ascii="Courier New" w:hAnsi="Courier New" w:eastAsia="Courier New"/>
+                <w:sz w:val="15"/>
+              </w:rPr>
+              <w:t xml:space="preserve">        $start = 0</w:t>
+            </w:r>
+          </w:p>
+          <w:p>
+            <w:pPr>
+              <w:spacing w:line="240" w:lineRule="auto"/>
+            </w:pPr>
+            <w:r>
+              <w:rPr>
+                <w:rFonts w:ascii="Courier New" w:hAnsi="Courier New" w:eastAsia="Courier New"/>
+                <w:sz w:val="15"/>
+              </w:rPr>
+              <w:t xml:space="preserve">        while ($start -lt $n) {</w:t>
+            </w:r>
+          </w:p>
+          <w:p>
+            <w:pPr>
+              <w:spacing w:line="240" w:lineRule="auto"/>
+            </w:pPr>
+            <w:r>
+              <w:rPr>
+                <w:rFonts w:ascii="Courier New" w:hAnsi="Courier New" w:eastAsia="Courier New"/>
+                <w:sz w:val="15"/>
+              </w:rPr>
+              <w:t xml:space="preserve">            $nl = [Array]::IndexOf($buf, [byte]10, $start, $n - $start)</w:t>
+            </w:r>
+          </w:p>
+          <w:p>
+            <w:pPr>
+              <w:spacing w:line="240" w:lineRule="auto"/>
+            </w:pPr>
+            <w:r>
+              <w:rPr>
+                <w:rFonts w:ascii="Courier New" w:hAnsi="Courier New" w:eastAsia="Courier New"/>
+                <w:sz w:val="15"/>
+              </w:rPr>
+              <w:t xml:space="preserve">            if ($nl -lt 0) { $line.Write($buf, $start, $n - $start); break }</w:t>
+            </w:r>
+          </w:p>
+          <w:p>
+            <w:pPr>
+              <w:spacing w:line="240" w:lineRule="auto"/>
+            </w:pPr>
+            <w:r>
+              <w:rPr>
+                <w:rFonts w:ascii="Courier New" w:hAnsi="Courier New" w:eastAsia="Courier New"/>
+                <w:sz w:val="15"/>
+              </w:rPr>
+              <w:t xml:space="preserve">            $line.Write($buf, $start, $nl - $start + 1)</w:t>
+            </w:r>
+          </w:p>
+          <w:p>
+            <w:pPr>
+              <w:spacing w:line="240" w:lineRule="auto"/>
+            </w:pPr>
+            <w:r>
+              <w:rPr>
+                <w:rFonts w:ascii="Courier New" w:hAnsi="Courier New" w:eastAsia="Courier New"/>
+                <w:sz w:val="15"/>
+              </w:rPr>
+              <w:t xml:space="preserve">            &amp; $emit $line.ToArray()</w:t>
+            </w:r>
+          </w:p>
+          <w:p>
+            <w:pPr>
+              <w:spacing w:line="240" w:lineRule="auto"/>
+            </w:pPr>
+            <w:r>
+              <w:rPr>
+                <w:rFonts w:ascii="Courier New" w:hAnsi="Courier New" w:eastAsia="Courier New"/>
+                <w:sz w:val="15"/>
+              </w:rPr>
+              <w:t xml:space="preserve">            $line.SetLength(0)</w:t>
+            </w:r>
+          </w:p>
+          <w:p>
+            <w:pPr>
+              <w:spacing w:line="240" w:lineRule="auto"/>
+            </w:pPr>
+            <w:r>
+              <w:rPr>
+                <w:rFonts w:ascii="Courier New" w:hAnsi="Courier New" w:eastAsia="Courier New"/>
+                <w:sz w:val="15"/>
+              </w:rPr>
+              <w:t xml:space="preserve">            $start = $nl + 1</w:t>
+            </w:r>
+          </w:p>
+          <w:p>
+            <w:pPr>
+              <w:spacing w:line="240" w:lineRule="auto"/>
+            </w:pPr>
+            <w:r>
+              <w:rPr>
+                <w:rFonts w:ascii="Courier New" w:hAnsi="Courier New" w:eastAsia="Courier New"/>
+                <w:sz w:val="15"/>
+              </w:rPr>
+              <w:t xml:space="preserve">        }</w:t>
+            </w:r>
+          </w:p>
+          <w:p>
+            <w:pPr>
+              <w:spacing w:line="240" w:lineRule="auto"/>
+            </w:pPr>
+            <w:r>
+              <w:rPr>
+                <w:rFonts w:ascii="Courier New" w:hAnsi="Courier New" w:eastAsia="Courier New"/>
+                <w:sz w:val="15"/>
+              </w:rPr>
+              <w:t xml:space="preserve">    }</w:t>
+            </w:r>
+          </w:p>
+          <w:p>
+            <w:pPr>
+              <w:spacing w:line="240" w:lineRule="auto"/>
+            </w:pPr>
+            <w:r>
+              <w:rPr>
+                <w:rFonts w:ascii="Courier New" w:hAnsi="Courier New" w:eastAsia="Courier New"/>
+                <w:sz w:val="15"/>
+              </w:rPr>
+              <w:t xml:space="preserve">    if ($line.Length) { &amp; $emit $line.ToArray() }</w:t>
+            </w:r>
+          </w:p>
+          <w:p>
+            <w:pPr>
+              <w:spacing w:line="240" w:lineRule="auto"/>
+            </w:pPr>
+            <w:r>
+              <w:rPr>
+                <w:rFonts w:ascii="Courier New" w:hAnsi="Courier New" w:eastAsia="Courier New"/>
+                <w:sz w:val="15"/>
+              </w:rPr>
+              <w:t xml:space="preserve">    $p.WaitForExit()</w:t>
+            </w:r>
+          </w:p>
+          <w:p>
+            <w:pPr>
+              <w:spacing w:line="240" w:lineRule="auto"/>
+            </w:pPr>
+            <w:r>
+              <w:rPr>
+                <w:rFonts w:ascii="Courier New" w:hAnsi="Courier New" w:eastAsia="Courier New"/>
+                <w:sz w:val="15"/>
+              </w:rPr>
+              <w:t xml:space="preserve">    if ($teeFile) { $teeFile.Close() }</w:t>
+            </w:r>
+          </w:p>
+          <w:p>
+            <w:pPr>
+              <w:spacing w:line="240" w:lineRule="auto"/>
+            </w:pPr>
+            <w:r>
+              <w:rPr>
+                <w:rFonts w:ascii="Courier New" w:hAnsi="Courier New" w:eastAsia="Courier New"/>
+                <w:sz w:val="15"/>
+              </w:rPr>
+              <w:t>}</w:t>
+            </w:r>
+          </w:p>
+          <w:p>
+            <w:pPr>
+              <w:spacing w:line="240" w:lineRule="auto"/>
+            </w:pPr>
+            <w:r>
+              <w:rPr>
+                <w:rFonts w:ascii="Courier New" w:hAnsi="Courier New" w:eastAsia="Courier New"/>
+                <w:sz w:val="15"/>
+              </w:rPr>
+              <w:t xml:space="preserve"> </w:t>
+            </w:r>
+          </w:p>
+          <w:p>
+            <w:pPr>
+              <w:spacing w:line="240" w:lineRule="auto"/>
+            </w:pPr>
+            <w:r>
+              <w:rPr>
+                <w:rFonts w:ascii="Courier New" w:hAnsi="Courier New" w:eastAsia="Courier New"/>
+                <w:sz w:val="15"/>
+              </w:rPr>
+              <w:t># аргумент для командной строки cmd: всегда в кавычках (пустой аргумент сохраняется)</w:t>
+            </w:r>
+          </w:p>
+          <w:p>
+            <w:pPr>
+              <w:spacing w:line="240" w:lineRule="auto"/>
+            </w:pPr>
+            <w:r>
+              <w:rPr>
+                <w:rFonts w:ascii="Courier New" w:hAnsi="Courier New" w:eastAsia="Courier New"/>
+                <w:sz w:val="15"/>
+              </w:rPr>
+              <w:t>function Q([string]$a) { '"' + $a + '"' }</w:t>
+            </w:r>
+          </w:p>
+          <w:p>
+            <w:pPr>
+              <w:spacing w:line="240" w:lineRule="auto"/>
+            </w:pPr>
+            <w:r>
+              <w:rPr>
+                <w:rFonts w:ascii="Courier New" w:hAnsi="Courier New" w:eastAsia="Courier New"/>
+                <w:sz w:val="15"/>
+              </w:rPr>
+              <w:t xml:space="preserve"> </w:t>
+            </w:r>
+          </w:p>
+          <w:p>
+            <w:pPr>
+              <w:spacing w:line="240" w:lineRule="auto"/>
+            </w:pPr>
+            <w:r>
+              <w:rPr>
+                <w:rFonts w:ascii="Courier New" w:hAnsi="Courier New" w:eastAsia="Courier New"/>
+                <w:sz w:val="15"/>
+              </w:rPr>
+              <w:t># psql-сценарий с параметрами arg1..arg3 (как s.bat): параметры передаются через stdin</w:t>
+            </w:r>
+          </w:p>
+          <w:p>
+            <w:pPr>
+              <w:spacing w:line="240" w:lineRule="auto"/>
+            </w:pPr>
+            <w:r>
+              <w:rPr>
+                <w:rFonts w:ascii="Courier New" w:hAnsi="Courier New" w:eastAsia="Courier New"/>
+                <w:sz w:val="15"/>
+              </w:rPr>
+              <w:t># командами \set, т.к. psql под Windows получает argv в CP1251 и кириллица в -v ломается.</w:t>
+            </w:r>
+          </w:p>
+          <w:p>
+            <w:pPr>
+              <w:spacing w:line="240" w:lineRule="auto"/>
+            </w:pPr>
+            <w:r>
+              <w:rPr>
+                <w:rFonts w:ascii="Courier New" w:hAnsi="Courier New" w:eastAsia="Courier New"/>
+                <w:sz w:val="15"/>
+              </w:rPr>
+              <w:t># Служебные сообщения psql приходят в CP1251 и приводятся к UTF-8 (Fix-Line).</w:t>
+            </w:r>
+          </w:p>
+          <w:p>
+            <w:pPr>
+              <w:spacing w:line="240" w:lineRule="auto"/>
+            </w:pPr>
+            <w:r>
+              <w:rPr>
+                <w:rFonts w:ascii="Courier New" w:hAnsi="Courier New" w:eastAsia="Courier New"/>
+                <w:sz w:val="15"/>
+              </w:rPr>
+              <w:t>function Run([string]$file, [string]$a1, [string]$a2, [string]$a3, [switch]$Quiet) {</w:t>
+            </w:r>
+          </w:p>
+          <w:p>
+            <w:pPr>
+              <w:spacing w:line="240" w:lineRule="auto"/>
+            </w:pPr>
+            <w:r>
+              <w:rPr>
+                <w:rFonts w:ascii="Courier New" w:hAnsi="Courier New" w:eastAsia="Courier New"/>
+                <w:sz w:val="15"/>
+              </w:rPr>
+              <w:t xml:space="preserve">    if (-not (Test-Path -LiteralPath $file -PathType Leaf)) {</w:t>
+            </w:r>
+          </w:p>
+          <w:p>
+            <w:pPr>
+              <w:spacing w:line="240" w:lineRule="auto"/>
+            </w:pPr>
+            <w:r>
+              <w:rPr>
+                <w:rFonts w:ascii="Courier New" w:hAnsi="Courier New" w:eastAsia="Courier New"/>
+                <w:sz w:val="15"/>
+              </w:rPr>
+              <w:t xml:space="preserve">        Say "ОШИБКА: Файл $file не найден"</w:t>
+            </w:r>
+          </w:p>
+          <w:p>
+            <w:pPr>
+              <w:spacing w:line="240" w:lineRule="auto"/>
+            </w:pPr>
+            <w:r>
+              <w:rPr>
+                <w:rFonts w:ascii="Courier New" w:hAnsi="Courier New" w:eastAsia="Courier New"/>
+                <w:sz w:val="15"/>
+              </w:rPr>
+              <w:t xml:space="preserve">        exit 1</w:t>
+            </w:r>
+          </w:p>
+          <w:p>
+            <w:pPr>
+              <w:spacing w:line="240" w:lineRule="auto"/>
+            </w:pPr>
+            <w:r>
+              <w:rPr>
+                <w:rFonts w:ascii="Courier New" w:hAnsi="Courier New" w:eastAsia="Courier New"/>
+                <w:sz w:val="15"/>
+              </w:rPr>
+              <w:t xml:space="preserve">    }</w:t>
+            </w:r>
+          </w:p>
+          <w:p>
+            <w:pPr>
+              <w:spacing w:line="240" w:lineRule="auto"/>
+            </w:pPr>
+            <w:r>
+              <w:rPr>
+                <w:rFonts w:ascii="Courier New" w:hAnsi="Courier New" w:eastAsia="Courier New"/>
+                <w:sz w:val="15"/>
+              </w:rPr>
+              <w:t xml:space="preserve">    $text = ''</w:t>
+            </w:r>
+          </w:p>
+          <w:p>
+            <w:pPr>
+              <w:spacing w:line="240" w:lineRule="auto"/>
+            </w:pPr>
+            <w:r>
+              <w:rPr>
+                <w:rFonts w:ascii="Courier New" w:hAnsi="Courier New" w:eastAsia="Courier New"/>
+                <w:sz w:val="15"/>
+              </w:rPr>
+              <w:t xml:space="preserve">    $i = 1</w:t>
+            </w:r>
+          </w:p>
+          <w:p>
+            <w:pPr>
+              <w:spacing w:line="240" w:lineRule="auto"/>
+            </w:pPr>
+            <w:r>
+              <w:rPr>
+                <w:rFonts w:ascii="Courier New" w:hAnsi="Courier New" w:eastAsia="Courier New"/>
+                <w:sz w:val="15"/>
+              </w:rPr>
+              <w:t xml:space="preserve">    foreach ($a in @($a1, $a2, $a3)) {</w:t>
+            </w:r>
+          </w:p>
+          <w:p>
+            <w:pPr>
+              <w:spacing w:line="240" w:lineRule="auto"/>
+            </w:pPr>
+            <w:r>
+              <w:rPr>
+                <w:rFonts w:ascii="Courier New" w:hAnsi="Courier New" w:eastAsia="Courier New"/>
+                <w:sz w:val="15"/>
+              </w:rPr>
+              <w:t xml:space="preserve">        $text += "\set arg$i '" + ($a -replace "'", "''") + "'`n"</w:t>
+            </w:r>
+          </w:p>
+          <w:p>
+            <w:pPr>
+              <w:spacing w:line="240" w:lineRule="auto"/>
+            </w:pPr>
+            <w:r>
+              <w:rPr>
+                <w:rFonts w:ascii="Courier New" w:hAnsi="Courier New" w:eastAsia="Courier New"/>
+                <w:sz w:val="15"/>
+              </w:rPr>
+              <w:t xml:space="preserve">        $i++</w:t>
+            </w:r>
+          </w:p>
+          <w:p>
+            <w:pPr>
+              <w:spacing w:line="240" w:lineRule="auto"/>
+            </w:pPr>
+            <w:r>
+              <w:rPr>
+                <w:rFonts w:ascii="Courier New" w:hAnsi="Courier New" w:eastAsia="Courier New"/>
+                <w:sz w:val="15"/>
+              </w:rPr>
+              <w:t xml:space="preserve">    }</w:t>
+            </w:r>
+          </w:p>
+          <w:p>
+            <w:pPr>
+              <w:spacing w:line="240" w:lineRule="auto"/>
+            </w:pPr>
+            <w:r>
+              <w:rPr>
+                <w:rFonts w:ascii="Courier New" w:hAnsi="Courier New" w:eastAsia="Courier New"/>
+                <w:sz w:val="15"/>
+              </w:rPr>
+              <w:t xml:space="preserve">    $text += "\i '" + ($file -replace '\\', '/') + "'`n"</w:t>
+            </w:r>
+          </w:p>
+          <w:p>
+            <w:pPr>
+              <w:spacing w:line="240" w:lineRule="auto"/>
+            </w:pPr>
+            <w:r>
+              <w:rPr>
+                <w:rFonts w:ascii="Courier New" w:hAnsi="Courier New" w:eastAsia="Courier New"/>
+                <w:sz w:val="15"/>
+              </w:rPr>
+              <w:t xml:space="preserve">    Invoke-Raw 'psql.exe -q -X -P pager=off -P "null=&lt;null&gt;" -f -' $text 'cp1251' -Quiet:$Quiet</w:t>
+            </w:r>
+          </w:p>
+          <w:p>
+            <w:pPr>
+              <w:spacing w:line="240" w:lineRule="auto"/>
+            </w:pPr>
+            <w:r>
+              <w:rPr>
+                <w:rFonts w:ascii="Courier New" w:hAnsi="Courier New" w:eastAsia="Courier New"/>
+                <w:sz w:val="15"/>
+              </w:rPr>
+              <w:t>}</w:t>
+            </w:r>
+          </w:p>
+          <w:p>
+            <w:pPr>
+              <w:spacing w:line="240" w:lineRule="auto"/>
+            </w:pPr>
+            <w:r>
+              <w:rPr>
+                <w:rFonts w:ascii="Courier New" w:hAnsi="Courier New" w:eastAsia="Courier New"/>
+                <w:sz w:val="15"/>
+              </w:rPr>
+              <w:t xml:space="preserve"> </w:t>
+            </w:r>
+          </w:p>
+          <w:p>
+            <w:pPr>
+              <w:spacing w:line="240" w:lineRule="auto"/>
+            </w:pPr>
+            <w:r>
+              <w:rPr>
+                <w:rFonts w:ascii="Courier New" w:hAnsi="Courier New" w:eastAsia="Courier New"/>
+                <w:sz w:val="15"/>
+              </w:rPr>
+              <w:t># psql-сценарий в системной базе postgres (как s1.bat)</w:t>
+            </w:r>
+          </w:p>
+          <w:p>
+            <w:pPr>
+              <w:spacing w:line="240" w:lineRule="auto"/>
+            </w:pPr>
+            <w:r>
+              <w:rPr>
+                <w:rFonts w:ascii="Courier New" w:hAnsi="Courier New" w:eastAsia="Courier New"/>
+                <w:sz w:val="15"/>
+              </w:rPr>
+              <w:t>function Run-Pg([string]$file) {</w:t>
+            </w:r>
+          </w:p>
+          <w:p>
+            <w:pPr>
+              <w:spacing w:line="240" w:lineRule="auto"/>
+            </w:pPr>
+            <w:r>
+              <w:rPr>
+                <w:rFonts w:ascii="Courier New" w:hAnsi="Courier New" w:eastAsia="Courier New"/>
+                <w:sz w:val="15"/>
+              </w:rPr>
+              <w:t xml:space="preserve">    $db = $env:PGDATABASE</w:t>
+            </w:r>
+          </w:p>
+          <w:p>
+            <w:pPr>
+              <w:spacing w:line="240" w:lineRule="auto"/>
+            </w:pPr>
+            <w:r>
+              <w:rPr>
+                <w:rFonts w:ascii="Courier New" w:hAnsi="Courier New" w:eastAsia="Courier New"/>
+                <w:sz w:val="15"/>
+              </w:rPr>
+              <w:t xml:space="preserve">    $env:PGDATABASE = 'postgres'</w:t>
+            </w:r>
+          </w:p>
+          <w:p>
+            <w:pPr>
+              <w:spacing w:line="240" w:lineRule="auto"/>
+            </w:pPr>
+            <w:r>
+              <w:rPr>
+                <w:rFonts w:ascii="Courier New" w:hAnsi="Courier New" w:eastAsia="Courier New"/>
+                <w:sz w:val="15"/>
+              </w:rPr>
+              <w:t xml:space="preserve">    Invoke-Raw ('psql.exe -q -X -P pager=off -f ' + (Q $file)) $null 'cp1251'</w:t>
+            </w:r>
+          </w:p>
+          <w:p>
+            <w:pPr>
+              <w:spacing w:line="240" w:lineRule="auto"/>
+            </w:pPr>
+            <w:r>
+              <w:rPr>
+                <w:rFonts w:ascii="Courier New" w:hAnsi="Courier New" w:eastAsia="Courier New"/>
+                <w:sz w:val="15"/>
+              </w:rPr>
+              <w:t xml:space="preserve">    $env:PGDATABASE = $db</w:t>
+            </w:r>
+          </w:p>
+          <w:p>
+            <w:pPr>
+              <w:spacing w:line="240" w:lineRule="auto"/>
+            </w:pPr>
+            <w:r>
+              <w:rPr>
+                <w:rFonts w:ascii="Courier New" w:hAnsi="Courier New" w:eastAsia="Courier New"/>
+                <w:sz w:val="15"/>
+              </w:rPr>
+              <w:t>}</w:t>
+            </w:r>
+          </w:p>
+          <w:p>
+            <w:pPr>
+              <w:spacing w:line="240" w:lineRule="auto"/>
+            </w:pPr>
+            <w:r>
+              <w:rPr>
+                <w:rFonts w:ascii="Courier New" w:hAnsi="Courier New" w:eastAsia="Courier New"/>
+                <w:sz w:val="15"/>
+              </w:rPr>
+              <w:t xml:space="preserve"> </w:t>
+            </w:r>
+          </w:p>
+          <w:p>
+            <w:pPr>
+              <w:spacing w:line="240" w:lineRule="auto"/>
+            </w:pPr>
+            <w:r>
+              <w:rPr>
+                <w:rFonts w:ascii="Courier New" w:hAnsi="Courier New" w:eastAsia="Courier New"/>
+                <w:sz w:val="15"/>
+              </w:rPr>
+              <w:t># командный файл Windows: путь в формате Windows, параметры как есть</w:t>
+            </w:r>
+          </w:p>
+          <w:p>
+            <w:pPr>
+              <w:spacing w:line="240" w:lineRule="auto"/>
+            </w:pPr>
+            <w:r>
+              <w:rPr>
+                <w:rFonts w:ascii="Courier New" w:hAnsi="Courier New" w:eastAsia="Courier New"/>
+                <w:sz w:val="15"/>
+              </w:rPr>
+              <w:t>function Bat([string]$file, [string[]]$params, [string]$Cp, [string]$Tee) {</w:t>
+            </w:r>
+          </w:p>
+          <w:p>
+            <w:pPr>
+              <w:spacing w:line="240" w:lineRule="auto"/>
+            </w:pPr>
+            <w:r>
+              <w:rPr>
+                <w:rFonts w:ascii="Courier New" w:hAnsi="Courier New" w:eastAsia="Courier New"/>
+                <w:sz w:val="15"/>
+              </w:rPr>
+              <w:t xml:space="preserve">    $line = Q ($file -replace '/', '\')</w:t>
+            </w:r>
+          </w:p>
+          <w:p>
+            <w:pPr>
+              <w:spacing w:line="240" w:lineRule="auto"/>
+            </w:pPr>
+            <w:r>
+              <w:rPr>
+                <w:rFonts w:ascii="Courier New" w:hAnsi="Courier New" w:eastAsia="Courier New"/>
+                <w:sz w:val="15"/>
+              </w:rPr>
+              <w:t xml:space="preserve">    foreach ($a in $params) { $line += ' ' + (Q $a) }</w:t>
+            </w:r>
+          </w:p>
+          <w:p>
+            <w:pPr>
+              <w:spacing w:line="240" w:lineRule="auto"/>
+            </w:pPr>
+            <w:r>
+              <w:rPr>
+                <w:rFonts w:ascii="Courier New" w:hAnsi="Courier New" w:eastAsia="Courier New"/>
+                <w:sz w:val="15"/>
+              </w:rPr>
+              <w:t xml:space="preserve">    Invoke-Raw $line $null $Cp $Tee</w:t>
+            </w:r>
+          </w:p>
+          <w:p>
+            <w:pPr>
+              <w:spacing w:line="240" w:lineRule="auto"/>
+            </w:pPr>
+            <w:r>
+              <w:rPr>
+                <w:rFonts w:ascii="Courier New" w:hAnsi="Courier New" w:eastAsia="Courier New"/>
+                <w:sz w:val="15"/>
+              </w:rPr>
+              <w:t>}</w:t>
+            </w:r>
+          </w:p>
+          <w:p>
+            <w:pPr>
+              <w:spacing w:line="240" w:lineRule="auto"/>
+            </w:pPr>
+            <w:r>
+              <w:rPr>
+                <w:rFonts w:ascii="Courier New" w:hAnsi="Courier New" w:eastAsia="Courier New"/>
+                <w:sz w:val="15"/>
+              </w:rPr>
+              <w:t xml:space="preserve"> </w:t>
+            </w:r>
+          </w:p>
+          <w:p>
+            <w:pPr>
+              <w:spacing w:line="240" w:lineRule="auto"/>
+            </w:pPr>
+            <w:r>
+              <w:rPr>
+                <w:rFonts w:ascii="Courier New" w:hAnsi="Courier New" w:eastAsia="Courier New"/>
+                <w:sz w:val="15"/>
+              </w:rPr>
+              <w:t>function Need-Variant([string]$v) {</w:t>
+            </w:r>
+          </w:p>
+          <w:p>
+            <w:pPr>
+              <w:spacing w:line="240" w:lineRule="auto"/>
+            </w:pPr>
+            <w:r>
+              <w:rPr>
+                <w:rFonts w:ascii="Courier New" w:hAnsi="Courier New" w:eastAsia="Courier New"/>
+                <w:sz w:val="15"/>
+              </w:rPr>
+              <w:t xml:space="preserve">    if ($v -ne '20' -and $v -ne '22') {</w:t>
+            </w:r>
+          </w:p>
+          <w:p>
+            <w:pPr>
+              <w:spacing w:line="240" w:lineRule="auto"/>
+            </w:pPr>
+            <w:r>
+              <w:rPr>
+                <w:rFonts w:ascii="Courier New" w:hAnsi="Courier New" w:eastAsia="Courier New"/>
+                <w:sz w:val="15"/>
+              </w:rPr>
+              <w:t xml:space="preserve">        Say 'ОШИБКА: Укажите вариант 20 или 22'</w:t>
+            </w:r>
+          </w:p>
+          <w:p>
+            <w:pPr>
+              <w:spacing w:line="240" w:lineRule="auto"/>
+            </w:pPr>
+            <w:r>
+              <w:rPr>
+                <w:rFonts w:ascii="Courier New" w:hAnsi="Courier New" w:eastAsia="Courier New"/>
+                <w:sz w:val="15"/>
+              </w:rPr>
+              <w:t xml:space="preserve">        exit 1</w:t>
+            </w:r>
+          </w:p>
+          <w:p>
+            <w:pPr>
+              <w:spacing w:line="240" w:lineRule="auto"/>
+            </w:pPr>
+            <w:r>
+              <w:rPr>
+                <w:rFonts w:ascii="Courier New" w:hAnsi="Courier New" w:eastAsia="Courier New"/>
+                <w:sz w:val="15"/>
+              </w:rPr>
+              <w:t xml:space="preserve">    }</w:t>
+            </w:r>
+          </w:p>
+          <w:p>
+            <w:pPr>
+              <w:spacing w:line="240" w:lineRule="auto"/>
+            </w:pPr>
+            <w:r>
+              <w:rPr>
+                <w:rFonts w:ascii="Courier New" w:hAnsi="Courier New" w:eastAsia="Courier New"/>
+                <w:sz w:val="15"/>
+              </w:rPr>
+              <w:t>}</w:t>
+            </w:r>
+          </w:p>
+          <w:p>
+            <w:pPr>
+              <w:spacing w:line="240" w:lineRule="auto"/>
+            </w:pPr>
+            <w:r>
+              <w:rPr>
+                <w:rFonts w:ascii="Courier New" w:hAnsi="Courier New" w:eastAsia="Courier New"/>
+                <w:sz w:val="15"/>
+              </w:rPr>
+              <w:t xml:space="preserve"> </w:t>
+            </w:r>
+          </w:p>
+          <w:p>
+            <w:pPr>
+              <w:spacing w:line="240" w:lineRule="auto"/>
+            </w:pPr>
+            <w:r>
+              <w:rPr>
+                <w:rFonts w:ascii="Courier New" w:hAnsi="Courier New" w:eastAsia="Courier New"/>
+                <w:sz w:val="15"/>
+              </w:rPr>
+              <w:t>function Need-Task([string]$t) {</w:t>
+            </w:r>
+          </w:p>
+          <w:p>
+            <w:pPr>
+              <w:spacing w:line="240" w:lineRule="auto"/>
+            </w:pPr>
+            <w:r>
+              <w:rPr>
+                <w:rFonts w:ascii="Courier New" w:hAnsi="Courier New" w:eastAsia="Courier New"/>
+                <w:sz w:val="15"/>
+              </w:rPr>
+              <w:t xml:space="preserve">    if ($t -ne '1' -and $t -ne '2') {</w:t>
+            </w:r>
+          </w:p>
+          <w:p>
+            <w:pPr>
+              <w:spacing w:line="240" w:lineRule="auto"/>
+            </w:pPr>
+            <w:r>
+              <w:rPr>
+                <w:rFonts w:ascii="Courier New" w:hAnsi="Courier New" w:eastAsia="Courier New"/>
+                <w:sz w:val="15"/>
+              </w:rPr>
+              <w:t xml:space="preserve">        Say 'ОШИБКА: Укажите номер задания 1 или 2'</w:t>
+            </w:r>
+          </w:p>
+          <w:p>
+            <w:pPr>
+              <w:spacing w:line="240" w:lineRule="auto"/>
+            </w:pPr>
+            <w:r>
+              <w:rPr>
+                <w:rFonts w:ascii="Courier New" w:hAnsi="Courier New" w:eastAsia="Courier New"/>
+                <w:sz w:val="15"/>
+              </w:rPr>
+              <w:t xml:space="preserve">        exit 1</w:t>
+            </w:r>
+          </w:p>
+          <w:p>
+            <w:pPr>
+              <w:spacing w:line="240" w:lineRule="auto"/>
+            </w:pPr>
+            <w:r>
+              <w:rPr>
+                <w:rFonts w:ascii="Courier New" w:hAnsi="Courier New" w:eastAsia="Courier New"/>
+                <w:sz w:val="15"/>
+              </w:rPr>
+              <w:t xml:space="preserve">    }</w:t>
+            </w:r>
+          </w:p>
+          <w:p>
+            <w:pPr>
+              <w:spacing w:line="240" w:lineRule="auto"/>
+            </w:pPr>
+            <w:r>
+              <w:rPr>
+                <w:rFonts w:ascii="Courier New" w:hAnsi="Courier New" w:eastAsia="Courier New"/>
+                <w:sz w:val="15"/>
+              </w:rPr>
+              <w:t>}</w:t>
+            </w:r>
+          </w:p>
+          <w:p>
+            <w:pPr>
+              <w:spacing w:line="240" w:lineRule="auto"/>
+            </w:pPr>
+            <w:r>
+              <w:rPr>
+                <w:rFonts w:ascii="Courier New" w:hAnsi="Courier New" w:eastAsia="Courier New"/>
+                <w:sz w:val="15"/>
+              </w:rPr>
+              <w:t xml:space="preserve"> </w:t>
+            </w:r>
+          </w:p>
+          <w:p>
+            <w:pPr>
+              <w:spacing w:line="240" w:lineRule="auto"/>
+            </w:pPr>
+            <w:r>
+              <w:rPr>
+                <w:rFonts w:ascii="Courier New" w:hAnsi="Courier New" w:eastAsia="Courier New"/>
+                <w:sz w:val="15"/>
+              </w:rPr>
+              <w:t>function Show-Text([string]$file) {</w:t>
+            </w:r>
+          </w:p>
+          <w:p>
+            <w:pPr>
+              <w:spacing w:line="240" w:lineRule="auto"/>
+            </w:pPr>
+            <w:r>
+              <w:rPr>
+                <w:rFonts w:ascii="Courier New" w:hAnsi="Courier New" w:eastAsia="Courier New"/>
+                <w:sz w:val="15"/>
+              </w:rPr>
+              <w:t xml:space="preserve">    $b = [IO.File]::ReadAllBytes((Join-Path $Root $file))</w:t>
+            </w:r>
+          </w:p>
+          <w:p>
+            <w:pPr>
+              <w:spacing w:line="240" w:lineRule="auto"/>
+            </w:pPr>
+            <w:r>
+              <w:rPr>
+                <w:rFonts w:ascii="Courier New" w:hAnsi="Courier New" w:eastAsia="Courier New"/>
+                <w:sz w:val="15"/>
+              </w:rPr>
+              <w:t xml:space="preserve">    $StdOut.Write($b, 0, $b.Length)</w:t>
+            </w:r>
+          </w:p>
+          <w:p>
+            <w:pPr>
+              <w:spacing w:line="240" w:lineRule="auto"/>
+            </w:pPr>
+            <w:r>
+              <w:rPr>
+                <w:rFonts w:ascii="Courier New" w:hAnsi="Courier New" w:eastAsia="Courier New"/>
+                <w:sz w:val="15"/>
+              </w:rPr>
+              <w:t>}</w:t>
+            </w:r>
+          </w:p>
+          <w:p>
+            <w:pPr>
+              <w:spacing w:line="240" w:lineRule="auto"/>
+            </w:pPr>
+            <w:r>
+              <w:rPr>
+                <w:rFonts w:ascii="Courier New" w:hAnsi="Courier New" w:eastAsia="Courier New"/>
+                <w:sz w:val="15"/>
+              </w:rPr>
+              <w:t xml:space="preserve"> </w:t>
+            </w:r>
+          </w:p>
+          <w:p>
+            <w:pPr>
+              <w:spacing w:line="240" w:lineRule="auto"/>
+            </w:pPr>
+            <w:r>
+              <w:rPr>
+                <w:rFonts w:ascii="Courier New" w:hAnsi="Courier New" w:eastAsia="Courier New"/>
+                <w:sz w:val="15"/>
+              </w:rPr>
+              <w:t>$Argv = @($args)</w:t>
+            </w:r>
+          </w:p>
+          <w:p>
+            <w:pPr>
+              <w:spacing w:line="240" w:lineRule="auto"/>
+            </w:pPr>
+            <w:r>
+              <w:rPr>
+                <w:rFonts w:ascii="Courier New" w:hAnsi="Courier New" w:eastAsia="Courier New"/>
+                <w:sz w:val="15"/>
+              </w:rPr>
+              <w:t>$A = $Argv + @('', '', '', '', '', '', '', '') | ForEach-Object { [string]$_ }</w:t>
+            </w:r>
+          </w:p>
+          <w:p>
+            <w:pPr>
+              <w:spacing w:line="240" w:lineRule="auto"/>
+            </w:pPr>
+            <w:r>
+              <w:rPr>
+                <w:rFonts w:ascii="Courier New" w:hAnsi="Courier New" w:eastAsia="Courier New"/>
+                <w:sz w:val="15"/>
+              </w:rPr>
+              <w:t xml:space="preserve"> </w:t>
+            </w:r>
+          </w:p>
+          <w:p>
+            <w:pPr>
+              <w:spacing w:line="240" w:lineRule="auto"/>
+            </w:pPr>
+            <w:r>
+              <w:rPr>
+                <w:rFonts w:ascii="Courier New" w:hAnsi="Courier New" w:eastAsia="Courier New"/>
+                <w:sz w:val="15"/>
+              </w:rPr>
+              <w:t>if (-not $A[0]) {</w:t>
+            </w:r>
+          </w:p>
+          <w:p>
+            <w:pPr>
+              <w:spacing w:line="240" w:lineRule="auto"/>
+            </w:pPr>
+            <w:r>
+              <w:rPr>
+                <w:rFonts w:ascii="Courier New" w:hAnsi="Courier New" w:eastAsia="Courier New"/>
+                <w:sz w:val="15"/>
+              </w:rPr>
+              <w:t xml:space="preserve">    Say @'</w:t>
+            </w:r>
+          </w:p>
+          <w:p>
+            <w:pPr>
+              <w:spacing w:line="240" w:lineRule="auto"/>
+            </w:pPr>
+            <w:r>
+              <w:rPr>
+                <w:rFonts w:ascii="Courier New" w:hAnsi="Courier New" w:eastAsia="Courier New"/>
+                <w:sz w:val="15"/>
+              </w:rPr>
+              <w:t>=============================================</w:t>
+            </w:r>
+          </w:p>
+          <w:p>
+            <w:pPr>
+              <w:spacing w:line="240" w:lineRule="auto"/>
+            </w:pPr>
+            <w:r>
+              <w:rPr>
+                <w:rFonts w:ascii="Courier New" w:hAnsi="Courier New" w:eastAsia="Courier New"/>
+                <w:sz w:val="15"/>
+              </w:rPr>
+              <w:t xml:space="preserve">  ПАБД: БАЗА ДАННЫХ SALES, ВАРИАНТЫ 20 И 22</w:t>
+            </w:r>
+          </w:p>
+          <w:p>
+            <w:pPr>
+              <w:spacing w:line="240" w:lineRule="auto"/>
+            </w:pPr>
+            <w:r>
+              <w:rPr>
+                <w:rFonts w:ascii="Courier New" w:hAnsi="Courier New" w:eastAsia="Courier New"/>
+                <w:sz w:val="15"/>
+              </w:rPr>
+              <w:t>=============================================</w:t>
+            </w:r>
+          </w:p>
+          <w:p>
+            <w:pPr>
+              <w:spacing w:line="240" w:lineRule="auto"/>
+            </w:pPr>
+            <w:r>
+              <w:rPr>
+                <w:rFonts w:ascii="Courier New" w:hAnsi="Courier New" w:eastAsia="Courier New"/>
+                <w:sz w:val="15"/>
+              </w:rPr>
+              <w:t xml:space="preserve"> </w:t>
+            </w:r>
+          </w:p>
+          <w:p>
+            <w:pPr>
+              <w:spacing w:line="240" w:lineRule="auto"/>
+            </w:pPr>
+            <w:r>
+              <w:rPr>
+                <w:rFonts w:ascii="Courier New" w:hAnsi="Courier New" w:eastAsia="Courier New"/>
+                <w:sz w:val="15"/>
+              </w:rPr>
+              <w:t>================== ЛР1: БАЗА И ЗАДАНИЯ ==================</w:t>
+            </w:r>
+          </w:p>
+          <w:p>
+            <w:pPr>
+              <w:spacing w:line="240" w:lineRule="auto"/>
+            </w:pPr>
+            <w:r>
+              <w:rPr>
+                <w:rFonts w:ascii="Courier New" w:hAnsi="Courier New" w:eastAsia="Courier New"/>
+                <w:sz w:val="15"/>
+              </w:rPr>
+              <w:t xml:space="preserve">  ./help db              - создать БД sales, таблицы и загрузить данные</w:t>
+            </w:r>
+          </w:p>
+          <w:p>
+            <w:pPr>
+              <w:spacing w:line="240" w:lineRule="auto"/>
+            </w:pPr>
+            <w:r>
+              <w:rPr>
+                <w:rFonts w:ascii="Courier New" w:hAnsi="Courier New" w:eastAsia="Courier New"/>
+                <w:sz w:val="15"/>
+              </w:rPr>
+              <w:t xml:space="preserve">  ./help counts          - количество строк в таблицах</w:t>
+            </w:r>
+          </w:p>
+          <w:p>
+            <w:pPr>
+              <w:spacing w:line="240" w:lineRule="auto"/>
+            </w:pPr>
+            <w:r>
+              <w:rPr>
+                <w:rFonts w:ascii="Courier New" w:hAnsi="Courier New" w:eastAsia="Courier New"/>
+                <w:sz w:val="15"/>
+              </w:rPr>
+              <w:t xml:space="preserve">  ./help v20 1 [дата1 дата2 [категория]]  - в.20: объём поставок по категории и кварталу</w:t>
+            </w:r>
+          </w:p>
+          <w:p>
+            <w:pPr>
+              <w:spacing w:line="240" w:lineRule="auto"/>
+            </w:pPr>
+            <w:r>
+              <w:rPr>
+                <w:rFonts w:ascii="Courier New" w:hAnsi="Courier New" w:eastAsia="Courier New"/>
+                <w:sz w:val="15"/>
+              </w:rPr>
+              <w:t xml:space="preserve">  ./help v20 2 [год1 год2 [день недели]]  - в.20: продажи (шт) по дню недели и району</w:t>
+            </w:r>
+          </w:p>
+          <w:p>
+            <w:pPr>
+              <w:spacing w:line="240" w:lineRule="auto"/>
+            </w:pPr>
+            <w:r>
+              <w:rPr>
+                <w:rFonts w:ascii="Courier New" w:hAnsi="Courier New" w:eastAsia="Courier New"/>
+                <w:sz w:val="15"/>
+              </w:rPr>
+              <w:t xml:space="preserve">  ./help v22 1 [дата1 дата2 [поставщик]]  - в.22: выручка по поставщику и декаде</w:t>
+            </w:r>
+          </w:p>
+          <w:p>
+            <w:pPr>
+              <w:spacing w:line="240" w:lineRule="auto"/>
+            </w:pPr>
+            <w:r>
+              <w:rPr>
+                <w:rFonts w:ascii="Courier New" w:hAnsi="Courier New" w:eastAsia="Courier New"/>
+                <w:sz w:val="15"/>
+              </w:rPr>
+              <w:t xml:space="preserve">  ./help v22 2 [год1 год2 [время года]]   - в.22: затраты клиентов по сезону и полу</w:t>
+            </w:r>
+          </w:p>
+          <w:p>
+            <w:pPr>
+              <w:spacing w:line="240" w:lineRule="auto"/>
+            </w:pPr>
+            <w:r>
+              <w:rPr>
+                <w:rFonts w:ascii="Courier New" w:hAnsi="Courier New" w:eastAsia="Courier New"/>
+                <w:sz w:val="15"/>
+              </w:rPr>
+              <w:t xml:space="preserve">  ./help all             - все 4 задания с параметрами по умолчанию</w:t>
+            </w:r>
+          </w:p>
+          <w:p>
+            <w:pPr>
+              <w:spacing w:line="240" w:lineRule="auto"/>
+            </w:pPr>
+            <w:r>
+              <w:rPr>
+                <w:rFonts w:ascii="Courier New" w:hAnsi="Courier New" w:eastAsia="Courier New"/>
+                <w:sz w:val="15"/>
+              </w:rPr>
+              <w:t xml:space="preserve">  ./help lr1 lan         - настроить pg_hba.conf и брандмауэр для сети (от администратора)</w:t>
+            </w:r>
+          </w:p>
+          <w:p>
+            <w:pPr>
+              <w:spacing w:line="240" w:lineRule="auto"/>
+            </w:pPr>
+            <w:r>
+              <w:rPr>
+                <w:rFonts w:ascii="Courier New" w:hAnsi="Courier New" w:eastAsia="Courier New"/>
+                <w:sz w:val="15"/>
+              </w:rPr>
+              <w:t xml:space="preserve">  ./help lr1 client сценарий [a1 a2 a3] - выполнить сценарий через s_lan.bat (сервер по IP)</w:t>
+            </w:r>
+          </w:p>
+          <w:p>
+            <w:pPr>
+              <w:spacing w:line="240" w:lineRule="auto"/>
+            </w:pPr>
+            <w:r>
+              <w:rPr>
+                <w:rFonts w:ascii="Courier New" w:hAnsi="Courier New" w:eastAsia="Courier New"/>
+                <w:sz w:val="15"/>
+              </w:rPr>
+              <w:t xml:space="preserve">  Пример: ./help v20 1 01.01.2021 31.12.2022 мебель</w:t>
+            </w:r>
+          </w:p>
+          <w:p>
+            <w:pPr>
+              <w:spacing w:line="240" w:lineRule="auto"/>
+            </w:pPr>
+            <w:r>
+              <w:rPr>
+                <w:rFonts w:ascii="Courier New" w:hAnsi="Courier New" w:eastAsia="Courier New"/>
+                <w:sz w:val="15"/>
+              </w:rPr>
+              <w:t xml:space="preserve"> </w:t>
+            </w:r>
+          </w:p>
+          <w:p>
+            <w:pPr>
+              <w:spacing w:line="240" w:lineRule="auto"/>
+            </w:pPr>
+            <w:r>
+              <w:rPr>
+                <w:rFonts w:ascii="Courier New" w:hAnsi="Courier New" w:eastAsia="Courier New"/>
+                <w:sz w:val="15"/>
+              </w:rPr>
+              <w:t>================== ЛР2: ОБЪЁМНАЯ БД, ИНДЕКСЫ, EXPLAIN ==================</w:t>
+            </w:r>
+          </w:p>
+          <w:p>
+            <w:pPr>
+              <w:spacing w:line="240" w:lineRule="auto"/>
+            </w:pPr>
+            <w:r>
+              <w:rPr>
+                <w:rFonts w:ascii="Courier New" w:hAnsi="Courier New" w:eastAsia="Courier New"/>
+                <w:sz w:val="15"/>
+              </w:rPr>
+              <w:t xml:space="preserve">  ./help lr2 gen [N]           - ПРОДАЖА: N псевдослучайных записей (по умолч. 2 000 000)</w:t>
+            </w:r>
+          </w:p>
+          <w:p>
+            <w:pPr>
+              <w:spacing w:line="240" w:lineRule="auto"/>
+            </w:pPr>
+            <w:r>
+              <w:rPr>
+                <w:rFonts w:ascii="Courier New" w:hAnsi="Courier New" w:eastAsia="Courier New"/>
+                <w:sz w:val="15"/>
+              </w:rPr>
+              <w:t xml:space="preserve">  ./help lr2 restore           - вернуть 1000 записей ПРОДАЖА из ЛР1</w:t>
+            </w:r>
+          </w:p>
+          <w:p>
+            <w:pPr>
+              <w:spacing w:line="240" w:lineRule="auto"/>
+            </w:pPr>
+            <w:r>
+              <w:rPr>
+                <w:rFonts w:ascii="Courier New" w:hAnsi="Courier New" w:eastAsia="Courier New"/>
+                <w:sz w:val="15"/>
+              </w:rPr>
+              <w:t xml:space="preserve">  ./help lr2 tbs [каталог]     - вынести ПРОДАЖА в табличное пространство (D:/PG_TBS)</w:t>
+            </w:r>
+          </w:p>
+          <w:p>
+            <w:pPr>
+              <w:spacing w:line="240" w:lineRule="auto"/>
+            </w:pPr>
+            <w:r>
+              <w:rPr>
+                <w:rFonts w:ascii="Courier New" w:hAnsi="Courier New" w:eastAsia="Courier New"/>
+                <w:sz w:val="15"/>
+              </w:rPr>
+              <w:t xml:space="preserve">  ./help lr2 time 20|22        - время запроса (*) по CURRENT_TIME, 5 замеров</w:t>
+            </w:r>
+          </w:p>
+          <w:p>
+            <w:pPr>
+              <w:spacing w:line="240" w:lineRule="auto"/>
+            </w:pPr>
+            <w:r>
+              <w:rPr>
+                <w:rFonts w:ascii="Courier New" w:hAnsi="Courier New" w:eastAsia="Courier New"/>
+                <w:sz w:val="15"/>
+              </w:rPr>
+              <w:t xml:space="preserve">  ./help lr2 timing 20|22      - время запроса (*) по \timing on, 5 замеров</w:t>
+            </w:r>
+          </w:p>
+          <w:p>
+            <w:pPr>
+              <w:spacing w:line="240" w:lineRule="auto"/>
+            </w:pPr>
+            <w:r>
+              <w:rPr>
+                <w:rFonts w:ascii="Courier New" w:hAnsi="Courier New" w:eastAsia="Courier New"/>
+                <w:sz w:val="15"/>
+              </w:rPr>
+              <w:t xml:space="preserve">  ./help lr2 idx 20|22         - индексы ПРОДАЖА и таблицы-справочника</w:t>
+            </w:r>
+          </w:p>
+          <w:p>
+            <w:pPr>
+              <w:spacing w:line="240" w:lineRule="auto"/>
+            </w:pPr>
+            <w:r>
+              <w:rPr>
+                <w:rFonts w:ascii="Courier New" w:hAnsi="Courier New" w:eastAsia="Courier New"/>
+                <w:sz w:val="15"/>
+              </w:rPr>
+              <w:t xml:space="preserve">  ./help lr2 idx1 20|22 [btree|hash] - создать индекс ПРОДАЖА по полю-ссылке</w:t>
+            </w:r>
+          </w:p>
+          <w:p>
+            <w:pPr>
+              <w:spacing w:line="240" w:lineRule="auto"/>
+            </w:pPr>
+            <w:r>
+              <w:rPr>
+                <w:rFonts w:ascii="Courier New" w:hAnsi="Courier New" w:eastAsia="Courier New"/>
+                <w:sz w:val="15"/>
+              </w:rPr>
+              <w:t xml:space="preserve">  ./help lr2 idx0 20|22        - удалить индекс ПРОДАЖА по полю-ссылке</w:t>
+            </w:r>
+          </w:p>
+          <w:p>
+            <w:pPr>
+              <w:spacing w:line="240" w:lineRule="auto"/>
+            </w:pPr>
+            <w:r>
+              <w:rPr>
+                <w:rFonts w:ascii="Courier New" w:hAnsi="Courier New" w:eastAsia="Courier New"/>
+                <w:sz w:val="15"/>
+              </w:rPr>
+              <w:t xml:space="preserve">  ./help lr2 pk1 20|22         - справочник с PRIMARY KEY (create_ref0)</w:t>
+            </w:r>
+          </w:p>
+          <w:p>
+            <w:pPr>
+              <w:spacing w:line="240" w:lineRule="auto"/>
+            </w:pPr>
+            <w:r>
+              <w:rPr>
+                <w:rFonts w:ascii="Courier New" w:hAnsi="Courier New" w:eastAsia="Courier New"/>
+                <w:sz w:val="15"/>
+              </w:rPr>
+              <w:t xml:space="preserve">  ./help lr2 pk0 20|22         - справочник без PRIMARY KEY (create_ref1)</w:t>
+            </w:r>
+          </w:p>
+          <w:p>
+            <w:pPr>
+              <w:spacing w:line="240" w:lineRule="auto"/>
+            </w:pPr>
+            <w:r>
+              <w:rPr>
+                <w:rFonts w:ascii="Courier New" w:hAnsi="Courier New" w:eastAsia="Courier New"/>
+                <w:sz w:val="15"/>
+              </w:rPr>
+              <w:t xml:space="preserve">  ./help lr2 copy 20|22        - перезагрузить справочник из DATA/SOURCE</w:t>
+            </w:r>
+          </w:p>
+          <w:p>
+            <w:pPr>
+              <w:spacing w:line="240" w:lineRule="auto"/>
+            </w:pPr>
+            <w:r>
+              <w:rPr>
+                <w:rFonts w:ascii="Courier New" w:hAnsi="Courier New" w:eastAsia="Courier New"/>
+                <w:sz w:val="15"/>
+              </w:rPr>
+              <w:t xml:space="preserve">  ./help lr2 explain 20|22 [1] - EXPLAIN / EXPLAIN ANALYZE (1 - с WHERE)</w:t>
+            </w:r>
+          </w:p>
+          <w:p>
+            <w:pPr>
+              <w:spacing w:line="240" w:lineRule="auto"/>
+            </w:pPr>
+            <w:r>
+              <w:rPr>
+                <w:rFonts w:ascii="Courier New" w:hAnsi="Courier New" w:eastAsia="Courier New"/>
+                <w:sz w:val="15"/>
+              </w:rPr>
+              <w:t xml:space="preserve">  ./help lr2 measure 20|22 [прогонов] - протокол замеров -&gt; results/lr2_vNN_results.txt</w:t>
+            </w:r>
+          </w:p>
+          <w:p>
+            <w:pPr>
+              <w:spacing w:line="240" w:lineRule="auto"/>
+            </w:pPr>
+            <w:r>
+              <w:rPr>
+                <w:rFonts w:ascii="Courier New" w:hAnsi="Courier New" w:eastAsia="Courier New"/>
+                <w:sz w:val="15"/>
+              </w:rPr>
+              <w:t xml:space="preserve">  ./help lr2 results 20|22     - показать протокол замеров</w:t>
+            </w:r>
+          </w:p>
+          <w:p>
+            <w:pPr>
+              <w:spacing w:line="240" w:lineRule="auto"/>
+            </w:pPr>
+            <w:r>
+              <w:rPr>
+                <w:rFonts w:ascii="Courier New" w:hAnsi="Courier New" w:eastAsia="Courier New"/>
+                <w:sz w:val="15"/>
+              </w:rPr>
+              <w:t xml:space="preserve"> </w:t>
+            </w:r>
+          </w:p>
+          <w:p>
+            <w:pPr>
+              <w:spacing w:line="240" w:lineRule="auto"/>
+            </w:pPr>
+            <w:r>
+              <w:rPr>
+                <w:rFonts w:ascii="Courier New" w:hAnsi="Courier New" w:eastAsia="Courier New"/>
+                <w:sz w:val="15"/>
+              </w:rPr>
+              <w:t>================== ЛР3: ПОЛЬЗОВАТЕЛЬСКИЕ ТИПЫ ==================</w:t>
+            </w:r>
+          </w:p>
+          <w:p>
+            <w:pPr>
+              <w:spacing w:line="240" w:lineRule="auto"/>
+            </w:pPr>
+            <w:r>
+              <w:rPr>
+                <w:rFonts w:ascii="Courier New" w:hAnsi="Courier New" w:eastAsia="Courier New"/>
+                <w:sz w:val="15"/>
+              </w:rPr>
+              <w:t xml:space="preserve">  ./help lr3 cmplx             - пример преподавателя (complex)</w:t>
+            </w:r>
+          </w:p>
+          <w:p>
+            <w:pPr>
+              <w:spacing w:line="240" w:lineRule="auto"/>
+            </w:pPr>
+            <w:r>
+              <w:rPr>
+                <w:rFonts w:ascii="Courier New" w:hAnsi="Courier New" w:eastAsia="Courier New"/>
+                <w:sz w:val="15"/>
+              </w:rPr>
+              <w:t xml:space="preserve">  ./help lr3 20                - в.20: трёхмерный вектор (vector3)</w:t>
+            </w:r>
+          </w:p>
+          <w:p>
+            <w:pPr>
+              <w:spacing w:line="240" w:lineRule="auto"/>
+            </w:pPr>
+            <w:r>
+              <w:rPr>
+                <w:rFonts w:ascii="Courier New" w:hAnsi="Courier New" w:eastAsia="Courier New"/>
+                <w:sz w:val="15"/>
+              </w:rPr>
+              <w:t xml:space="preserve">  ./help lr3 22                - в.22: рациональное число (rational)</w:t>
+            </w:r>
+          </w:p>
+          <w:p>
+            <w:pPr>
+              <w:spacing w:line="240" w:lineRule="auto"/>
+            </w:pPr>
+            <w:r>
+              <w:rPr>
+                <w:rFonts w:ascii="Courier New" w:hAnsi="Courier New" w:eastAsia="Courier New"/>
+                <w:sz w:val="15"/>
+              </w:rPr>
+              <w:t xml:space="preserve"> </w:t>
+            </w:r>
+          </w:p>
+          <w:p>
+            <w:pPr>
+              <w:spacing w:line="240" w:lineRule="auto"/>
+            </w:pPr>
+            <w:r>
+              <w:rPr>
+                <w:rFonts w:ascii="Courier New" w:hAnsi="Courier New" w:eastAsia="Courier New"/>
+                <w:sz w:val="15"/>
+              </w:rPr>
+              <w:t>================== ЛР4: РЕЗЕРВНОЕ КОПИРОВАНИЕ ==================</w:t>
+            </w:r>
+          </w:p>
+          <w:p>
+            <w:pPr>
+              <w:spacing w:line="240" w:lineRule="auto"/>
+            </w:pPr>
+            <w:r>
+              <w:rPr>
+                <w:rFonts w:ascii="Courier New" w:hAnsi="Courier New" w:eastAsia="Courier New"/>
+                <w:sz w:val="15"/>
+              </w:rPr>
+              <w:t xml:space="preserve">  ./help lr4 all [20|22]       - пп. 1-10 целиком -&gt; results/lr4_vNN_protocol.txt</w:t>
+            </w:r>
+          </w:p>
+          <w:p>
+            <w:pPr>
+              <w:spacing w:line="240" w:lineRule="auto"/>
+            </w:pPr>
+            <w:r>
+              <w:rPr>
+                <w:rFonts w:ascii="Courier New" w:hAnsi="Courier New" w:eastAsia="Courier New"/>
+                <w:sz w:val="15"/>
+              </w:rPr>
+              <w:t xml:space="preserve">  ./help lr4 base              - создать базу BASE из данных ЛР1</w:t>
+            </w:r>
+          </w:p>
+          <w:p>
+            <w:pPr>
+              <w:spacing w:line="240" w:lineRule="auto"/>
+            </w:pPr>
+            <w:r>
+              <w:rPr>
+                <w:rFonts w:ascii="Courier New" w:hAnsi="Courier New" w:eastAsia="Courier New"/>
+                <w:sz w:val="15"/>
+              </w:rPr>
+              <w:t xml:space="preserve">  ./help lr4 tasks N [база]    - контрольные задачи -&gt; taskN-01..03</w:t>
+            </w:r>
+          </w:p>
+          <w:p>
+            <w:pPr>
+              <w:spacing w:line="240" w:lineRule="auto"/>
+            </w:pPr>
+            <w:r>
+              <w:rPr>
+                <w:rFonts w:ascii="Courier New" w:hAnsi="Courier New" w:eastAsia="Courier New"/>
+                <w:sz w:val="15"/>
+              </w:rPr>
+              <w:t xml:space="preserve">  ./help lr4 dump1|dump2|dump3 - pg_dump в файл / rar / многотомный rar</w:t>
+            </w:r>
+          </w:p>
+          <w:p>
+            <w:pPr>
+              <w:spacing w:line="240" w:lineRule="auto"/>
+            </w:pPr>
+            <w:r>
+              <w:rPr>
+                <w:rFonts w:ascii="Courier New" w:hAnsi="Courier New" w:eastAsia="Courier New"/>
+                <w:sz w:val="15"/>
+              </w:rPr>
+              <w:t xml:space="preserve">  (каталог копий: lab4/work или $env:LR4_WORK='D:/LR4_WORK'; ./help lr4 all)</w:t>
+            </w:r>
+          </w:p>
+          <w:p>
+            <w:pPr>
+              <w:spacing w:line="240" w:lineRule="auto"/>
+            </w:pPr>
+            <w:r>
+              <w:rPr>
+                <w:rFonts w:ascii="Courier New" w:hAnsi="Courier New" w:eastAsia="Courier New"/>
+                <w:sz w:val="15"/>
+              </w:rPr>
+              <w:t xml:space="preserve"> </w:t>
+            </w:r>
+          </w:p>
+          <w:p>
+            <w:pPr>
+              <w:spacing w:line="240" w:lineRule="auto"/>
+            </w:pPr>
+            <w:r>
+              <w:rPr>
+                <w:rFonts w:ascii="Courier New" w:hAnsi="Courier New" w:eastAsia="Courier New"/>
+                <w:sz w:val="15"/>
+              </w:rPr>
+              <w:t>================== ЛР5: ФУНКЦИИ НА C ==================</w:t>
+            </w:r>
+          </w:p>
+          <w:p>
+            <w:pPr>
+              <w:spacing w:line="240" w:lineRule="auto"/>
+            </w:pPr>
+            <w:r>
+              <w:rPr>
+                <w:rFonts w:ascii="Courier New" w:hAnsi="Courier New" w:eastAsia="Courier New"/>
+                <w:sz w:val="15"/>
+              </w:rPr>
+              <w:t xml:space="preserve">  ./help lr5 build 20|22       - компиляция и сборка vNN.dll (-&gt; D:\PG_DLL)</w:t>
+            </w:r>
+          </w:p>
+          <w:p>
+            <w:pPr>
+              <w:spacing w:line="240" w:lineRule="auto"/>
+            </w:pPr>
+            <w:r>
+              <w:rPr>
+                <w:rFonts w:ascii="Courier New" w:hAnsi="Courier New" w:eastAsia="Courier New"/>
+                <w:sz w:val="15"/>
+              </w:rPr>
+              <w:t xml:space="preserve">  ./help lr5 20|22 [каталог]   - регистрация функций и демонстрация на таблице T</w:t>
+            </w:r>
+          </w:p>
+          <w:p>
+            <w:pPr>
+              <w:spacing w:line="240" w:lineRule="auto"/>
+            </w:pPr>
+            <w:r>
+              <w:rPr>
+                <w:rFonts w:ascii="Courier New" w:hAnsi="Courier New" w:eastAsia="Courier New"/>
+                <w:sz w:val="15"/>
+              </w:rPr>
+              <w:t xml:space="preserve"> </w:t>
+            </w:r>
+          </w:p>
+          <w:p>
+            <w:pPr>
+              <w:spacing w:line="240" w:lineRule="auto"/>
+            </w:pPr>
+            <w:r>
+              <w:rPr>
+                <w:rFonts w:ascii="Courier New" w:hAnsi="Courier New" w:eastAsia="Courier New"/>
+                <w:sz w:val="15"/>
+              </w:rPr>
+              <w:t>================== ЛР6: КОПИРОВАНИЕ В MS SQL SERVER ==================</w:t>
+            </w:r>
+          </w:p>
+          <w:p>
+            <w:pPr>
+              <w:spacing w:line="240" w:lineRule="auto"/>
+            </w:pPr>
+            <w:r>
+              <w:rPr>
+                <w:rFonts w:ascii="Courier New" w:hAnsi="Courier New" w:eastAsia="Courier New"/>
+                <w:sz w:val="15"/>
+              </w:rPr>
+              <w:t xml:space="preserve">  ./help lr6 setup             - проверка сервера (база NEW1, таблица temp1)</w:t>
+            </w:r>
+          </w:p>
+          <w:p>
+            <w:pPr>
+              <w:spacing w:line="240" w:lineRule="auto"/>
+            </w:pPr>
+            <w:r>
+              <w:rPr>
+                <w:rFonts w:ascii="Courier New" w:hAnsi="Courier New" w:eastAsia="Courier New"/>
+                <w:sz w:val="15"/>
+              </w:rPr>
+              <w:t xml:space="preserve">  ./help lr6 sel2              - собрать фильтр sel2.exe</w:t>
+            </w:r>
+          </w:p>
+          <w:p>
+            <w:pPr>
+              <w:spacing w:line="240" w:lineRule="auto"/>
+            </w:pPr>
+            <w:r>
+              <w:rPr>
+                <w:rFonts w:ascii="Courier New" w:hAnsi="Courier New" w:eastAsia="Courier New"/>
+                <w:sz w:val="15"/>
+              </w:rPr>
+              <w:t xml:space="preserve">  ./help lr6 createdb          - создать базу SALES в MS SQL Server</w:t>
+            </w:r>
+          </w:p>
+          <w:p>
+            <w:pPr>
+              <w:spacing w:line="240" w:lineRule="auto"/>
+            </w:pPr>
+            <w:r>
+              <w:rPr>
+                <w:rFonts w:ascii="Courier New" w:hAnsi="Courier New" w:eastAsia="Courier New"/>
+                <w:sz w:val="15"/>
+              </w:rPr>
+              <w:t xml:space="preserve">  ./help lr6 copy              - скопировать все таблицы sales из PostgreSQL</w:t>
+            </w:r>
+          </w:p>
+          <w:p>
+            <w:pPr>
+              <w:spacing w:line="240" w:lineRule="auto"/>
+            </w:pPr>
+            <w:r>
+              <w:rPr>
+                <w:rFonts w:ascii="Courier New" w:hAnsi="Courier New" w:eastAsia="Courier New"/>
+                <w:sz w:val="15"/>
+              </w:rPr>
+              <w:t xml:space="preserve">  ./help lr6 disp              - проверить скопированные таблицы</w:t>
+            </w:r>
+          </w:p>
+          <w:p>
+            <w:pPr>
+              <w:spacing w:line="240" w:lineRule="auto"/>
+            </w:pPr>
+            <w:r>
+              <w:rPr>
+                <w:rFonts w:ascii="Courier New" w:hAnsi="Courier New" w:eastAsia="Courier New"/>
+                <w:sz w:val="15"/>
+              </w:rPr>
+              <w:t xml:space="preserve">  ./help lr6 v20|v22 1|2 [параметры] - задания варианта в MS SQL Server</w:t>
+            </w:r>
+          </w:p>
+          <w:p>
+            <w:pPr>
+              <w:spacing w:line="240" w:lineRule="auto"/>
+            </w:pPr>
+            <w:r>
+              <w:rPr>
+                <w:rFonts w:ascii="Courier New" w:hAnsi="Courier New" w:eastAsia="Courier New"/>
+                <w:sz w:val="15"/>
+              </w:rPr>
+              <w:t xml:space="preserve">  ./help lr6 console           - консоль sqlcmd</w:t>
+            </w:r>
+          </w:p>
+          <w:p>
+            <w:pPr>
+              <w:spacing w:line="240" w:lineRule="auto"/>
+            </w:pPr>
+            <w:r>
+              <w:rPr>
+                <w:rFonts w:ascii="Courier New" w:hAnsi="Courier New" w:eastAsia="Courier New"/>
+                <w:sz w:val="15"/>
+              </w:rPr>
+              <w:t xml:space="preserve"> </w:t>
+            </w:r>
+          </w:p>
+          <w:p>
+            <w:pPr>
+              <w:spacing w:line="240" w:lineRule="auto"/>
+            </w:pPr>
+            <w:r>
+              <w:rPr>
+                <w:rFonts w:ascii="Courier New" w:hAnsi="Courier New" w:eastAsia="Courier New"/>
+                <w:sz w:val="15"/>
+              </w:rPr>
+              <w:t>================== ЛР7: ПРЕДСТАВЛЕНИЯ И ФУНКЦИИ MS SQL SERVER ==================</w:t>
+            </w:r>
+          </w:p>
+          <w:p>
+            <w:pPr>
+              <w:spacing w:line="240" w:lineRule="auto"/>
+            </w:pPr>
+            <w:r>
+              <w:rPr>
+                <w:rFonts w:ascii="Courier New" w:hAnsi="Courier New" w:eastAsia="Courier New"/>
+                <w:sz w:val="15"/>
+              </w:rPr>
+              <w:t xml:space="preserve">  ./help lr7 create            - создать представления и функции</w:t>
+            </w:r>
+          </w:p>
+          <w:p>
+            <w:pPr>
+              <w:spacing w:line="240" w:lineRule="auto"/>
+            </w:pPr>
+            <w:r>
+              <w:rPr>
+                <w:rFonts w:ascii="Courier New" w:hAnsi="Courier New" w:eastAsia="Courier New"/>
+                <w:sz w:val="15"/>
+              </w:rPr>
+              <w:t xml:space="preserve">  ./help lr7 1 [D1 D2 P M [N]] - премия сотрудников (N - имя сотрудника)</w:t>
+            </w:r>
+          </w:p>
+          <w:p>
+            <w:pPr>
+              <w:spacing w:line="240" w:lineRule="auto"/>
+            </w:pPr>
+            <w:r>
+              <w:rPr>
+                <w:rFonts w:ascii="Courier New" w:hAnsi="Courier New" w:eastAsia="Courier New"/>
+                <w:sz w:val="15"/>
+              </w:rPr>
+              <w:t xml:space="preserve">  ./help lr7 2 [D1 D2 alpha [G]] - затраты на хранение (G - товар)</w:t>
+            </w:r>
+          </w:p>
+          <w:p>
+            <w:pPr>
+              <w:spacing w:line="240" w:lineRule="auto"/>
+            </w:pPr>
+            <w:r>
+              <w:rPr>
+                <w:rFonts w:ascii="Courier New" w:hAnsi="Courier New" w:eastAsia="Courier New"/>
+                <w:sz w:val="15"/>
+              </w:rPr>
+              <w:t xml:space="preserve">  Пример: ./help lr7 1 01.01.2021 30.06.2021 8.5 10.5 Иван</w:t>
+            </w:r>
+          </w:p>
+          <w:p>
+            <w:pPr>
+              <w:spacing w:line="240" w:lineRule="auto"/>
+            </w:pPr>
+            <w:r>
+              <w:rPr>
+                <w:rFonts w:ascii="Courier New" w:hAnsi="Courier New" w:eastAsia="Courier New"/>
+                <w:sz w:val="15"/>
+              </w:rPr>
+              <w:t xml:space="preserve"> </w:t>
+            </w:r>
+          </w:p>
+          <w:p>
+            <w:pPr>
+              <w:spacing w:line="240" w:lineRule="auto"/>
+            </w:pPr>
+            <w:r>
+              <w:rPr>
+                <w:rFonts w:ascii="Courier New" w:hAnsi="Courier New" w:eastAsia="Courier New"/>
+                <w:sz w:val="15"/>
+              </w:rPr>
+              <w:t>================== ЛР8: ПРОГРАММЫ С ДАННЫМИ MS SQL SERVER ==================</w:t>
+            </w:r>
+          </w:p>
+          <w:p>
+            <w:pPr>
+              <w:spacing w:line="240" w:lineRule="auto"/>
+            </w:pPr>
+            <w:r>
+              <w:rPr>
+                <w:rFonts w:ascii="Courier New" w:hAnsi="Courier New" w:eastAsia="Courier New"/>
+                <w:sz w:val="15"/>
+              </w:rPr>
+              <w:t xml:space="preserve">  ./help lr8 build             - компиляция программы C# варианта 20</w:t>
+            </w:r>
+          </w:p>
+          <w:p>
+            <w:pPr>
+              <w:spacing w:line="240" w:lineRule="auto"/>
+            </w:pPr>
+            <w:r>
+              <w:rPr>
+                <w:rFonts w:ascii="Courier New" w:hAnsi="Courier New" w:eastAsia="Courier New"/>
+                <w:sz w:val="15"/>
+              </w:rPr>
+              <w:t xml:space="preserve">  ./help lr8 20 [D1 D2 [категория]] - в.20 (C#): продажи (шт) по категории и кварталу</w:t>
+            </w:r>
+          </w:p>
+          <w:p>
+            <w:pPr>
+              <w:spacing w:line="240" w:lineRule="auto"/>
+            </w:pPr>
+            <w:r>
+              <w:rPr>
+                <w:rFonts w:ascii="Courier New" w:hAnsi="Courier New" w:eastAsia="Courier New"/>
+                <w:sz w:val="15"/>
+              </w:rPr>
+              <w:t xml:space="preserve">  ./help lr8 22 [D1 D2 [поставщик]] - в.22 (Python): затраты клиентов по поставщику и декаде</w:t>
+            </w:r>
+          </w:p>
+          <w:p>
+            <w:pPr>
+              <w:spacing w:line="240" w:lineRule="auto"/>
+            </w:pPr>
+            <w:r>
+              <w:rPr>
+                <w:rFonts w:ascii="Courier New" w:hAnsi="Courier New" w:eastAsia="Courier New"/>
+                <w:sz w:val="15"/>
+              </w:rPr>
+              <w:t xml:space="preserve"> </w:t>
+            </w:r>
+          </w:p>
+          <w:p>
+            <w:pPr>
+              <w:spacing w:line="240" w:lineRule="auto"/>
+            </w:pPr>
+            <w:r>
+              <w:rPr>
+                <w:rFonts w:ascii="Courier New" w:hAnsi="Courier New" w:eastAsia="Courier New"/>
+                <w:sz w:val="15"/>
+              </w:rPr>
+              <w:t>================== ПРОЧЕЕ ==================</w:t>
+            </w:r>
+          </w:p>
+          <w:p>
+            <w:pPr>
+              <w:spacing w:line="240" w:lineRule="auto"/>
+            </w:pPr>
+            <w:r>
+              <w:rPr>
+                <w:rFonts w:ascii="Courier New" w:hAnsi="Courier New" w:eastAsia="Courier New"/>
+                <w:sz w:val="15"/>
+              </w:rPr>
+              <w:t xml:space="preserve">  ./help reports [N ...]       - пересобрать отчёты .docx (reports/docx)</w:t>
+            </w:r>
+          </w:p>
+          <w:p>
+            <w:pPr>
+              <w:spacing w:line="240" w:lineRule="auto"/>
+            </w:pPr>
+            <w:r>
+              <w:rPr>
+                <w:rFonts w:ascii="Courier New" w:hAnsi="Courier New" w:eastAsia="Courier New"/>
+                <w:sz w:val="15"/>
+              </w:rPr>
+              <w:t xml:space="preserve">  ./help psql                  - консоль psql (база sales)</w:t>
+            </w:r>
+          </w:p>
+          <w:p>
+            <w:pPr>
+              <w:spacing w:line="240" w:lineRule="auto"/>
+            </w:pPr>
+            <w:r>
+              <w:rPr>
+                <w:rFonts w:ascii="Courier New" w:hAnsi="Courier New" w:eastAsia="Courier New"/>
+                <w:sz w:val="15"/>
+              </w:rPr>
+              <w:t xml:space="preserve">  ./help файл.sql [a1 [a2 [a3]]] - выполнить любой psql-сценарий с параметрами</w:t>
+            </w:r>
+          </w:p>
+          <w:p>
+            <w:pPr>
+              <w:spacing w:line="240" w:lineRule="auto"/>
+            </w:pPr>
+            <w:r>
+              <w:rPr>
+                <w:rFonts w:ascii="Courier New" w:hAnsi="Courier New" w:eastAsia="Courier New"/>
+                <w:sz w:val="15"/>
+              </w:rPr>
+              <w:t>'@</w:t>
+            </w:r>
+          </w:p>
+          <w:p>
+            <w:pPr>
+              <w:spacing w:line="240" w:lineRule="auto"/>
+            </w:pPr>
+            <w:r>
+              <w:rPr>
+                <w:rFonts w:ascii="Courier New" w:hAnsi="Courier New" w:eastAsia="Courier New"/>
+                <w:sz w:val="15"/>
+              </w:rPr>
+              <w:t xml:space="preserve">    exit 1</w:t>
+            </w:r>
+          </w:p>
+          <w:p>
+            <w:pPr>
+              <w:spacing w:line="240" w:lineRule="auto"/>
+            </w:pPr>
+            <w:r>
+              <w:rPr>
+                <w:rFonts w:ascii="Courier New" w:hAnsi="Courier New" w:eastAsia="Courier New"/>
+                <w:sz w:val="15"/>
+              </w:rPr>
+              <w:t>}</w:t>
+            </w:r>
+          </w:p>
+          <w:p>
+            <w:pPr>
+              <w:spacing w:line="240" w:lineRule="auto"/>
+            </w:pPr>
+            <w:r>
+              <w:rPr>
+                <w:rFonts w:ascii="Courier New" w:hAnsi="Courier New" w:eastAsia="Courier New"/>
+                <w:sz w:val="15"/>
+              </w:rPr>
+              <w:t xml:space="preserve"> </w:t>
+            </w:r>
+          </w:p>
+          <w:p>
+            <w:pPr>
+              <w:spacing w:line="240" w:lineRule="auto"/>
+            </w:pPr>
+            <w:r>
+              <w:rPr>
+                <w:rFonts w:ascii="Courier New" w:hAnsi="Courier New" w:eastAsia="Courier New"/>
+                <w:sz w:val="15"/>
+              </w:rPr>
+              <w:t>if ($A[0] -like '*.sql') {</w:t>
+            </w:r>
+          </w:p>
+          <w:p>
+            <w:pPr>
+              <w:spacing w:line="240" w:lineRule="auto"/>
+            </w:pPr>
+            <w:r>
+              <w:rPr>
+                <w:rFonts w:ascii="Courier New" w:hAnsi="Courier New" w:eastAsia="Courier New"/>
+                <w:sz w:val="15"/>
+              </w:rPr>
+              <w:t xml:space="preserve">    Run $A[0] $A[1] $A[2] $A[3]</w:t>
+            </w:r>
+          </w:p>
+          <w:p>
+            <w:pPr>
+              <w:spacing w:line="240" w:lineRule="auto"/>
+            </w:pPr>
+            <w:r>
+              <w:rPr>
+                <w:rFonts w:ascii="Courier New" w:hAnsi="Courier New" w:eastAsia="Courier New"/>
+                <w:sz w:val="15"/>
+              </w:rPr>
+              <w:t xml:space="preserve">    exit 0</w:t>
+            </w:r>
+          </w:p>
+          <w:p>
+            <w:pPr>
+              <w:spacing w:line="240" w:lineRule="auto"/>
+            </w:pPr>
+            <w:r>
+              <w:rPr>
+                <w:rFonts w:ascii="Courier New" w:hAnsi="Courier New" w:eastAsia="Courier New"/>
+                <w:sz w:val="15"/>
+              </w:rPr>
+              <w:t>}</w:t>
+            </w:r>
+          </w:p>
+          <w:p>
+            <w:pPr>
+              <w:spacing w:line="240" w:lineRule="auto"/>
+            </w:pPr>
+            <w:r>
+              <w:rPr>
+                <w:rFonts w:ascii="Courier New" w:hAnsi="Courier New" w:eastAsia="Courier New"/>
+                <w:sz w:val="15"/>
+              </w:rPr>
+              <w:t xml:space="preserve"> </w:t>
+            </w:r>
+          </w:p>
+          <w:p>
+            <w:pPr>
+              <w:spacing w:line="240" w:lineRule="auto"/>
+            </w:pPr>
+            <w:r>
+              <w:rPr>
+                <w:rFonts w:ascii="Courier New" w:hAnsi="Courier New" w:eastAsia="Courier New"/>
+                <w:sz w:val="15"/>
+              </w:rPr>
+              <w:t>switch ($A[0]) {</w:t>
+            </w:r>
+          </w:p>
+          <w:p>
+            <w:pPr>
+              <w:spacing w:line="240" w:lineRule="auto"/>
+            </w:pPr>
+            <w:r>
+              <w:rPr>
+                <w:rFonts w:ascii="Courier New" w:hAnsi="Courier New" w:eastAsia="Courier New"/>
+                <w:sz w:val="15"/>
+              </w:rPr>
+              <w:t xml:space="preserve">    # ------------------------------ ЛР1 ------------------------------</w:t>
+            </w:r>
+          </w:p>
+          <w:p>
+            <w:pPr>
+              <w:spacing w:line="240" w:lineRule="auto"/>
+            </w:pPr>
+            <w:r>
+              <w:rPr>
+                <w:rFonts w:ascii="Courier New" w:hAnsi="Courier New" w:eastAsia="Courier New"/>
+                <w:sz w:val="15"/>
+              </w:rPr>
+              <w:t xml:space="preserve">    'db' {</w:t>
+            </w:r>
+          </w:p>
+          <w:p>
+            <w:pPr>
+              <w:spacing w:line="240" w:lineRule="auto"/>
+            </w:pPr>
+            <w:r>
+              <w:rPr>
+                <w:rFonts w:ascii="Courier New" w:hAnsi="Courier New" w:eastAsia="Courier New"/>
+                <w:sz w:val="15"/>
+              </w:rPr>
+              <w:t xml:space="preserve">        Run-Pg 'DATA/create_DB'</w:t>
+            </w:r>
+          </w:p>
+          <w:p>
+            <w:pPr>
+              <w:spacing w:line="240" w:lineRule="auto"/>
+            </w:pPr>
+            <w:r>
+              <w:rPr>
+                <w:rFonts w:ascii="Courier New" w:hAnsi="Courier New" w:eastAsia="Courier New"/>
+                <w:sz w:val="15"/>
+              </w:rPr>
+              <w:t xml:space="preserve">        Run 'DATA/create_tables' -Quiet</w:t>
+            </w:r>
+          </w:p>
+          <w:p>
+            <w:pPr>
+              <w:spacing w:line="240" w:lineRule="auto"/>
+            </w:pPr>
+            <w:r>
+              <w:rPr>
+                <w:rFonts w:ascii="Courier New" w:hAnsi="Courier New" w:eastAsia="Courier New"/>
+                <w:sz w:val="15"/>
+              </w:rPr>
+              <w:t xml:space="preserve">        Run 'DATA/load_data'</w:t>
+            </w:r>
+          </w:p>
+          <w:p>
+            <w:pPr>
+              <w:spacing w:line="240" w:lineRule="auto"/>
+            </w:pPr>
+            <w:r>
+              <w:rPr>
+                <w:rFonts w:ascii="Courier New" w:hAnsi="Courier New" w:eastAsia="Courier New"/>
+                <w:sz w:val="15"/>
+              </w:rPr>
+              <w:t xml:space="preserve">    }</w:t>
+            </w:r>
+          </w:p>
+          <w:p>
+            <w:pPr>
+              <w:spacing w:line="240" w:lineRule="auto"/>
+            </w:pPr>
+            <w:r>
+              <w:rPr>
+                <w:rFonts w:ascii="Courier New" w:hAnsi="Courier New" w:eastAsia="Courier New"/>
+                <w:sz w:val="15"/>
+              </w:rPr>
+              <w:t xml:space="preserve">    'counts' { Run 'helper/counts.sql' }</w:t>
+            </w:r>
+          </w:p>
+          <w:p>
+            <w:pPr>
+              <w:spacing w:line="240" w:lineRule="auto"/>
+            </w:pPr>
+            <w:r>
+              <w:rPr>
+                <w:rFonts w:ascii="Courier New" w:hAnsi="Courier New" w:eastAsia="Courier New"/>
+                <w:sz w:val="15"/>
+              </w:rPr>
+              <w:t xml:space="preserve">    { $_ -in 'v20', 'v22' } {</w:t>
+            </w:r>
+          </w:p>
+          <w:p>
+            <w:pPr>
+              <w:spacing w:line="240" w:lineRule="auto"/>
+            </w:pPr>
+            <w:r>
+              <w:rPr>
+                <w:rFonts w:ascii="Courier New" w:hAnsi="Courier New" w:eastAsia="Courier New"/>
+                <w:sz w:val="15"/>
+              </w:rPr>
+              <w:t xml:space="preserve">        Need-Task $A[1]</w:t>
+            </w:r>
+          </w:p>
+          <w:p>
+            <w:pPr>
+              <w:spacing w:line="240" w:lineRule="auto"/>
+            </w:pPr>
+            <w:r>
+              <w:rPr>
+                <w:rFonts w:ascii="Courier New" w:hAnsi="Courier New" w:eastAsia="Courier New"/>
+                <w:sz w:val="15"/>
+              </w:rPr>
+              <w:t xml:space="preserve">        Run "tasks/$($A[0])_task$($A[1]).sql" $A[2] $A[3] $A[4]</w:t>
+            </w:r>
+          </w:p>
+          <w:p>
+            <w:pPr>
+              <w:spacing w:line="240" w:lineRule="auto"/>
+            </w:pPr>
+            <w:r>
+              <w:rPr>
+                <w:rFonts w:ascii="Courier New" w:hAnsi="Courier New" w:eastAsia="Courier New"/>
+                <w:sz w:val="15"/>
+              </w:rPr>
+              <w:t xml:space="preserve">    }</w:t>
+            </w:r>
+          </w:p>
+          <w:p>
+            <w:pPr>
+              <w:spacing w:line="240" w:lineRule="auto"/>
+            </w:pPr>
+            <w:r>
+              <w:rPr>
+                <w:rFonts w:ascii="Courier New" w:hAnsi="Courier New" w:eastAsia="Courier New"/>
+                <w:sz w:val="15"/>
+              </w:rPr>
+              <w:t xml:space="preserve">    'all' {</w:t>
+            </w:r>
+          </w:p>
+          <w:p>
+            <w:pPr>
+              <w:spacing w:line="240" w:lineRule="auto"/>
+            </w:pPr>
+            <w:r>
+              <w:rPr>
+                <w:rFonts w:ascii="Courier New" w:hAnsi="Courier New" w:eastAsia="Courier New"/>
+                <w:sz w:val="15"/>
+              </w:rPr>
+              <w:t xml:space="preserve">        foreach ($t in 'v20_task1', 'v20_task2', 'v22_task1', 'v22_task2') {</w:t>
+            </w:r>
+          </w:p>
+          <w:p>
+            <w:pPr>
+              <w:spacing w:line="240" w:lineRule="auto"/>
+            </w:pPr>
+            <w:r>
+              <w:rPr>
+                <w:rFonts w:ascii="Courier New" w:hAnsi="Courier New" w:eastAsia="Courier New"/>
+                <w:sz w:val="15"/>
+              </w:rPr>
+              <w:t xml:space="preserve">            Run "tasks/$t.sql"</w:t>
+            </w:r>
+          </w:p>
+          <w:p>
+            <w:pPr>
+              <w:spacing w:line="240" w:lineRule="auto"/>
+            </w:pPr>
+            <w:r>
+              <w:rPr>
+                <w:rFonts w:ascii="Courier New" w:hAnsi="Courier New" w:eastAsia="Courier New"/>
+                <w:sz w:val="15"/>
+              </w:rPr>
+              <w:t xml:space="preserve">        }</w:t>
+            </w:r>
+          </w:p>
+          <w:p>
+            <w:pPr>
+              <w:spacing w:line="240" w:lineRule="auto"/>
+            </w:pPr>
+            <w:r>
+              <w:rPr>
+                <w:rFonts w:ascii="Courier New" w:hAnsi="Courier New" w:eastAsia="Courier New"/>
+                <w:sz w:val="15"/>
+              </w:rPr>
+              <w:t xml:space="preserve">    }</w:t>
+            </w:r>
+          </w:p>
+          <w:p>
+            <w:pPr>
+              <w:spacing w:line="240" w:lineRule="auto"/>
+            </w:pPr>
+            <w:r>
+              <w:rPr>
+                <w:rFonts w:ascii="Courier New" w:hAnsi="Courier New" w:eastAsia="Courier New"/>
+                <w:sz w:val="15"/>
+              </w:rPr>
+              <w:t xml:space="preserve"> </w:t>
+            </w:r>
+          </w:p>
+          <w:p>
+            <w:pPr>
+              <w:spacing w:line="240" w:lineRule="auto"/>
+            </w:pPr>
+            <w:r>
+              <w:rPr>
+                <w:rFonts w:ascii="Courier New" w:hAnsi="Courier New" w:eastAsia="Courier New"/>
+                <w:sz w:val="15"/>
+              </w:rPr>
+              <w:t xml:space="preserve">    'lr1' {</w:t>
+            </w:r>
+          </w:p>
+          <w:p>
+            <w:pPr>
+              <w:spacing w:line="240" w:lineRule="auto"/>
+            </w:pPr>
+            <w:r>
+              <w:rPr>
+                <w:rFonts w:ascii="Courier New" w:hAnsi="Courier New" w:eastAsia="Courier New"/>
+                <w:sz w:val="15"/>
+              </w:rPr>
+              <w:t xml:space="preserve">        switch ($A[1]) {</w:t>
+            </w:r>
+          </w:p>
+          <w:p>
+            <w:pPr>
+              <w:spacing w:line="240" w:lineRule="auto"/>
+            </w:pPr>
+            <w:r>
+              <w:rPr>
+                <w:rFonts w:ascii="Courier New" w:hAnsi="Courier New" w:eastAsia="Courier New"/>
+                <w:sz w:val="15"/>
+              </w:rPr>
+              <w:t xml:space="preserve">            'lan'    { &amp; powershell.exe -NoProfile -ExecutionPolicy Bypass -File lab1/setup_lan.ps1 }</w:t>
+            </w:r>
+          </w:p>
+          <w:p>
+            <w:pPr>
+              <w:spacing w:line="240" w:lineRule="auto"/>
+            </w:pPr>
+            <w:r>
+              <w:rPr>
+                <w:rFonts w:ascii="Courier New" w:hAnsi="Courier New" w:eastAsia="Courier New"/>
+                <w:sz w:val="15"/>
+              </w:rPr>
+              <w:t xml:space="preserve">            'client' {</w:t>
+            </w:r>
+          </w:p>
+          <w:p>
+            <w:pPr>
+              <w:spacing w:line="240" w:lineRule="auto"/>
+            </w:pPr>
+            <w:r>
+              <w:rPr>
+                <w:rFonts w:ascii="Courier New" w:hAnsi="Courier New" w:eastAsia="Courier New"/>
+                <w:sz w:val="15"/>
+              </w:rPr>
+              <w:t xml:space="preserve">                if (-not $A[2]) { Say 'Использование: ./help lr1 client сценарий [a1 a2 a3]'; exit 1 }</w:t>
+            </w:r>
+          </w:p>
+          <w:p>
+            <w:pPr>
+              <w:spacing w:line="240" w:lineRule="auto"/>
+            </w:pPr>
+            <w:r>
+              <w:rPr>
+                <w:rFonts w:ascii="Courier New" w:hAnsi="Courier New" w:eastAsia="Courier New"/>
+                <w:sz w:val="15"/>
+              </w:rPr>
+              <w:t xml:space="preserve">                Bat 'lab1/s_lan.bat' @(($A[2] -replace '/', '\'), $A[3], $A[4], $A[5])</w:t>
+            </w:r>
+          </w:p>
+          <w:p>
+            <w:pPr>
+              <w:spacing w:line="240" w:lineRule="auto"/>
+            </w:pPr>
+            <w:r>
+              <w:rPr>
+                <w:rFonts w:ascii="Courier New" w:hAnsi="Courier New" w:eastAsia="Courier New"/>
+                <w:sz w:val="15"/>
+              </w:rPr>
+              <w:t xml:space="preserve">            }</w:t>
+            </w:r>
+          </w:p>
+          <w:p>
+            <w:pPr>
+              <w:spacing w:line="240" w:lineRule="auto"/>
+            </w:pPr>
+            <w:r>
+              <w:rPr>
+                <w:rFonts w:ascii="Courier New" w:hAnsi="Courier New" w:eastAsia="Courier New"/>
+                <w:sz w:val="15"/>
+              </w:rPr>
+              <w:t xml:space="preserve">            default  { Say 'ОШИБКА: ./help lr1 lan|client' }</w:t>
+            </w:r>
+          </w:p>
+          <w:p>
+            <w:pPr>
+              <w:spacing w:line="240" w:lineRule="auto"/>
+            </w:pPr>
+            <w:r>
+              <w:rPr>
+                <w:rFonts w:ascii="Courier New" w:hAnsi="Courier New" w:eastAsia="Courier New"/>
+                <w:sz w:val="15"/>
+              </w:rPr>
+              <w:t xml:space="preserve">        }</w:t>
+            </w:r>
+          </w:p>
+          <w:p>
+            <w:pPr>
+              <w:spacing w:line="240" w:lineRule="auto"/>
+            </w:pPr>
+            <w:r>
+              <w:rPr>
+                <w:rFonts w:ascii="Courier New" w:hAnsi="Courier New" w:eastAsia="Courier New"/>
+                <w:sz w:val="15"/>
+              </w:rPr>
+              <w:t xml:space="preserve">    }</w:t>
+            </w:r>
+          </w:p>
+          <w:p>
+            <w:pPr>
+              <w:spacing w:line="240" w:lineRule="auto"/>
+            </w:pPr>
+            <w:r>
+              <w:rPr>
+                <w:rFonts w:ascii="Courier New" w:hAnsi="Courier New" w:eastAsia="Courier New"/>
+                <w:sz w:val="15"/>
+              </w:rPr>
+              <w:t xml:space="preserve"> </w:t>
+            </w:r>
+          </w:p>
+          <w:p>
+            <w:pPr>
+              <w:spacing w:line="240" w:lineRule="auto"/>
+            </w:pPr>
+            <w:r>
+              <w:rPr>
+                <w:rFonts w:ascii="Courier New" w:hAnsi="Courier New" w:eastAsia="Courier New"/>
+                <w:sz w:val="15"/>
+              </w:rPr>
+              <w:t xml:space="preserve">    # ------------------------------ ЛР2 ------------------------------</w:t>
+            </w:r>
+          </w:p>
+          <w:p>
+            <w:pPr>
+              <w:spacing w:line="240" w:lineRule="auto"/>
+            </w:pPr>
+            <w:r>
+              <w:rPr>
+                <w:rFonts w:ascii="Courier New" w:hAnsi="Courier New" w:eastAsia="Courier New"/>
+                <w:sz w:val="15"/>
+              </w:rPr>
+              <w:t xml:space="preserve">    'lr2' {</w:t>
+            </w:r>
+          </w:p>
+          <w:p>
+            <w:pPr>
+              <w:spacing w:line="240" w:lineRule="auto"/>
+            </w:pPr>
+            <w:r>
+              <w:rPr>
+                <w:rFonts w:ascii="Courier New" w:hAnsi="Courier New" w:eastAsia="Courier New"/>
+                <w:sz w:val="15"/>
+              </w:rPr>
+              <w:t xml:space="preserve">        $v = $A[2]</w:t>
+            </w:r>
+          </w:p>
+          <w:p>
+            <w:pPr>
+              <w:spacing w:line="240" w:lineRule="auto"/>
+            </w:pPr>
+            <w:r>
+              <w:rPr>
+                <w:rFonts w:ascii="Courier New" w:hAnsi="Courier New" w:eastAsia="Courier New"/>
+                <w:sz w:val="15"/>
+              </w:rPr>
+              <w:t xml:space="preserve">        switch ($A[1]) {</w:t>
+            </w:r>
+          </w:p>
+          <w:p>
+            <w:pPr>
+              <w:spacing w:line="240" w:lineRule="auto"/>
+            </w:pPr>
+            <w:r>
+              <w:rPr>
+                <w:rFonts w:ascii="Courier New" w:hAnsi="Courier New" w:eastAsia="Courier New"/>
+                <w:sz w:val="15"/>
+              </w:rPr>
+              <w:t xml:space="preserve">            'gen'     { Run 'lab2/add_data.sql' $A[2] }</w:t>
+            </w:r>
+          </w:p>
+          <w:p>
+            <w:pPr>
+              <w:spacing w:line="240" w:lineRule="auto"/>
+            </w:pPr>
+            <w:r>
+              <w:rPr>
+                <w:rFonts w:ascii="Courier New" w:hAnsi="Courier New" w:eastAsia="Courier New"/>
+                <w:sz w:val="15"/>
+              </w:rPr>
+              <w:t xml:space="preserve">            'restore' { Run 'lab2/restore_lr1.sql' }</w:t>
+            </w:r>
+          </w:p>
+          <w:p>
+            <w:pPr>
+              <w:spacing w:line="240" w:lineRule="auto"/>
+            </w:pPr>
+            <w:r>
+              <w:rPr>
+                <w:rFonts w:ascii="Courier New" w:hAnsi="Courier New" w:eastAsia="Courier New"/>
+                <w:sz w:val="15"/>
+              </w:rPr>
+              <w:t xml:space="preserve">            'tbs'     { Run 'lab2/tablespace.sql' $A[2] }</w:t>
+            </w:r>
+          </w:p>
+          <w:p>
+            <w:pPr>
+              <w:spacing w:line="240" w:lineRule="auto"/>
+            </w:pPr>
+            <w:r>
+              <w:rPr>
+                <w:rFonts w:ascii="Courier New" w:hAnsi="Courier New" w:eastAsia="Courier New"/>
+                <w:sz w:val="15"/>
+              </w:rPr>
+              <w:t xml:space="preserve">            'time'    { Need-Variant $v; Run 'lab2/time_current.sql' $v }</w:t>
+            </w:r>
+          </w:p>
+          <w:p>
+            <w:pPr>
+              <w:spacing w:line="240" w:lineRule="auto"/>
+            </w:pPr>
+            <w:r>
+              <w:rPr>
+                <w:rFonts w:ascii="Courier New" w:hAnsi="Courier New" w:eastAsia="Courier New"/>
+                <w:sz w:val="15"/>
+              </w:rPr>
+              <w:t xml:space="preserve">            'timing'  { Need-Variant $v; Run 'lab2/time_timing.sql' $v }</w:t>
+            </w:r>
+          </w:p>
+          <w:p>
+            <w:pPr>
+              <w:spacing w:line="240" w:lineRule="auto"/>
+            </w:pPr>
+            <w:r>
+              <w:rPr>
+                <w:rFonts w:ascii="Courier New" w:hAnsi="Courier New" w:eastAsia="Courier New"/>
+                <w:sz w:val="15"/>
+              </w:rPr>
+              <w:t xml:space="preserve">            'idx'     { Need-Variant $v; Run 'lab2/idx_names.sql' $v }</w:t>
+            </w:r>
+          </w:p>
+          <w:p>
+            <w:pPr>
+              <w:spacing w:line="240" w:lineRule="auto"/>
+            </w:pPr>
+            <w:r>
+              <w:rPr>
+                <w:rFonts w:ascii="Courier New" w:hAnsi="Courier New" w:eastAsia="Courier New"/>
+                <w:sz w:val="15"/>
+              </w:rPr>
+              <w:t xml:space="preserve">            'idx1'    { Need-Variant $v; Run 'lab2/idx_1.sql' $v $A[3] }</w:t>
+            </w:r>
+          </w:p>
+          <w:p>
+            <w:pPr>
+              <w:spacing w:line="240" w:lineRule="auto"/>
+            </w:pPr>
+            <w:r>
+              <w:rPr>
+                <w:rFonts w:ascii="Courier New" w:hAnsi="Courier New" w:eastAsia="Courier New"/>
+                <w:sz w:val="15"/>
+              </w:rPr>
+              <w:t xml:space="preserve">            'idx0'    { Need-Variant $v; Run 'lab2/idx_0.sql' $v }</w:t>
+            </w:r>
+          </w:p>
+          <w:p>
+            <w:pPr>
+              <w:spacing w:line="240" w:lineRule="auto"/>
+            </w:pPr>
+            <w:r>
+              <w:rPr>
+                <w:rFonts w:ascii="Courier New" w:hAnsi="Courier New" w:eastAsia="Courier New"/>
+                <w:sz w:val="15"/>
+              </w:rPr>
+              <w:t xml:space="preserve">            'pk1'     { Need-Variant $v; Run 'lab2/create_ref0.sql' $v }</w:t>
+            </w:r>
+          </w:p>
+          <w:p>
+            <w:pPr>
+              <w:spacing w:line="240" w:lineRule="auto"/>
+            </w:pPr>
+            <w:r>
+              <w:rPr>
+                <w:rFonts w:ascii="Courier New" w:hAnsi="Courier New" w:eastAsia="Courier New"/>
+                <w:sz w:val="15"/>
+              </w:rPr>
+              <w:t xml:space="preserve">            'pk0'     { Need-Variant $v; Run 'lab2/create_ref1.sql' $v }</w:t>
+            </w:r>
+          </w:p>
+          <w:p>
+            <w:pPr>
+              <w:spacing w:line="240" w:lineRule="auto"/>
+            </w:pPr>
+            <w:r>
+              <w:rPr>
+                <w:rFonts w:ascii="Courier New" w:hAnsi="Courier New" w:eastAsia="Courier New"/>
+                <w:sz w:val="15"/>
+              </w:rPr>
+              <w:t xml:space="preserve">            'copy'    { Need-Variant $v; Run 'lab2/copy_ref.sql' $v }</w:t>
+            </w:r>
+          </w:p>
+          <w:p>
+            <w:pPr>
+              <w:spacing w:line="240" w:lineRule="auto"/>
+            </w:pPr>
+            <w:r>
+              <w:rPr>
+                <w:rFonts w:ascii="Courier New" w:hAnsi="Courier New" w:eastAsia="Courier New"/>
+                <w:sz w:val="15"/>
+              </w:rPr>
+              <w:t xml:space="preserve">            'explain' { Need-Variant $v; Run 'lab2/explain.sql' $v $A[3] }</w:t>
+            </w:r>
+          </w:p>
+          <w:p>
+            <w:pPr>
+              <w:spacing w:line="240" w:lineRule="auto"/>
+            </w:pPr>
+            <w:r>
+              <w:rPr>
+                <w:rFonts w:ascii="Courier New" w:hAnsi="Courier New" w:eastAsia="Courier New"/>
+                <w:sz w:val="15"/>
+              </w:rPr>
+              <w:t xml:space="preserve">            'measure' { Need-Variant $v; Run 'lab2/measure.sql' $v $A[3]</w:t>
+            </w:r>
+          </w:p>
+          <w:p>
+            <w:pPr>
+              <w:spacing w:line="240" w:lineRule="auto"/>
+            </w:pPr>
+            <w:r>
+              <w:rPr>
+                <w:rFonts w:ascii="Courier New" w:hAnsi="Courier New" w:eastAsia="Courier New"/>
+                <w:sz w:val="15"/>
+              </w:rPr>
+              <w:t xml:space="preserve">                        Show-Text "results/lr2_v$($v)_results.txt" }</w:t>
+            </w:r>
+          </w:p>
+          <w:p>
+            <w:pPr>
+              <w:spacing w:line="240" w:lineRule="auto"/>
+            </w:pPr>
+            <w:r>
+              <w:rPr>
+                <w:rFonts w:ascii="Courier New" w:hAnsi="Courier New" w:eastAsia="Courier New"/>
+                <w:sz w:val="15"/>
+              </w:rPr>
+              <w:t xml:space="preserve">            'results' { Need-Variant $v; Show-Text "results/lr2_v$($v)_results.txt" }</w:t>
+            </w:r>
+          </w:p>
+          <w:p>
+            <w:pPr>
+              <w:spacing w:line="240" w:lineRule="auto"/>
+            </w:pPr>
+            <w:r>
+              <w:rPr>
+                <w:rFonts w:ascii="Courier New" w:hAnsi="Courier New" w:eastAsia="Courier New"/>
+                <w:sz w:val="15"/>
+              </w:rPr>
+              <w:t xml:space="preserve">            default   { Say 'ОШИБКА: ./help lr2 gen|restore|tbs|time|timing|idx|idx1|idx0|pk1|pk0|copy|explain|measure|results' }</w:t>
+            </w:r>
+          </w:p>
+          <w:p>
+            <w:pPr>
+              <w:spacing w:line="240" w:lineRule="auto"/>
+            </w:pPr>
+            <w:r>
+              <w:rPr>
+                <w:rFonts w:ascii="Courier New" w:hAnsi="Courier New" w:eastAsia="Courier New"/>
+                <w:sz w:val="15"/>
+              </w:rPr>
+              <w:t xml:space="preserve">        }</w:t>
+            </w:r>
+          </w:p>
+          <w:p>
+            <w:pPr>
+              <w:spacing w:line="240" w:lineRule="auto"/>
+            </w:pPr>
+            <w:r>
+              <w:rPr>
+                <w:rFonts w:ascii="Courier New" w:hAnsi="Courier New" w:eastAsia="Courier New"/>
+                <w:sz w:val="15"/>
+              </w:rPr>
+              <w:t xml:space="preserve">    }</w:t>
+            </w:r>
+          </w:p>
+          <w:p>
+            <w:pPr>
+              <w:spacing w:line="240" w:lineRule="auto"/>
+            </w:pPr>
+            <w:r>
+              <w:rPr>
+                <w:rFonts w:ascii="Courier New" w:hAnsi="Courier New" w:eastAsia="Courier New"/>
+                <w:sz w:val="15"/>
+              </w:rPr>
+              <w:t xml:space="preserve"> </w:t>
+            </w:r>
+          </w:p>
+          <w:p>
+            <w:pPr>
+              <w:spacing w:line="240" w:lineRule="auto"/>
+            </w:pPr>
+            <w:r>
+              <w:rPr>
+                <w:rFonts w:ascii="Courier New" w:hAnsi="Courier New" w:eastAsia="Courier New"/>
+                <w:sz w:val="15"/>
+              </w:rPr>
+              <w:t xml:space="preserve">    # ------------------------------ ЛР3 ------------------------------</w:t>
+            </w:r>
+          </w:p>
+          <w:p>
+            <w:pPr>
+              <w:spacing w:line="240" w:lineRule="auto"/>
+            </w:pPr>
+            <w:r>
+              <w:rPr>
+                <w:rFonts w:ascii="Courier New" w:hAnsi="Courier New" w:eastAsia="Courier New"/>
+                <w:sz w:val="15"/>
+              </w:rPr>
+              <w:t xml:space="preserve">    'lr3' {</w:t>
+            </w:r>
+          </w:p>
+          <w:p>
+            <w:pPr>
+              <w:spacing w:line="240" w:lineRule="auto"/>
+            </w:pPr>
+            <w:r>
+              <w:rPr>
+                <w:rFonts w:ascii="Courier New" w:hAnsi="Courier New" w:eastAsia="Courier New"/>
+                <w:sz w:val="15"/>
+              </w:rPr>
+              <w:t xml:space="preserve">        switch ($A[1]) {</w:t>
+            </w:r>
+          </w:p>
+          <w:p>
+            <w:pPr>
+              <w:spacing w:line="240" w:lineRule="auto"/>
+            </w:pPr>
+            <w:r>
+              <w:rPr>
+                <w:rFonts w:ascii="Courier New" w:hAnsi="Courier New" w:eastAsia="Courier New"/>
+                <w:sz w:val="15"/>
+              </w:rPr>
+              <w:t xml:space="preserve">            'cmplx' { Run 'lab3/cmplx.sql' }</w:t>
+            </w:r>
+          </w:p>
+          <w:p>
+            <w:pPr>
+              <w:spacing w:line="240" w:lineRule="auto"/>
+            </w:pPr>
+            <w:r>
+              <w:rPr>
+                <w:rFonts w:ascii="Courier New" w:hAnsi="Courier New" w:eastAsia="Courier New"/>
+                <w:sz w:val="15"/>
+              </w:rPr>
+              <w:t xml:space="preserve">            '20'    { Run 'lab3/v20_vector3.sql' }</w:t>
+            </w:r>
+          </w:p>
+          <w:p>
+            <w:pPr>
+              <w:spacing w:line="240" w:lineRule="auto"/>
+            </w:pPr>
+            <w:r>
+              <w:rPr>
+                <w:rFonts w:ascii="Courier New" w:hAnsi="Courier New" w:eastAsia="Courier New"/>
+                <w:sz w:val="15"/>
+              </w:rPr>
+              <w:t xml:space="preserve">            '22'    { Run 'lab3/v22_rational.sql' }</w:t>
+            </w:r>
+          </w:p>
+          <w:p>
+            <w:pPr>
+              <w:spacing w:line="240" w:lineRule="auto"/>
+            </w:pPr>
+            <w:r>
+              <w:rPr>
+                <w:rFonts w:ascii="Courier New" w:hAnsi="Courier New" w:eastAsia="Courier New"/>
+                <w:sz w:val="15"/>
+              </w:rPr>
+              <w:t xml:space="preserve">            default { Say 'ОШИБКА: ./help lr3 cmplx|20|22' }</w:t>
+            </w:r>
+          </w:p>
+          <w:p>
+            <w:pPr>
+              <w:spacing w:line="240" w:lineRule="auto"/>
+            </w:pPr>
+            <w:r>
+              <w:rPr>
+                <w:rFonts w:ascii="Courier New" w:hAnsi="Courier New" w:eastAsia="Courier New"/>
+                <w:sz w:val="15"/>
+              </w:rPr>
+              <w:t xml:space="preserve">        }</w:t>
+            </w:r>
+          </w:p>
+          <w:p>
+            <w:pPr>
+              <w:spacing w:line="240" w:lineRule="auto"/>
+            </w:pPr>
+            <w:r>
+              <w:rPr>
+                <w:rFonts w:ascii="Courier New" w:hAnsi="Courier New" w:eastAsia="Courier New"/>
+                <w:sz w:val="15"/>
+              </w:rPr>
+              <w:t xml:space="preserve">    }</w:t>
+            </w:r>
+          </w:p>
+          <w:p>
+            <w:pPr>
+              <w:spacing w:line="240" w:lineRule="auto"/>
+            </w:pPr>
+            <w:r>
+              <w:rPr>
+                <w:rFonts w:ascii="Courier New" w:hAnsi="Courier New" w:eastAsia="Courier New"/>
+                <w:sz w:val="15"/>
+              </w:rPr>
+              <w:t xml:space="preserve"> </w:t>
+            </w:r>
+          </w:p>
+          <w:p>
+            <w:pPr>
+              <w:spacing w:line="240" w:lineRule="auto"/>
+            </w:pPr>
+            <w:r>
+              <w:rPr>
+                <w:rFonts w:ascii="Courier New" w:hAnsi="Courier New" w:eastAsia="Courier New"/>
+                <w:sz w:val="15"/>
+              </w:rPr>
+              <w:t xml:space="preserve">    # ------------------------------ ЛР4 ------------------------------</w:t>
+            </w:r>
+          </w:p>
+          <w:p>
+            <w:pPr>
+              <w:spacing w:line="240" w:lineRule="auto"/>
+            </w:pPr>
+            <w:r>
+              <w:rPr>
+                <w:rFonts w:ascii="Courier New" w:hAnsi="Courier New" w:eastAsia="Courier New"/>
+                <w:sz w:val="15"/>
+              </w:rPr>
+              <w:t xml:space="preserve">    'lr4' {</w:t>
+            </w:r>
+          </w:p>
+          <w:p>
+            <w:pPr>
+              <w:spacing w:line="240" w:lineRule="auto"/>
+            </w:pPr>
+            <w:r>
+              <w:rPr>
+                <w:rFonts w:ascii="Courier New" w:hAnsi="Courier New" w:eastAsia="Courier New"/>
+                <w:sz w:val="15"/>
+              </w:rPr>
+              <w:t xml:space="preserve">        switch ($A[1]) {</w:t>
+            </w:r>
+          </w:p>
+          <w:p>
+            <w:pPr>
+              <w:spacing w:line="240" w:lineRule="auto"/>
+            </w:pPr>
+            <w:r>
+              <w:rPr>
+                <w:rFonts w:ascii="Courier New" w:hAnsi="Courier New" w:eastAsia="Courier New"/>
+                <w:sz w:val="15"/>
+              </w:rPr>
+              <w:t xml:space="preserve">            'all' {</w:t>
+            </w:r>
+          </w:p>
+          <w:p>
+            <w:pPr>
+              <w:spacing w:line="240" w:lineRule="auto"/>
+            </w:pPr>
+            <w:r>
+              <w:rPr>
+                <w:rFonts w:ascii="Courier New" w:hAnsi="Courier New" w:eastAsia="Courier New"/>
+                <w:sz w:val="15"/>
+              </w:rPr>
+              <w:t xml:space="preserve">                $v = if ($A[2]) { $A[2] } else { '20' }</w:t>
+            </w:r>
+          </w:p>
+          <w:p>
+            <w:pPr>
+              <w:spacing w:line="240" w:lineRule="auto"/>
+            </w:pPr>
+            <w:r>
+              <w:rPr>
+                <w:rFonts w:ascii="Courier New" w:hAnsi="Courier New" w:eastAsia="Courier New"/>
+                <w:sz w:val="15"/>
+              </w:rPr>
+              <w:t xml:space="preserve">                Need-Variant $v</w:t>
+            </w:r>
+          </w:p>
+          <w:p>
+            <w:pPr>
+              <w:spacing w:line="240" w:lineRule="auto"/>
+            </w:pPr>
+            <w:r>
+              <w:rPr>
+                <w:rFonts w:ascii="Courier New" w:hAnsi="Courier New" w:eastAsia="Courier New"/>
+                <w:sz w:val="15"/>
+              </w:rPr>
+              <w:t xml:space="preserve">                Bat 'lab4/run_all.bat' @($v) 'cp1251' "results/lr4_v$($v)_protocol.txt"</w:t>
+            </w:r>
+          </w:p>
+          <w:p>
+            <w:pPr>
+              <w:spacing w:line="240" w:lineRule="auto"/>
+            </w:pPr>
+            <w:r>
+              <w:rPr>
+                <w:rFonts w:ascii="Courier New" w:hAnsi="Courier New" w:eastAsia="Courier New"/>
+                <w:sz w:val="15"/>
+              </w:rPr>
+              <w:t xml:space="preserve">            }</w:t>
+            </w:r>
+          </w:p>
+          <w:p>
+            <w:pPr>
+              <w:spacing w:line="240" w:lineRule="auto"/>
+            </w:pPr>
+            <w:r>
+              <w:rPr>
+                <w:rFonts w:ascii="Courier New" w:hAnsi="Courier New" w:eastAsia="Courier New"/>
+                <w:sz w:val="15"/>
+              </w:rPr>
+              <w:t xml:space="preserve">            'base'  { Bat 'lab4/create_base.bat' @() 'cp1251' }</w:t>
+            </w:r>
+          </w:p>
+          <w:p>
+            <w:pPr>
+              <w:spacing w:line="240" w:lineRule="auto"/>
+            </w:pPr>
+            <w:r>
+              <w:rPr>
+                <w:rFonts w:ascii="Courier New" w:hAnsi="Courier New" w:eastAsia="Courier New"/>
+                <w:sz w:val="15"/>
+              </w:rPr>
+              <w:t xml:space="preserve">            'tasks' {</w:t>
+            </w:r>
+          </w:p>
+          <w:p>
+            <w:pPr>
+              <w:spacing w:line="240" w:lineRule="auto"/>
+            </w:pPr>
+            <w:r>
+              <w:rPr>
+                <w:rFonts w:ascii="Courier New" w:hAnsi="Courier New" w:eastAsia="Courier New"/>
+                <w:sz w:val="15"/>
+              </w:rPr>
+              <w:t xml:space="preserve">                if (-not $A[2]) { Say 'Использование: ./help lr4 tasks N [база]'; exit 1 }</w:t>
+            </w:r>
+          </w:p>
+          <w:p>
+            <w:pPr>
+              <w:spacing w:line="240" w:lineRule="auto"/>
+            </w:pPr>
+            <w:r>
+              <w:rPr>
+                <w:rFonts w:ascii="Courier New" w:hAnsi="Courier New" w:eastAsia="Courier New"/>
+                <w:sz w:val="15"/>
+              </w:rPr>
+              <w:t xml:space="preserve">                Bat 'lab4/tasks.bat' @($A[2], $A[3])</w:t>
+            </w:r>
+          </w:p>
+          <w:p>
+            <w:pPr>
+              <w:spacing w:line="240" w:lineRule="auto"/>
+            </w:pPr>
+            <w:r>
+              <w:rPr>
+                <w:rFonts w:ascii="Courier New" w:hAnsi="Courier New" w:eastAsia="Courier New"/>
+                <w:sz w:val="15"/>
+              </w:rPr>
+              <w:t xml:space="preserve">            }</w:t>
+            </w:r>
+          </w:p>
+          <w:p>
+            <w:pPr>
+              <w:spacing w:line="240" w:lineRule="auto"/>
+            </w:pPr>
+            <w:r>
+              <w:rPr>
+                <w:rFonts w:ascii="Courier New" w:hAnsi="Courier New" w:eastAsia="Courier New"/>
+                <w:sz w:val="15"/>
+              </w:rPr>
+              <w:t xml:space="preserve">            'dump1' { Bat 'lab4/dump-1.bat' }</w:t>
+            </w:r>
+          </w:p>
+          <w:p>
+            <w:pPr>
+              <w:spacing w:line="240" w:lineRule="auto"/>
+            </w:pPr>
+            <w:r>
+              <w:rPr>
+                <w:rFonts w:ascii="Courier New" w:hAnsi="Courier New" w:eastAsia="Courier New"/>
+                <w:sz w:val="15"/>
+              </w:rPr>
+              <w:t xml:space="preserve">            'dump2' { Bat 'lab4/dump-2.bat' }</w:t>
+            </w:r>
+          </w:p>
+          <w:p>
+            <w:pPr>
+              <w:spacing w:line="240" w:lineRule="auto"/>
+            </w:pPr>
+            <w:r>
+              <w:rPr>
+                <w:rFonts w:ascii="Courier New" w:hAnsi="Courier New" w:eastAsia="Courier New"/>
+                <w:sz w:val="15"/>
+              </w:rPr>
+              <w:t xml:space="preserve">            'dump3' { Bat 'lab4/dump-3.bat' @($A[2]) }</w:t>
+            </w:r>
+          </w:p>
+          <w:p>
+            <w:pPr>
+              <w:spacing w:line="240" w:lineRule="auto"/>
+            </w:pPr>
+            <w:r>
+              <w:rPr>
+                <w:rFonts w:ascii="Courier New" w:hAnsi="Courier New" w:eastAsia="Courier New"/>
+                <w:sz w:val="15"/>
+              </w:rPr>
+              <w:t xml:space="preserve">            default { Say 'ОШИБКА: ./help lr4 all|base|tasks|dump1|dump2|dump3' }</w:t>
+            </w:r>
+          </w:p>
+          <w:p>
+            <w:pPr>
+              <w:spacing w:line="240" w:lineRule="auto"/>
+            </w:pPr>
+            <w:r>
+              <w:rPr>
+                <w:rFonts w:ascii="Courier New" w:hAnsi="Courier New" w:eastAsia="Courier New"/>
+                <w:sz w:val="15"/>
+              </w:rPr>
+              <w:t xml:space="preserve">        }</w:t>
+            </w:r>
+          </w:p>
+          <w:p>
+            <w:pPr>
+              <w:spacing w:line="240" w:lineRule="auto"/>
+            </w:pPr>
+            <w:r>
+              <w:rPr>
+                <w:rFonts w:ascii="Courier New" w:hAnsi="Courier New" w:eastAsia="Courier New"/>
+                <w:sz w:val="15"/>
+              </w:rPr>
+              <w:t xml:space="preserve">    }</w:t>
+            </w:r>
+          </w:p>
+          <w:p>
+            <w:pPr>
+              <w:spacing w:line="240" w:lineRule="auto"/>
+            </w:pPr>
+            <w:r>
+              <w:rPr>
+                <w:rFonts w:ascii="Courier New" w:hAnsi="Courier New" w:eastAsia="Courier New"/>
+                <w:sz w:val="15"/>
+              </w:rPr>
+              <w:t xml:space="preserve"> </w:t>
+            </w:r>
+          </w:p>
+          <w:p>
+            <w:pPr>
+              <w:spacing w:line="240" w:lineRule="auto"/>
+            </w:pPr>
+            <w:r>
+              <w:rPr>
+                <w:rFonts w:ascii="Courier New" w:hAnsi="Courier New" w:eastAsia="Courier New"/>
+                <w:sz w:val="15"/>
+              </w:rPr>
+              <w:t xml:space="preserve">    # ------------------------------ ЛР5 ------------------------------</w:t>
+            </w:r>
+          </w:p>
+          <w:p>
+            <w:pPr>
+              <w:spacing w:line="240" w:lineRule="auto"/>
+            </w:pPr>
+            <w:r>
+              <w:rPr>
+                <w:rFonts w:ascii="Courier New" w:hAnsi="Courier New" w:eastAsia="Courier New"/>
+                <w:sz w:val="15"/>
+              </w:rPr>
+              <w:t xml:space="preserve">    'lr5' {</w:t>
+            </w:r>
+          </w:p>
+          <w:p>
+            <w:pPr>
+              <w:spacing w:line="240" w:lineRule="auto"/>
+            </w:pPr>
+            <w:r>
+              <w:rPr>
+                <w:rFonts w:ascii="Courier New" w:hAnsi="Courier New" w:eastAsia="Courier New"/>
+                <w:sz w:val="15"/>
+              </w:rPr>
+              <w:t xml:space="preserve">        switch ($A[1]) {</w:t>
+            </w:r>
+          </w:p>
+          <w:p>
+            <w:pPr>
+              <w:spacing w:line="240" w:lineRule="auto"/>
+            </w:pPr>
+            <w:r>
+              <w:rPr>
+                <w:rFonts w:ascii="Courier New" w:hAnsi="Courier New" w:eastAsia="Courier New"/>
+                <w:sz w:val="15"/>
+              </w:rPr>
+              <w:t xml:space="preserve">            'build' { Need-Variant $A[2]; Bat 'lab5/build.bat' @($A[2], $A[3]) 'cp866' }</w:t>
+            </w:r>
+          </w:p>
+          <w:p>
+            <w:pPr>
+              <w:spacing w:line="240" w:lineRule="auto"/>
+            </w:pPr>
+            <w:r>
+              <w:rPr>
+                <w:rFonts w:ascii="Courier New" w:hAnsi="Courier New" w:eastAsia="Courier New"/>
+                <w:sz w:val="15"/>
+              </w:rPr>
+              <w:t xml:space="preserve">            { $_ -in '20', '22' } { Run "lab5/v$($A[1])_test.sql" $A[2] }</w:t>
+            </w:r>
+          </w:p>
+          <w:p>
+            <w:pPr>
+              <w:spacing w:line="240" w:lineRule="auto"/>
+            </w:pPr>
+            <w:r>
+              <w:rPr>
+                <w:rFonts w:ascii="Courier New" w:hAnsi="Courier New" w:eastAsia="Courier New"/>
+                <w:sz w:val="15"/>
+              </w:rPr>
+              <w:t xml:space="preserve">            default { Say 'ОШИБКА: ./help lr5 build 20|22  или  ./help lr5 20|22' }</w:t>
+            </w:r>
+          </w:p>
+          <w:p>
+            <w:pPr>
+              <w:spacing w:line="240" w:lineRule="auto"/>
+            </w:pPr>
+            <w:r>
+              <w:rPr>
+                <w:rFonts w:ascii="Courier New" w:hAnsi="Courier New" w:eastAsia="Courier New"/>
+                <w:sz w:val="15"/>
+              </w:rPr>
+              <w:t xml:space="preserve">        }</w:t>
+            </w:r>
+          </w:p>
+          <w:p>
+            <w:pPr>
+              <w:spacing w:line="240" w:lineRule="auto"/>
+            </w:pPr>
+            <w:r>
+              <w:rPr>
+                <w:rFonts w:ascii="Courier New" w:hAnsi="Courier New" w:eastAsia="Courier New"/>
+                <w:sz w:val="15"/>
+              </w:rPr>
+              <w:t xml:space="preserve">    }</w:t>
+            </w:r>
+          </w:p>
+          <w:p>
+            <w:pPr>
+              <w:spacing w:line="240" w:lineRule="auto"/>
+            </w:pPr>
+            <w:r>
+              <w:rPr>
+                <w:rFonts w:ascii="Courier New" w:hAnsi="Courier New" w:eastAsia="Courier New"/>
+                <w:sz w:val="15"/>
+              </w:rPr>
+              <w:t xml:space="preserve"> </w:t>
+            </w:r>
+          </w:p>
+          <w:p>
+            <w:pPr>
+              <w:spacing w:line="240" w:lineRule="auto"/>
+            </w:pPr>
+            <w:r>
+              <w:rPr>
+                <w:rFonts w:ascii="Courier New" w:hAnsi="Courier New" w:eastAsia="Courier New"/>
+                <w:sz w:val="15"/>
+              </w:rPr>
+              <w:t xml:space="preserve">    # ------------------------------ ЛР6 ------------------------------</w:t>
+            </w:r>
+          </w:p>
+          <w:p>
+            <w:pPr>
+              <w:spacing w:line="240" w:lineRule="auto"/>
+            </w:pPr>
+            <w:r>
+              <w:rPr>
+                <w:rFonts w:ascii="Courier New" w:hAnsi="Courier New" w:eastAsia="Courier New"/>
+                <w:sz w:val="15"/>
+              </w:rPr>
+              <w:t xml:space="preserve">    'lr6' {</w:t>
+            </w:r>
+          </w:p>
+          <w:p>
+            <w:pPr>
+              <w:spacing w:line="240" w:lineRule="auto"/>
+            </w:pPr>
+            <w:r>
+              <w:rPr>
+                <w:rFonts w:ascii="Courier New" w:hAnsi="Courier New" w:eastAsia="Courier New"/>
+                <w:sz w:val="15"/>
+              </w:rPr>
+              <w:t xml:space="preserve">        switch ($A[1]) {</w:t>
+            </w:r>
+          </w:p>
+          <w:p>
+            <w:pPr>
+              <w:spacing w:line="240" w:lineRule="auto"/>
+            </w:pPr>
+            <w:r>
+              <w:rPr>
+                <w:rFonts w:ascii="Courier New" w:hAnsi="Courier New" w:eastAsia="Courier New"/>
+                <w:sz w:val="15"/>
+              </w:rPr>
+              <w:t xml:space="preserve">            'setup' {</w:t>
+            </w:r>
+          </w:p>
+          <w:p>
+            <w:pPr>
+              <w:spacing w:line="240" w:lineRule="auto"/>
+            </w:pPr>
+            <w:r>
+              <w:rPr>
+                <w:rFonts w:ascii="Courier New" w:hAnsi="Courier New" w:eastAsia="Courier New"/>
+                <w:sz w:val="15"/>
+              </w:rPr>
+              <w:t xml:space="preserve">                foreach ($f in 'create_DB', 'create_temp1', 'insert_temp1', 'select_from_temp1') {</w:t>
+            </w:r>
+          </w:p>
+          <w:p>
+            <w:pPr>
+              <w:spacing w:line="240" w:lineRule="auto"/>
+            </w:pPr>
+            <w:r>
+              <w:rPr>
+                <w:rFonts w:ascii="Courier New" w:hAnsi="Courier New" w:eastAsia="Courier New"/>
+                <w:sz w:val="15"/>
+              </w:rPr>
+              <w:t xml:space="preserve">                    Bat 'lab6/s_TCP.bat' @("lab6\SETUP\$f")</w:t>
+            </w:r>
+          </w:p>
+          <w:p>
+            <w:pPr>
+              <w:spacing w:line="240" w:lineRule="auto"/>
+            </w:pPr>
+            <w:r>
+              <w:rPr>
+                <w:rFonts w:ascii="Courier New" w:hAnsi="Courier New" w:eastAsia="Courier New"/>
+                <w:sz w:val="15"/>
+              </w:rPr>
+              <w:t xml:space="preserve">                }</w:t>
+            </w:r>
+          </w:p>
+          <w:p>
+            <w:pPr>
+              <w:spacing w:line="240" w:lineRule="auto"/>
+            </w:pPr>
+            <w:r>
+              <w:rPr>
+                <w:rFonts w:ascii="Courier New" w:hAnsi="Courier New" w:eastAsia="Courier New"/>
+                <w:sz w:val="15"/>
+              </w:rPr>
+              <w:t xml:space="preserve">            }</w:t>
+            </w:r>
+          </w:p>
+          <w:p>
+            <w:pPr>
+              <w:spacing w:line="240" w:lineRule="auto"/>
+            </w:pPr>
+            <w:r>
+              <w:rPr>
+                <w:rFonts w:ascii="Courier New" w:hAnsi="Courier New" w:eastAsia="Courier New"/>
+                <w:sz w:val="15"/>
+              </w:rPr>
+              <w:t xml:space="preserve">            'sel2'     { Bat 'lab6/COPY/make_sel2.bat' }</w:t>
+            </w:r>
+          </w:p>
+          <w:p>
+            <w:pPr>
+              <w:spacing w:line="240" w:lineRule="auto"/>
+            </w:pPr>
+            <w:r>
+              <w:rPr>
+                <w:rFonts w:ascii="Courier New" w:hAnsi="Courier New" w:eastAsia="Courier New"/>
+                <w:sz w:val="15"/>
+              </w:rPr>
+              <w:t xml:space="preserve">            'createdb' { Bat 'lab6/s_TCP.bat' @('lab6\COPY\create_DB') }</w:t>
+            </w:r>
+          </w:p>
+          <w:p>
+            <w:pPr>
+              <w:spacing w:line="240" w:lineRule="auto"/>
+            </w:pPr>
+            <w:r>
+              <w:rPr>
+                <w:rFonts w:ascii="Courier New" w:hAnsi="Courier New" w:eastAsia="Courier New"/>
+                <w:sz w:val="15"/>
+              </w:rPr>
+              <w:t xml:space="preserve">            'copy'     { Bat 'lab6/COPY/copy_to_MS_SQL.bat' @() 'cp1251' }</w:t>
+            </w:r>
+          </w:p>
+          <w:p>
+            <w:pPr>
+              <w:spacing w:line="240" w:lineRule="auto"/>
+            </w:pPr>
+            <w:r>
+              <w:rPr>
+                <w:rFonts w:ascii="Courier New" w:hAnsi="Courier New" w:eastAsia="Courier New"/>
+                <w:sz w:val="15"/>
+              </w:rPr>
+              <w:t xml:space="preserve">            'disp'     { Bat 'lab6/COPY/disp.bat' }</w:t>
+            </w:r>
+          </w:p>
+          <w:p>
+            <w:pPr>
+              <w:spacing w:line="240" w:lineRule="auto"/>
+            </w:pPr>
+            <w:r>
+              <w:rPr>
+                <w:rFonts w:ascii="Courier New" w:hAnsi="Courier New" w:eastAsia="Courier New"/>
+                <w:sz w:val="15"/>
+              </w:rPr>
+              <w:t xml:space="preserve">            { $_ -in 'v20', 'v22' } {</w:t>
+            </w:r>
+          </w:p>
+          <w:p>
+            <w:pPr>
+              <w:spacing w:line="240" w:lineRule="auto"/>
+            </w:pPr>
+            <w:r>
+              <w:rPr>
+                <w:rFonts w:ascii="Courier New" w:hAnsi="Courier New" w:eastAsia="Courier New"/>
+                <w:sz w:val="15"/>
+              </w:rPr>
+              <w:t xml:space="preserve">                Need-Task $A[2]</w:t>
+            </w:r>
+          </w:p>
+          <w:p>
+            <w:pPr>
+              <w:spacing w:line="240" w:lineRule="auto"/>
+            </w:pPr>
+            <w:r>
+              <w:rPr>
+                <w:rFonts w:ascii="Courier New" w:hAnsi="Courier New" w:eastAsia="Courier New"/>
+                <w:sz w:val="15"/>
+              </w:rPr>
+              <w:t xml:space="preserve">                Bat 'lab6/s.bat' @("lab6\tasks\$($A[1])_task$($A[2]).sql", $A[3], $A[4], $A[5])</w:t>
+            </w:r>
+          </w:p>
+          <w:p>
+            <w:pPr>
+              <w:spacing w:line="240" w:lineRule="auto"/>
+            </w:pPr>
+            <w:r>
+              <w:rPr>
+                <w:rFonts w:ascii="Courier New" w:hAnsi="Courier New" w:eastAsia="Courier New"/>
+                <w:sz w:val="15"/>
+              </w:rPr>
+              <w:t xml:space="preserve">            }</w:t>
+            </w:r>
+          </w:p>
+          <w:p>
+            <w:pPr>
+              <w:spacing w:line="240" w:lineRule="auto"/>
+            </w:pPr>
+            <w:r>
+              <w:rPr>
+                <w:rFonts w:ascii="Courier New" w:hAnsi="Courier New" w:eastAsia="Courier New"/>
+                <w:sz w:val="15"/>
+              </w:rPr>
+              <w:t xml:space="preserve">            'console'  { &amp; .\lab6\s0.bat }</w:t>
+            </w:r>
+          </w:p>
+          <w:p>
+            <w:pPr>
+              <w:spacing w:line="240" w:lineRule="auto"/>
+            </w:pPr>
+            <w:r>
+              <w:rPr>
+                <w:rFonts w:ascii="Courier New" w:hAnsi="Courier New" w:eastAsia="Courier New"/>
+                <w:sz w:val="15"/>
+              </w:rPr>
+              <w:t xml:space="preserve">            default    { Say 'ОШИБКА: ./help lr6 setup|sel2|createdb|copy|disp|v20|v22|console' }</w:t>
+            </w:r>
+          </w:p>
+          <w:p>
+            <w:pPr>
+              <w:spacing w:line="240" w:lineRule="auto"/>
+            </w:pPr>
+            <w:r>
+              <w:rPr>
+                <w:rFonts w:ascii="Courier New" w:hAnsi="Courier New" w:eastAsia="Courier New"/>
+                <w:sz w:val="15"/>
+              </w:rPr>
+              <w:t xml:space="preserve">        }</w:t>
+            </w:r>
+          </w:p>
+          <w:p>
+            <w:pPr>
+              <w:spacing w:line="240" w:lineRule="auto"/>
+            </w:pPr>
+            <w:r>
+              <w:rPr>
+                <w:rFonts w:ascii="Courier New" w:hAnsi="Courier New" w:eastAsia="Courier New"/>
+                <w:sz w:val="15"/>
+              </w:rPr>
+              <w:t xml:space="preserve">    }</w:t>
+            </w:r>
+          </w:p>
+          <w:p>
+            <w:pPr>
+              <w:spacing w:line="240" w:lineRule="auto"/>
+            </w:pPr>
+            <w:r>
+              <w:rPr>
+                <w:rFonts w:ascii="Courier New" w:hAnsi="Courier New" w:eastAsia="Courier New"/>
+                <w:sz w:val="15"/>
+              </w:rPr>
+              <w:t xml:space="preserve"> </w:t>
+            </w:r>
+          </w:p>
+          <w:p>
+            <w:pPr>
+              <w:spacing w:line="240" w:lineRule="auto"/>
+            </w:pPr>
+            <w:r>
+              <w:rPr>
+                <w:rFonts w:ascii="Courier New" w:hAnsi="Courier New" w:eastAsia="Courier New"/>
+                <w:sz w:val="15"/>
+              </w:rPr>
+              <w:t xml:space="preserve">    # ------------------------------ ЛР7 ------------------------------</w:t>
+            </w:r>
+          </w:p>
+          <w:p>
+            <w:pPr>
+              <w:spacing w:line="240" w:lineRule="auto"/>
+            </w:pPr>
+            <w:r>
+              <w:rPr>
+                <w:rFonts w:ascii="Courier New" w:hAnsi="Courier New" w:eastAsia="Courier New"/>
+                <w:sz w:val="15"/>
+              </w:rPr>
+              <w:t xml:space="preserve">    'lr7' {</w:t>
+            </w:r>
+          </w:p>
+          <w:p>
+            <w:pPr>
+              <w:spacing w:line="240" w:lineRule="auto"/>
+            </w:pPr>
+            <w:r>
+              <w:rPr>
+                <w:rFonts w:ascii="Courier New" w:hAnsi="Courier New" w:eastAsia="Courier New"/>
+                <w:sz w:val="15"/>
+              </w:rPr>
+              <w:t xml:space="preserve">        switch ($A[1]) {</w:t>
+            </w:r>
+          </w:p>
+          <w:p>
+            <w:pPr>
+              <w:spacing w:line="240" w:lineRule="auto"/>
+            </w:pPr>
+            <w:r>
+              <w:rPr>
+                <w:rFonts w:ascii="Courier New" w:hAnsi="Courier New" w:eastAsia="Courier New"/>
+                <w:sz w:val="15"/>
+              </w:rPr>
+              <w:t xml:space="preserve">            'create' { Bat 'lab7/s.bat' @('lab7\create_objects.sql') }</w:t>
+            </w:r>
+          </w:p>
+          <w:p>
+            <w:pPr>
+              <w:spacing w:line="240" w:lineRule="auto"/>
+            </w:pPr>
+            <w:r>
+              <w:rPr>
+                <w:rFonts w:ascii="Courier New" w:hAnsi="Courier New" w:eastAsia="Courier New"/>
+                <w:sz w:val="15"/>
+              </w:rPr>
+              <w:t xml:space="preserve">            '1'      { Bat 'lab7/s.bat' @('lab7\calculate1.sql', $A[2], $A[3], $A[4], $A[5], $A[6]) }</w:t>
+            </w:r>
+          </w:p>
+          <w:p>
+            <w:pPr>
+              <w:spacing w:line="240" w:lineRule="auto"/>
+            </w:pPr>
+            <w:r>
+              <w:rPr>
+                <w:rFonts w:ascii="Courier New" w:hAnsi="Courier New" w:eastAsia="Courier New"/>
+                <w:sz w:val="15"/>
+              </w:rPr>
+              <w:t xml:space="preserve">            '2'      { Bat 'lab7/s.bat' @('lab7\calculate2.sql', $A[2], $A[3], $A[4], $A[5]) }</w:t>
+            </w:r>
+          </w:p>
+          <w:p>
+            <w:pPr>
+              <w:spacing w:line="240" w:lineRule="auto"/>
+            </w:pPr>
+            <w:r>
+              <w:rPr>
+                <w:rFonts w:ascii="Courier New" w:hAnsi="Courier New" w:eastAsia="Courier New"/>
+                <w:sz w:val="15"/>
+              </w:rPr>
+              <w:t xml:space="preserve">            default  { Say 'ОШИБКА: ./help lr7 create|1|2' }</w:t>
+            </w:r>
+          </w:p>
+          <w:p>
+            <w:pPr>
+              <w:spacing w:line="240" w:lineRule="auto"/>
+            </w:pPr>
+            <w:r>
+              <w:rPr>
+                <w:rFonts w:ascii="Courier New" w:hAnsi="Courier New" w:eastAsia="Courier New"/>
+                <w:sz w:val="15"/>
+              </w:rPr>
+              <w:t xml:space="preserve">        }</w:t>
+            </w:r>
+          </w:p>
+          <w:p>
+            <w:pPr>
+              <w:spacing w:line="240" w:lineRule="auto"/>
+            </w:pPr>
+            <w:r>
+              <w:rPr>
+                <w:rFonts w:ascii="Courier New" w:hAnsi="Courier New" w:eastAsia="Courier New"/>
+                <w:sz w:val="15"/>
+              </w:rPr>
+              <w:t xml:space="preserve">    }</w:t>
+            </w:r>
+          </w:p>
+          <w:p>
+            <w:pPr>
+              <w:spacing w:line="240" w:lineRule="auto"/>
+            </w:pPr>
+            <w:r>
+              <w:rPr>
+                <w:rFonts w:ascii="Courier New" w:hAnsi="Courier New" w:eastAsia="Courier New"/>
+                <w:sz w:val="15"/>
+              </w:rPr>
+              <w:t xml:space="preserve"> </w:t>
+            </w:r>
+          </w:p>
+          <w:p>
+            <w:pPr>
+              <w:spacing w:line="240" w:lineRule="auto"/>
+            </w:pPr>
+            <w:r>
+              <w:rPr>
+                <w:rFonts w:ascii="Courier New" w:hAnsi="Courier New" w:eastAsia="Courier New"/>
+                <w:sz w:val="15"/>
+              </w:rPr>
+              <w:t xml:space="preserve">    # ------------------------------ ЛР8 ------------------------------</w:t>
+            </w:r>
+          </w:p>
+          <w:p>
+            <w:pPr>
+              <w:spacing w:line="240" w:lineRule="auto"/>
+            </w:pPr>
+            <w:r>
+              <w:rPr>
+                <w:rFonts w:ascii="Courier New" w:hAnsi="Courier New" w:eastAsia="Courier New"/>
+                <w:sz w:val="15"/>
+              </w:rPr>
+              <w:t xml:space="preserve">    'lr8' {</w:t>
+            </w:r>
+          </w:p>
+          <w:p>
+            <w:pPr>
+              <w:spacing w:line="240" w:lineRule="auto"/>
+            </w:pPr>
+            <w:r>
+              <w:rPr>
+                <w:rFonts w:ascii="Courier New" w:hAnsi="Courier New" w:eastAsia="Courier New"/>
+                <w:sz w:val="15"/>
+              </w:rPr>
+              <w:t xml:space="preserve">        switch ($A[1]) {</w:t>
+            </w:r>
+          </w:p>
+          <w:p>
+            <w:pPr>
+              <w:spacing w:line="240" w:lineRule="auto"/>
+            </w:pPr>
+            <w:r>
+              <w:rPr>
+                <w:rFonts w:ascii="Courier New" w:hAnsi="Courier New" w:eastAsia="Courier New"/>
+                <w:sz w:val="15"/>
+              </w:rPr>
+              <w:t xml:space="preserve">            'build' { Bat 'lab8/v20/cs.bat' @() 'cp866' }</w:t>
+            </w:r>
+          </w:p>
+          <w:p>
+            <w:pPr>
+              <w:spacing w:line="240" w:lineRule="auto"/>
+            </w:pPr>
+            <w:r>
+              <w:rPr>
+                <w:rFonts w:ascii="Courier New" w:hAnsi="Courier New" w:eastAsia="Courier New"/>
+                <w:sz w:val="15"/>
+              </w:rPr>
+              <w:t xml:space="preserve">            '20'    { Bat 'lab8/v20/run.bat' @($Argv | Select-Object -Skip 2) }</w:t>
+            </w:r>
+          </w:p>
+          <w:p>
+            <w:pPr>
+              <w:spacing w:line="240" w:lineRule="auto"/>
+            </w:pPr>
+            <w:r>
+              <w:rPr>
+                <w:rFonts w:ascii="Courier New" w:hAnsi="Courier New" w:eastAsia="Courier New"/>
+                <w:sz w:val="15"/>
+              </w:rPr>
+              <w:t xml:space="preserve">            '22'    { Bat 'lab8/v22/run.bat' @($Argv | Select-Object -Skip 2) }</w:t>
+            </w:r>
+          </w:p>
+          <w:p>
+            <w:pPr>
+              <w:spacing w:line="240" w:lineRule="auto"/>
+            </w:pPr>
+            <w:r>
+              <w:rPr>
+                <w:rFonts w:ascii="Courier New" w:hAnsi="Courier New" w:eastAsia="Courier New"/>
+                <w:sz w:val="15"/>
+              </w:rPr>
+              <w:t xml:space="preserve">            default { Say 'ОШИБКА: ./help lr8 build|20|22' }</w:t>
+            </w:r>
+          </w:p>
+          <w:p>
+            <w:pPr>
+              <w:spacing w:line="240" w:lineRule="auto"/>
+            </w:pPr>
+            <w:r>
+              <w:rPr>
+                <w:rFonts w:ascii="Courier New" w:hAnsi="Courier New" w:eastAsia="Courier New"/>
+                <w:sz w:val="15"/>
+              </w:rPr>
+              <w:t xml:space="preserve">        }</w:t>
+            </w:r>
+          </w:p>
+          <w:p>
+            <w:pPr>
+              <w:spacing w:line="240" w:lineRule="auto"/>
+            </w:pPr>
+            <w:r>
+              <w:rPr>
+                <w:rFonts w:ascii="Courier New" w:hAnsi="Courier New" w:eastAsia="Courier New"/>
+                <w:sz w:val="15"/>
+              </w:rPr>
+              <w:t xml:space="preserve">    }</w:t>
+            </w:r>
+          </w:p>
+          <w:p>
+            <w:pPr>
+              <w:spacing w:line="240" w:lineRule="auto"/>
+            </w:pPr>
+            <w:r>
+              <w:rPr>
+                <w:rFonts w:ascii="Courier New" w:hAnsi="Courier New" w:eastAsia="Courier New"/>
+                <w:sz w:val="15"/>
+              </w:rPr>
+              <w:t xml:space="preserve"> </w:t>
+            </w:r>
+          </w:p>
+          <w:p>
+            <w:pPr>
+              <w:spacing w:line="240" w:lineRule="auto"/>
+            </w:pPr>
+            <w:r>
+              <w:rPr>
+                <w:rFonts w:ascii="Courier New" w:hAnsi="Courier New" w:eastAsia="Courier New"/>
+                <w:sz w:val="15"/>
+              </w:rPr>
+              <w:t xml:space="preserve">    'reports' {</w:t>
+            </w:r>
+          </w:p>
+          <w:p>
+            <w:pPr>
+              <w:spacing w:line="240" w:lineRule="auto"/>
+            </w:pPr>
+            <w:r>
+              <w:rPr>
+                <w:rFonts w:ascii="Courier New" w:hAnsi="Courier New" w:eastAsia="Courier New"/>
+                <w:sz w:val="15"/>
+              </w:rPr>
+              <w:t xml:space="preserve">        Push-Location reports</w:t>
+            </w:r>
+          </w:p>
+          <w:p>
+            <w:pPr>
+              <w:spacing w:line="240" w:lineRule="auto"/>
+            </w:pPr>
+            <w:r>
+              <w:rPr>
+                <w:rFonts w:ascii="Courier New" w:hAnsi="Courier New" w:eastAsia="Courier New"/>
+                <w:sz w:val="15"/>
+              </w:rPr>
+              <w:t xml:space="preserve">        &amp; python make_reports.py @($Argv | Select-Object -Skip 1)</w:t>
+            </w:r>
+          </w:p>
+          <w:p>
+            <w:pPr>
+              <w:spacing w:line="240" w:lineRule="auto"/>
+            </w:pPr>
+            <w:r>
+              <w:rPr>
+                <w:rFonts w:ascii="Courier New" w:hAnsi="Courier New" w:eastAsia="Courier New"/>
+                <w:sz w:val="15"/>
+              </w:rPr>
+              <w:t xml:space="preserve">        Pop-Location</w:t>
+            </w:r>
+          </w:p>
+          <w:p>
+            <w:pPr>
+              <w:spacing w:line="240" w:lineRule="auto"/>
+            </w:pPr>
+            <w:r>
+              <w:rPr>
+                <w:rFonts w:ascii="Courier New" w:hAnsi="Courier New" w:eastAsia="Courier New"/>
+                <w:sz w:val="15"/>
+              </w:rPr>
+              <w:t xml:space="preserve">    }</w:t>
+            </w:r>
+          </w:p>
+          <w:p>
+            <w:pPr>
+              <w:spacing w:line="240" w:lineRule="auto"/>
+            </w:pPr>
+            <w:r>
+              <w:rPr>
+                <w:rFonts w:ascii="Courier New" w:hAnsi="Courier New" w:eastAsia="Courier New"/>
+                <w:sz w:val="15"/>
+              </w:rPr>
+              <w:t xml:space="preserve">    'psql'  { &amp; psql.exe -X }</w:t>
+            </w:r>
+          </w:p>
+          <w:p>
+            <w:pPr>
+              <w:spacing w:line="240" w:lineRule="auto"/>
+            </w:pPr>
+            <w:r>
+              <w:rPr>
+                <w:rFonts w:ascii="Courier New" w:hAnsi="Courier New" w:eastAsia="Courier New"/>
+                <w:sz w:val="15"/>
+              </w:rPr>
+              <w:t xml:space="preserve">    default { Say "ОШИБКА: Неизвестная команда $($A[0]) (./help - список команд)" }</w:t>
+            </w:r>
+          </w:p>
+          <w:p>
+            <w:pPr>
+              <w:spacing w:line="240" w:lineRule="auto"/>
+            </w:pPr>
+            <w:r>
+              <w:rPr>
+                <w:rFonts w:ascii="Courier New" w:hAnsi="Courier New" w:eastAsia="Courier New"/>
+                <w:sz w:val="15"/>
+              </w:rPr>
+              <w:t>}</w:t>
+            </w:r>
+          </w:p>
+          <w:p>
+            <w:pPr>
+              <w:spacing w:line="240" w:lineRule="auto"/>
+            </w:pPr>
+            <w:r>
+              <w:rPr>
+                <w:rFonts w:ascii="Courier New" w:hAnsi="Courier New" w:eastAsia="Courier New"/>
+                <w:sz w:val="15"/>
+              </w:rPr>
+              <w:t>exit 0</w:t>
+            </w:r>
+          </w:p>
+        </w:tc>
+      </w:tr>
+    </w:tbl>
+    <w:p>
+      <w:pPr>
+        <w:spacing w:after="40"/>
+      </w:pPr>
     </w:p>
     <w:sectPr>
       <w:pgSz w:w="11906" w:h="16838"/>

--- a/reports/docx/ЛР1_вариант_22.docx
+++ b/reports/docx/ЛР1_вариант_22.docx
@@ -9480,7 +9480,19 @@
                 <w:rFonts w:ascii="Courier New" w:hAnsi="Courier New" w:eastAsia="Courier New"/>
                 <w:sz w:val="15"/>
               </w:rPr>
-              <w:t># командный файл Windows: путь в формате Windows, параметры как есть</w:t>
+              <w:t># командный файл Windows: полный путь в формате Windows (с относительным путём в кавычках</w:t>
+            </w:r>
+          </w:p>
+          <w:p>
+            <w:pPr>
+              <w:spacing w:line="240" w:lineRule="auto"/>
+            </w:pPr>
+            <w:r>
+              <w:rPr>
+                <w:rFonts w:ascii="Courier New" w:hAnsi="Courier New" w:eastAsia="Courier New"/>
+                <w:sz w:val="15"/>
+              </w:rPr>
+              <w:t># cmd неверно вычисляет %~dp0 после cd внутри .bat), параметры как есть</w:t>
             </w:r>
           </w:p>
           <w:p>
@@ -9504,7 +9516,7 @@
                 <w:rFonts w:ascii="Courier New" w:hAnsi="Courier New" w:eastAsia="Courier New"/>
                 <w:sz w:val="15"/>
               </w:rPr>
-              <w:t xml:space="preserve">    $line = Q ($file -replace '/', '\')</w:t>
+              <w:t xml:space="preserve">    $line = Q (Join-Path $Root ($file -replace '/', '\'))</w:t>
             </w:r>
           </w:p>
           <w:p>

--- a/reports/docx/ЛР1_вариант_22.docx
+++ b/reports/docx/ЛР1_вариант_22.docx
@@ -1178,7 +1178,7 @@
         <w:rPr>
           <w:b w:val="0"/>
         </w:rPr>
-        <w:t>Для доступа из локальной сети в раздел «# IPv4 local connections» файла pg_hba.conf добавляется правило с адресом сети клиентов (маска /24 - 255.255.255.0) и методом аутентификации scram-sha-256, а в брандмауэре Windows создаётся правило PostgreSQL-inPort для входящих подключений по TCP-порту 5432 (профили «Частный» и «Публичный»). Оба действия требуют прав администратора и выполняются сценарием lab1\setup_lan.ps1, после чего конфигурация сервера перечитывается (pg_ctl reload):</w:t>
+        <w:t>Для доступа из локальной сети в раздел «# IPv4 local connections» файла pg_hba.conf добавляется правило с адресом сети клиентов (маска /24 - 255.255.255.0) и методом аутентификации scram-sha-256, а в брандмауэре Windows создаётся правило PostgreSQL-inPort для входящих подключений по TCP-порту 5432 (профили «Частный» и «Публичный»). Оба действия требуют прав администратора и выполняются сценарием lan_server\setup_lan.ps1, после чего конфигурация сервера перечитывается (pg_ctl reload):</w:t>
       </w:r>
     </w:p>
     <w:p>
@@ -1282,7 +1282,7 @@
                 <w:rFonts w:ascii="Courier New" w:hAnsi="Courier New" w:eastAsia="Courier New"/>
                 <w:sz w:val="18"/>
               </w:rPr>
-              <w:t>#   powershell -ExecutionPolicy Bypass -File lab1\setup_lan.ps1 [-Net 192.168.0.0/24]</w:t>
+              <w:t>#   powershell -ExecutionPolicy Bypass -File lan_server\setup_lan.ps1 [-Net 192.168.0.0/24]</w:t>
             </w:r>
           </w:p>
           <w:p>
@@ -2451,7 +2451,7 @@
                 <w:rFonts w:ascii="Courier New" w:hAnsi="Courier New" w:eastAsia="Courier New"/>
                 <w:sz w:val="18"/>
               </w:rPr>
-              <w:t>REM набором файлов psql (см. lab1\client_files.txt). Адрес сервера - IPv4 компьютера с PostgreSQL.</w:t>
+              <w:t>REM набором файлов psql (см. lan_server\client_files.txt). Адрес сервера - IPv4 компьютера с PostgreSQL.</w:t>
             </w:r>
           </w:p>
           <w:p>
@@ -7317,7 +7317,7 @@
               <w:rPr>
                 <w:sz w:val="22"/>
               </w:rPr>
-              <w:t>lab1/setup_lan.ps1 - pg_hba.conf и брандмауэр (от администратора)</w:t>
+              <w:t>lan_server/setup_lan.ps1 - pg_hba.conf и брандмауэр (от администратора)</w:t>
             </w:r>
           </w:p>
         </w:tc>
@@ -7358,7 +7358,7 @@
               <w:rPr>
                 <w:sz w:val="22"/>
               </w:rPr>
-              <w:t>lab1/s_lan.bat - задание через сервер по адресу 192.168.0.102</w:t>
+              <w:t>lan_server/s_lan.bat - задание через сервер по адресу 192.168.0.102</w:t>
             </w:r>
           </w:p>
         </w:tc>
@@ -7593,7 +7593,7 @@
                 <w:rFonts w:ascii="Courier New" w:hAnsi="Courier New" w:eastAsia="Courier New"/>
                 <w:sz w:val="16"/>
               </w:rPr>
-              <w:t xml:space="preserve">  ./help lr1 lan         - настроить pg_hba.conf и брандмауэр для сети (от администратора)  [lab1/setup_lan.ps1]</w:t>
+              <w:t xml:space="preserve">  ./help lr1 lan         - настроить pg_hba.conf и брандмауэр для сети (от администратора)  [lan_server/setup_lan.ps1]</w:t>
             </w:r>
           </w:p>
           <w:p>
@@ -7605,7 +7605,7 @@
                 <w:rFonts w:ascii="Courier New" w:hAnsi="Courier New" w:eastAsia="Courier New"/>
                 <w:sz w:val="16"/>
               </w:rPr>
-              <w:t xml:space="preserve">  ./help lr1 client [адрес] сценарий [a1 a2 a3] - сценарий через s_lan.bat на сервере в сети (по умолч. postgres@192.168.0.102:5432)  [lab1/s_lan.bat]</w:t>
+              <w:t xml:space="preserve">  ./help lr1 client [адрес] сценарий [a1 a2 a3] - сценарий через s_lan.bat на сервере в сети (по умолч. postgres@192.168.0.102:5432)  [lan_server/s_lan.bat]</w:t>
             </w:r>
           </w:p>
           <w:p>
@@ -7641,7 +7641,7 @@
                 <w:rFonts w:ascii="Courier New" w:hAnsi="Courier New" w:eastAsia="Courier New"/>
                 <w:sz w:val="16"/>
               </w:rPr>
-              <w:t xml:space="preserve">  ./help srv [адрес] [check]   - сервер в сети PMII (по умолч. stud@192.168.1.50:5432): подключение и таблицы  [lab1/check_server.sql]</w:t>
+              <w:t xml:space="preserve">  ./help srv [адрес] [check]   - сервер в сети PMII (по умолч. stud@192.168.1.50:5432): подключение и таблицы  [lan_server/check_server.sql]</w:t>
             </w:r>
           </w:p>
           <w:p>
@@ -7991,7 +7991,7 @@
                 <w:rFonts w:ascii="Courier New" w:hAnsi="Courier New" w:eastAsia="Courier New"/>
                 <w:sz w:val="16"/>
               </w:rPr>
-              <w:t xml:space="preserve">            'lan'    { &amp; powershell.exe -NoProfile -ExecutionPolicy Bypass -File lab1/setup_lan.ps1 }</w:t>
+              <w:t xml:space="preserve">            'lan'    { &amp; powershell.exe -NoProfile -ExecutionPolicy Bypass -File lan_server/setup_lan.ps1 }</w:t>
             </w:r>
           </w:p>
           <w:p>
@@ -8159,7 +8159,7 @@
                 <w:rFonts w:ascii="Courier New" w:hAnsi="Courier New" w:eastAsia="Courier New"/>
                 <w:sz w:val="16"/>
               </w:rPr>
-              <w:t xml:space="preserve">                Bat 'lab1/s_lan.bat' @(($A[2] -replace '/', '\'), $A[3], $A[4], $A[5])</w:t>
+              <w:t xml:space="preserve">                Bat 'lan_server/s_lan.bat' @(($A[2] -replace '/', '\'), $A[3], $A[4], $A[5])</w:t>
             </w:r>
           </w:p>
           <w:p>
@@ -8447,7 +8447,7 @@
                 <w:rFonts w:ascii="Courier New" w:hAnsi="Courier New" w:eastAsia="Courier New"/>
                 <w:sz w:val="16"/>
               </w:rPr>
-              <w:t xml:space="preserve">            { $_ -in '', 'check' } { Run 'lab1/check_server.sql' }</w:t>
+              <w:t xml:space="preserve">            { $_ -in '', 'check' } { Run 'lan_server/check_server.sql' }</w:t>
             </w:r>
           </w:p>
           <w:p>
@@ -8519,7 +8519,7 @@
                 <w:rFonts w:ascii="Courier New" w:hAnsi="Courier New" w:eastAsia="Courier New"/>
                 <w:sz w:val="16"/>
               </w:rPr>
-              <w:t xml:space="preserve">                Run 'lab1/check_server.sql'</w:t>
+              <w:t xml:space="preserve">                Run 'lan_server/check_server.sql'</w:t>
             </w:r>
           </w:p>
           <w:p>
@@ -12516,19 +12516,19 @@
                 <w:rFonts w:ascii="Courier New" w:hAnsi="Courier New" w:eastAsia="Courier New"/>
                 <w:sz w:val="15"/>
               </w:rPr>
-              <w:t xml:space="preserve">  ./help lr1 lan         - настроить pg_hba.conf и брандмауэр для сети (от администратора)  [lab1/setup_lan.ps1]</w:t>
-            </w:r>
-          </w:p>
-          <w:p>
-            <w:pPr>
-              <w:spacing w:line="240" w:lineRule="auto"/>
-            </w:pPr>
-            <w:r>
-              <w:rPr>
-                <w:rFonts w:ascii="Courier New" w:hAnsi="Courier New" w:eastAsia="Courier New"/>
-                <w:sz w:val="15"/>
-              </w:rPr>
-              <w:t xml:space="preserve">  ./help lr1 client [адрес] сценарий [a1 a2 a3] - сценарий через s_lan.bat на сервере в сети (по умолч. postgres@192.168.0.102:5432)  [lab1/s_lan.bat]</w:t>
+              <w:t xml:space="preserve">  ./help lr1 lan         - настроить pg_hba.conf и брандмауэр для сети (от администратора)  [lan_server/setup_lan.ps1]</w:t>
+            </w:r>
+          </w:p>
+          <w:p>
+            <w:pPr>
+              <w:spacing w:line="240" w:lineRule="auto"/>
+            </w:pPr>
+            <w:r>
+              <w:rPr>
+                <w:rFonts w:ascii="Courier New" w:hAnsi="Courier New" w:eastAsia="Courier New"/>
+                <w:sz w:val="15"/>
+              </w:rPr>
+              <w:t xml:space="preserve">  ./help lr1 client [адрес] сценарий [a1 a2 a3] - сценарий через s_lan.bat на сервере в сети (по умолч. postgres@192.168.0.102:5432)  [lan_server/s_lan.bat]</w:t>
             </w:r>
           </w:p>
           <w:p>
@@ -12564,7 +12564,7 @@
                 <w:rFonts w:ascii="Courier New" w:hAnsi="Courier New" w:eastAsia="Courier New"/>
                 <w:sz w:val="15"/>
               </w:rPr>
-              <w:t xml:space="preserve">  ./help srv [адрес] [check]   - сервер в сети PMII (по умолч. stud@192.168.1.50:5432): подключение и таблицы  [lab1/check_server.sql]</w:t>
+              <w:t xml:space="preserve">  ./help srv [адрес] [check]   - сервер в сети PMII (по умолч. stud@192.168.1.50:5432): подключение и таблицы  [lan_server/check_server.sql]</w:t>
             </w:r>
           </w:p>
           <w:p>
@@ -12684,7 +12684,7 @@
                 <w:rFonts w:ascii="Courier New" w:hAnsi="Courier New" w:eastAsia="Courier New"/>
                 <w:sz w:val="15"/>
               </w:rPr>
-              <w:t xml:space="preserve">  ./help lr2 gen [N]           - ПРОДАЖА: N псевдослучайных записей (по умолч. 2 000 000)  [lab2/add_data.sql]</w:t>
+              <w:t xml:space="preserve">  ./help lr2 gen [N]           - ПРОДАЖА: N псевдослучайных записей (по умолч. 2 000 000)  [big_db_indexes/add_data.sql]</w:t>
             </w:r>
           </w:p>
           <w:p>
@@ -12708,19 +12708,19 @@
                 <w:rFonts w:ascii="Courier New" w:hAnsi="Courier New" w:eastAsia="Courier New"/>
                 <w:sz w:val="15"/>
               </w:rPr>
-              <w:t xml:space="preserve">  ./help lr2 restore           - вернуть 1000 записей ПРОДАЖА из ЛР1  [lab2/restore_lr1.sql]</w:t>
-            </w:r>
-          </w:p>
-          <w:p>
-            <w:pPr>
-              <w:spacing w:line="240" w:lineRule="auto"/>
-            </w:pPr>
-            <w:r>
-              <w:rPr>
-                <w:rFonts w:ascii="Courier New" w:hAnsi="Courier New" w:eastAsia="Courier New"/>
-                <w:sz w:val="15"/>
-              </w:rPr>
-              <w:t xml:space="preserve">  ./help lr2 tbs [каталог]     - вынести ПРОДАЖА в табличное пространство (D:/PG_TBS)  [lab2/tablespace.sql]</w:t>
+              <w:t xml:space="preserve">  ./help lr2 restore           - вернуть 1000 записей ПРОДАЖА из ЛР1  [big_db_indexes/restore_lr1.sql]</w:t>
+            </w:r>
+          </w:p>
+          <w:p>
+            <w:pPr>
+              <w:spacing w:line="240" w:lineRule="auto"/>
+            </w:pPr>
+            <w:r>
+              <w:rPr>
+                <w:rFonts w:ascii="Courier New" w:hAnsi="Courier New" w:eastAsia="Courier New"/>
+                <w:sz w:val="15"/>
+              </w:rPr>
+              <w:t xml:space="preserve">  ./help lr2 tbs [каталог]     - вынести ПРОДАЖА в табличное пространство (D:/PG_TBS)  [big_db_indexes/tablespace.sql]</w:t>
             </w:r>
           </w:p>
           <w:p>
@@ -12744,7 +12744,7 @@
                 <w:rFonts w:ascii="Courier New" w:hAnsi="Courier New" w:eastAsia="Courier New"/>
                 <w:sz w:val="15"/>
               </w:rPr>
-              <w:t xml:space="preserve">  ./help lr2 time 20|22 [замеров]   - время запроса (*) по CURRENT_TIME (по умолч. 5 замеров)  [lab2/time_current.sql, запрос lab2/vNN_query.sql]</w:t>
+              <w:t xml:space="preserve">  ./help lr2 time 20|22 [замеров]   - время запроса (*) по CURRENT_TIME (по умолч. 5 замеров)  [big_db_indexes/time_current.sql, запрос big_db_indexes/vNN_query.sql]</w:t>
             </w:r>
           </w:p>
           <w:p>
@@ -12768,7 +12768,7 @@
                 <w:rFonts w:ascii="Courier New" w:hAnsi="Courier New" w:eastAsia="Courier New"/>
                 <w:sz w:val="15"/>
               </w:rPr>
-              <w:t xml:space="preserve">  ./help lr2 timing 20|22 [замеров] - время запроса (*) по \timing on (по умолч. 5 замеров)  [lab2/time_timing.sql, запрос lab2/vNN_query.sql]</w:t>
+              <w:t xml:space="preserve">  ./help lr2 timing 20|22 [замеров] - время запроса (*) по \timing on (по умолч. 5 замеров)  [big_db_indexes/time_timing.sql, запрос big_db_indexes/vNN_query.sql]</w:t>
             </w:r>
           </w:p>
           <w:p>
@@ -12792,7 +12792,7 @@
                 <w:rFonts w:ascii="Courier New" w:hAnsi="Courier New" w:eastAsia="Courier New"/>
                 <w:sz w:val="15"/>
               </w:rPr>
-              <w:t xml:space="preserve">  ./help lr2 idx 20|22         - индексы ПРОДАЖА и таблицы-справочника  [lab2/idx_names.sql]</w:t>
+              <w:t xml:space="preserve">  ./help lr2 idx 20|22         - индексы ПРОДАЖА и таблицы-справочника  [big_db_indexes/idx_names.sql]</w:t>
             </w:r>
           </w:p>
           <w:p>
@@ -12816,7 +12816,7 @@
                 <w:rFonts w:ascii="Courier New" w:hAnsi="Courier New" w:eastAsia="Courier New"/>
                 <w:sz w:val="15"/>
               </w:rPr>
-              <w:t xml:space="preserve">  ./help lr2 idx1 20|22 [btree|hash] - создать индекс ПРОДАЖА по полю-ссылке (по умолч. btree)  [lab2/idx_1.sql]</w:t>
+              <w:t xml:space="preserve">  ./help lr2 idx1 20|22 [btree|hash] - создать индекс ПРОДАЖА по полю-ссылке (по умолч. btree)  [big_db_indexes/idx_1.sql]</w:t>
             </w:r>
           </w:p>
           <w:p>
@@ -12840,7 +12840,7 @@
                 <w:rFonts w:ascii="Courier New" w:hAnsi="Courier New" w:eastAsia="Courier New"/>
                 <w:sz w:val="15"/>
               </w:rPr>
-              <w:t xml:space="preserve">  ./help lr2 idx0 20|22        - удалить индекс ПРОДАЖА по полю-ссылке  [lab2/idx_0.sql]</w:t>
+              <w:t xml:space="preserve">  ./help lr2 idx0 20|22        - удалить индекс ПРОДАЖА по полю-ссылке  [big_db_indexes/idx_0.sql]</w:t>
             </w:r>
           </w:p>
           <w:p>
@@ -12864,7 +12864,7 @@
                 <w:rFonts w:ascii="Courier New" w:hAnsi="Courier New" w:eastAsia="Courier New"/>
                 <w:sz w:val="15"/>
               </w:rPr>
-              <w:t xml:space="preserve">  ./help lr2 pk1 20|22         - справочник с PRIMARY KEY  [lab2/create_ref0.sql]</w:t>
+              <w:t xml:space="preserve">  ./help lr2 pk1 20|22         - справочник с PRIMARY KEY  [big_db_indexes/create_ref0.sql]</w:t>
             </w:r>
           </w:p>
           <w:p>
@@ -12888,7 +12888,7 @@
                 <w:rFonts w:ascii="Courier New" w:hAnsi="Courier New" w:eastAsia="Courier New"/>
                 <w:sz w:val="15"/>
               </w:rPr>
-              <w:t xml:space="preserve">  ./help lr2 pk0 20|22         - справочник без PRIMARY KEY  [lab2/create_ref1.sql]</w:t>
+              <w:t xml:space="preserve">  ./help lr2 pk0 20|22         - справочник без PRIMARY KEY  [big_db_indexes/create_ref1.sql]</w:t>
             </w:r>
           </w:p>
           <w:p>
@@ -12912,7 +12912,7 @@
                 <w:rFonts w:ascii="Courier New" w:hAnsi="Courier New" w:eastAsia="Courier New"/>
                 <w:sz w:val="15"/>
               </w:rPr>
-              <w:t xml:space="preserve">  ./help lr2 copy 20|22        - перезагрузить справочник из DATA/SOURCE  [lab2/copy_ref.sql]</w:t>
+              <w:t xml:space="preserve">  ./help lr2 copy 20|22        - перезагрузить справочник из DATA/SOURCE  [big_db_indexes/copy_ref.sql]</w:t>
             </w:r>
           </w:p>
           <w:p>
@@ -12936,7 +12936,7 @@
                 <w:rFonts w:ascii="Courier New" w:hAnsi="Courier New" w:eastAsia="Courier New"/>
                 <w:sz w:val="15"/>
               </w:rPr>
-              <w:t xml:space="preserve">  ./help lr2 explain 20|22 [1] - EXPLAIN / EXPLAIN ANALYZE (1 - с WHERE)  [lab2/explain.sql, запрос lab2/vNN_config.sql]</w:t>
+              <w:t xml:space="preserve">  ./help lr2 explain 20|22 [1] - EXPLAIN / EXPLAIN ANALYZE (1 - с WHERE)  [big_db_indexes/explain.sql, запрос big_db_indexes/vNN_config.sql]</w:t>
             </w:r>
           </w:p>
           <w:p>
@@ -12960,7 +12960,7 @@
                 <w:rFonts w:ascii="Courier New" w:hAnsi="Courier New" w:eastAsia="Courier New"/>
                 <w:sz w:val="15"/>
               </w:rPr>
-              <w:t xml:space="preserve">  ./help lr2 measure 20|22 [прогонов] - протокол замеров (по умолч. 3 прогона) -&gt; results/lr2_vNN_results.txt  [lab2/measure.sql, запросы lab2/vNN_config.sql]</w:t>
+              <w:t xml:space="preserve">  ./help lr2 measure 20|22 [прогонов] - протокол замеров (по умолч. 3 прогона) -&gt; results/lr2_vNN_results.txt  [big_db_indexes/measure.sql, запросы big_db_indexes/vNN_config.sql]</w:t>
             </w:r>
           </w:p>
           <w:p>
@@ -13008,31 +13008,31 @@
                 <w:rFonts w:ascii="Courier New" w:hAnsi="Courier New" w:eastAsia="Courier New"/>
                 <w:sz w:val="15"/>
               </w:rPr>
-              <w:t xml:space="preserve">  (запрос (*) и настройки варианта: lab2/vNN_query.sql, lab2/vNN_config.sql, lab2/config.sql)</w:t>
-            </w:r>
-          </w:p>
-          <w:p>
-            <w:pPr>
-              <w:spacing w:line="240" w:lineRule="auto"/>
-            </w:pPr>
-            <w:r>
-              <w:rPr>
-                <w:rFonts w:ascii="Courier New" w:hAnsi="Courier New" w:eastAsia="Courier New"/>
-                <w:sz w:val="15"/>
-              </w:rPr>
-              <w:t xml:space="preserve">  --- защита ЛР2: индексы и время запроса варианта (lab2/zashita) ---</w:t>
-            </w:r>
-          </w:p>
-          <w:p>
-            <w:pPr>
-              <w:spacing w:line="240" w:lineRule="auto"/>
-            </w:pPr>
-            <w:r>
-              <w:rPr>
-                <w:rFonts w:ascii="Courier New" w:hAnsi="Courier New" w:eastAsia="Courier New"/>
-                <w:sz w:val="15"/>
-              </w:rPr>
-              <w:t xml:space="preserve">  ./help zas 20 [all] ["поставщик1" "поставщик2"] - в.20: задания 1-3 подряд  [lab2/zashita/z_all.sql, запрос lab2/zashita/vNN_query.sql]</w:t>
+              <w:t xml:space="preserve">  (запрос (*) и настройки варианта: big_db_indexes/vNN_query.sql, big_db_indexes/vNN_config.sql, big_db_indexes/config.sql)</w:t>
+            </w:r>
+          </w:p>
+          <w:p>
+            <w:pPr>
+              <w:spacing w:line="240" w:lineRule="auto"/>
+            </w:pPr>
+            <w:r>
+              <w:rPr>
+                <w:rFonts w:ascii="Courier New" w:hAnsi="Courier New" w:eastAsia="Courier New"/>
+                <w:sz w:val="15"/>
+              </w:rPr>
+              <w:t xml:space="preserve">  --- защита ЛР2: индексы и время запроса варианта (big_db_indexes/zashita) ---</w:t>
+            </w:r>
+          </w:p>
+          <w:p>
+            <w:pPr>
+              <w:spacing w:line="240" w:lineRule="auto"/>
+            </w:pPr>
+            <w:r>
+              <w:rPr>
+                <w:rFonts w:ascii="Courier New" w:hAnsi="Courier New" w:eastAsia="Courier New"/>
+                <w:sz w:val="15"/>
+              </w:rPr>
+              <w:t xml:space="preserve">  ./help zas 20 [all] ["поставщик1" "поставщик2"] - в.20: задания 1-3 подряд  [big_db_indexes/zashita/z_all.sql, запрос big_db_indexes/zashita/vNN_query.sql]</w:t>
             </w:r>
           </w:p>
           <w:p>
@@ -13056,7 +13056,7 @@
                 <w:rFonts w:ascii="Courier New" w:hAnsi="Courier New" w:eastAsia="Courier New"/>
                 <w:sz w:val="15"/>
               </w:rPr>
-              <w:t xml:space="preserve">  ./help zas 22 [all] [категория]  - в.22: задания 1-3 подряд  [lab2/zashita/z_all.sql, запрос lab2/zashita/vNN_query.sql]</w:t>
+              <w:t xml:space="preserve">  ./help zas 22 [all] [категория]  - в.22: задания 1-3 подряд  [big_db_indexes/zashita/z_all.sql, запрос big_db_indexes/zashita/vNN_query.sql]</w:t>
             </w:r>
           </w:p>
           <w:p>
@@ -13080,7 +13080,7 @@
                 <w:rFonts w:ascii="Courier New" w:hAnsi="Courier New" w:eastAsia="Courier New"/>
                 <w:sz w:val="15"/>
               </w:rPr>
-              <w:t xml:space="preserve">  ./help zas 20|22 1 [параметры]   - 1) запрос варианта и результат  [lab2/zashita/z1_query.sql, запрос lab2/zashita/vNN_query.sql]</w:t>
+              <w:t xml:space="preserve">  ./help zas 20|22 1 [параметры]   - 1) запрос варианта и результат  [big_db_indexes/zashita/z1_query.sql, запрос big_db_indexes/zashita/vNN_query.sql]</w:t>
             </w:r>
           </w:p>
           <w:p>
@@ -13104,7 +13104,7 @@
                 <w:rFonts w:ascii="Courier New" w:hAnsi="Courier New" w:eastAsia="Courier New"/>
                 <w:sz w:val="15"/>
               </w:rPr>
-              <w:t xml:space="preserve">  ./help zas 20|22 2 [параметры]   - 2) в.20 без индексов, в.22 с индексом ПРОДАЖА(товар) btree: 5 замеров в мс, минимум, EXPLAIN ANALYZE  [lab2/zashita/z2_noidx.sql, запрос lab2/zashita/vNN_query.sql]</w:t>
+              <w:t xml:space="preserve">  ./help zas 20|22 2 [параметры]   - 2) в.20 без индексов, в.22 с индексом ПРОДАЖА(товар) btree: 5 замеров в мс, минимум, EXPLAIN ANALYZE  [big_db_indexes/zashita/z2_noidx.sql, запрос big_db_indexes/zashita/vNN_query.sql]</w:t>
             </w:r>
           </w:p>
           <w:p>
@@ -13128,7 +13128,7 @@
                 <w:rFonts w:ascii="Courier New" w:hAnsi="Courier New" w:eastAsia="Courier New"/>
                 <w:sz w:val="15"/>
               </w:rPr>
-              <w:t xml:space="preserve">  ./help zas 20|22 3 [параметры]   - 3) индексы варианта, 5 замеров в мс, минимум, EXPLAIN ANALYZE  [lab2/zashita/z3_idx.sql, запрос lab2/zashita/vNN_query.sql]</w:t>
+              <w:t xml:space="preserve">  ./help zas 20|22 3 [параметры]   - 3) индексы варианта, 5 замеров в мс, минимум, EXPLAIN ANALYZE  [big_db_indexes/zashita/z3_idx.sql, запрос big_db_indexes/zashita/vNN_query.sql]</w:t>
             </w:r>
           </w:p>
           <w:p>
@@ -13152,7 +13152,7 @@
                 <w:rFonts w:ascii="Courier New" w:hAnsi="Courier New" w:eastAsia="Courier New"/>
                 <w:sz w:val="15"/>
               </w:rPr>
-              <w:t xml:space="preserve">  ./help zas 20|22 idx             - индексы таблиц запроса варианта  [lab2/zashita/show_idx.sql]</w:t>
+              <w:t xml:space="preserve">  ./help zas 20|22 idx             - индексы таблиц запроса варианта  [big_db_indexes/zashita/show_idx.sql]</w:t>
             </w:r>
           </w:p>
           <w:p>
@@ -13176,7 +13176,7 @@
                 <w:rFonts w:ascii="Courier New" w:hAnsi="Courier New" w:eastAsia="Courier New"/>
                 <w:sz w:val="15"/>
               </w:rPr>
-              <w:t xml:space="preserve">  ./help zas 20|22 idx_drop        - удалить индексы задания 3 (zas_*), остальные и PRIMARY KEY не трогаются  [lab2/zashita/idx_drop.sql]</w:t>
+              <w:t xml:space="preserve">  ./help zas 20|22 idx_drop        - удалить индексы задания 3 (zas_*), остальные и PRIMARY KEY не трогаются  [big_db_indexes/zashita/idx_drop.sql]</w:t>
             </w:r>
           </w:p>
           <w:p>
@@ -13200,7 +13200,7 @@
                 <w:rFonts w:ascii="Courier New" w:hAnsi="Courier New" w:eastAsia="Courier New"/>
                 <w:sz w:val="15"/>
               </w:rPr>
-              <w:t xml:space="preserve">  ./help zas 20|22 idx_add         - создать индексы задания 3 (zas_*) без замеров  [lab2/zashita/idx_add.sql]</w:t>
+              <w:t xml:space="preserve">  ./help zas 20|22 idx_add         - создать индексы задания 3 (zas_*) без замеров  [big_db_indexes/zashita/idx_add.sql]</w:t>
             </w:r>
           </w:p>
           <w:p>
@@ -13224,7 +13224,7 @@
                 <w:rFonts w:ascii="Courier New" w:hAnsi="Courier New" w:eastAsia="Courier New"/>
                 <w:sz w:val="15"/>
               </w:rPr>
-              <w:t xml:space="preserve">  ./help zas restore               - удалить индексы защиты, вернуть PRIMARY KEY  [lab2/zashita/restore.sql]</w:t>
+              <w:t xml:space="preserve">  ./help zas restore               - удалить индексы защиты, вернуть PRIMARY KEY  [big_db_indexes/zashita/restore.sql]</w:t>
             </w:r>
           </w:p>
           <w:p>
@@ -14580,7 +14580,7 @@
                 <w:rFonts w:ascii="Courier New" w:hAnsi="Courier New" w:eastAsia="Courier New"/>
                 <w:sz w:val="15"/>
               </w:rPr>
-              <w:t xml:space="preserve">        if (-not $Ex) { $t = ($t -split "`n" | Where-Object { $_ -notmatch '^\s*пример:' }) -join "`n" }</w:t>
+              <w:t xml:space="preserve">        if (-not $Ex) { $t = ($t -split "`n" | Where-Object { $_ -notmatch '^\s*пример:|^\s{40,}\./help ' }) -join "`n" }</w:t>
             </w:r>
           </w:p>
           <w:p>
@@ -15324,7 +15324,7 @@
                 <w:rFonts w:ascii="Courier New" w:hAnsi="Courier New" w:eastAsia="Courier New"/>
                 <w:sz w:val="15"/>
               </w:rPr>
-              <w:t xml:space="preserve">            'lan'    { &amp; powershell.exe -NoProfile -ExecutionPolicy Bypass -File lab1/setup_lan.ps1 }</w:t>
+              <w:t xml:space="preserve">            'lan'    { &amp; powershell.exe -NoProfile -ExecutionPolicy Bypass -File lan_server/setup_lan.ps1 }</w:t>
             </w:r>
           </w:p>
           <w:p>
@@ -15492,7 +15492,7 @@
                 <w:rFonts w:ascii="Courier New" w:hAnsi="Courier New" w:eastAsia="Courier New"/>
                 <w:sz w:val="15"/>
               </w:rPr>
-              <w:t xml:space="preserve">                Bat 'lab1/s_lan.bat' @(($A[2] -replace '/', '\'), $A[3], $A[4], $A[5])</w:t>
+              <w:t xml:space="preserve">                Bat 'lan_server/s_lan.bat' @(($A[2] -replace '/', '\'), $A[3], $A[4], $A[5])</w:t>
             </w:r>
           </w:p>
           <w:p>
@@ -15780,7 +15780,7 @@
                 <w:rFonts w:ascii="Courier New" w:hAnsi="Courier New" w:eastAsia="Courier New"/>
                 <w:sz w:val="15"/>
               </w:rPr>
-              <w:t xml:space="preserve">            { $_ -in '', 'check' } { Run 'lab1/check_server.sql' }</w:t>
+              <w:t xml:space="preserve">            { $_ -in '', 'check' } { Run 'lan_server/check_server.sql' }</w:t>
             </w:r>
           </w:p>
           <w:p>
@@ -15852,7 +15852,7 @@
                 <w:rFonts w:ascii="Courier New" w:hAnsi="Courier New" w:eastAsia="Courier New"/>
                 <w:sz w:val="15"/>
               </w:rPr>
-              <w:t xml:space="preserve">                Run 'lab1/check_server.sql'</w:t>
+              <w:t xml:space="preserve">                Run 'lan_server/check_server.sql'</w:t>
             </w:r>
           </w:p>
           <w:p>
@@ -16020,151 +16020,151 @@
                 <w:rFonts w:ascii="Courier New" w:hAnsi="Courier New" w:eastAsia="Courier New"/>
                 <w:sz w:val="15"/>
               </w:rPr>
-              <w:t xml:space="preserve">            'gen'     { Run 'lab2/add_data.sql' $A[2] }</w:t>
-            </w:r>
-          </w:p>
-          <w:p>
-            <w:pPr>
-              <w:spacing w:line="240" w:lineRule="auto"/>
-            </w:pPr>
-            <w:r>
-              <w:rPr>
-                <w:rFonts w:ascii="Courier New" w:hAnsi="Courier New" w:eastAsia="Courier New"/>
-                <w:sz w:val="15"/>
-              </w:rPr>
-              <w:t xml:space="preserve">            'restore' { Run 'lab2/restore_lr1.sql' }</w:t>
-            </w:r>
-          </w:p>
-          <w:p>
-            <w:pPr>
-              <w:spacing w:line="240" w:lineRule="auto"/>
-            </w:pPr>
-            <w:r>
-              <w:rPr>
-                <w:rFonts w:ascii="Courier New" w:hAnsi="Courier New" w:eastAsia="Courier New"/>
-                <w:sz w:val="15"/>
-              </w:rPr>
-              <w:t xml:space="preserve">            'tbs'     { Run 'lab2/tablespace.sql' $A[2] }</w:t>
-            </w:r>
-          </w:p>
-          <w:p>
-            <w:pPr>
-              <w:spacing w:line="240" w:lineRule="auto"/>
-            </w:pPr>
-            <w:r>
-              <w:rPr>
-                <w:rFonts w:ascii="Courier New" w:hAnsi="Courier New" w:eastAsia="Courier New"/>
-                <w:sz w:val="15"/>
-              </w:rPr>
-              <w:t xml:space="preserve">            'time'    { Need-Variant $v; Run 'lab2/time_current.sql' $v $A[3] }</w:t>
-            </w:r>
-          </w:p>
-          <w:p>
-            <w:pPr>
-              <w:spacing w:line="240" w:lineRule="auto"/>
-            </w:pPr>
-            <w:r>
-              <w:rPr>
-                <w:rFonts w:ascii="Courier New" w:hAnsi="Courier New" w:eastAsia="Courier New"/>
-                <w:sz w:val="15"/>
-              </w:rPr>
-              <w:t xml:space="preserve">            'timing'  { Need-Variant $v; Run 'lab2/time_timing.sql' $v $A[3] }</w:t>
-            </w:r>
-          </w:p>
-          <w:p>
-            <w:pPr>
-              <w:spacing w:line="240" w:lineRule="auto"/>
-            </w:pPr>
-            <w:r>
-              <w:rPr>
-                <w:rFonts w:ascii="Courier New" w:hAnsi="Courier New" w:eastAsia="Courier New"/>
-                <w:sz w:val="15"/>
-              </w:rPr>
-              <w:t xml:space="preserve">            'idx'     { Need-Variant $v; Run 'lab2/idx_names.sql' $v }</w:t>
-            </w:r>
-          </w:p>
-          <w:p>
-            <w:pPr>
-              <w:spacing w:line="240" w:lineRule="auto"/>
-            </w:pPr>
-            <w:r>
-              <w:rPr>
-                <w:rFonts w:ascii="Courier New" w:hAnsi="Courier New" w:eastAsia="Courier New"/>
-                <w:sz w:val="15"/>
-              </w:rPr>
-              <w:t xml:space="preserve">            'idx1'    { Need-Variant $v; Run 'lab2/idx_1.sql' $v $A[3] }</w:t>
-            </w:r>
-          </w:p>
-          <w:p>
-            <w:pPr>
-              <w:spacing w:line="240" w:lineRule="auto"/>
-            </w:pPr>
-            <w:r>
-              <w:rPr>
-                <w:rFonts w:ascii="Courier New" w:hAnsi="Courier New" w:eastAsia="Courier New"/>
-                <w:sz w:val="15"/>
-              </w:rPr>
-              <w:t xml:space="preserve">            'idx0'    { Need-Variant $v; Run 'lab2/idx_0.sql' $v }</w:t>
-            </w:r>
-          </w:p>
-          <w:p>
-            <w:pPr>
-              <w:spacing w:line="240" w:lineRule="auto"/>
-            </w:pPr>
-            <w:r>
-              <w:rPr>
-                <w:rFonts w:ascii="Courier New" w:hAnsi="Courier New" w:eastAsia="Courier New"/>
-                <w:sz w:val="15"/>
-              </w:rPr>
-              <w:t xml:space="preserve">            'pk1'     { Need-Variant $v; Run 'lab2/create_ref0.sql' $v }</w:t>
-            </w:r>
-          </w:p>
-          <w:p>
-            <w:pPr>
-              <w:spacing w:line="240" w:lineRule="auto"/>
-            </w:pPr>
-            <w:r>
-              <w:rPr>
-                <w:rFonts w:ascii="Courier New" w:hAnsi="Courier New" w:eastAsia="Courier New"/>
-                <w:sz w:val="15"/>
-              </w:rPr>
-              <w:t xml:space="preserve">            'pk0'     { Need-Variant $v; Run 'lab2/create_ref1.sql' $v }</w:t>
-            </w:r>
-          </w:p>
-          <w:p>
-            <w:pPr>
-              <w:spacing w:line="240" w:lineRule="auto"/>
-            </w:pPr>
-            <w:r>
-              <w:rPr>
-                <w:rFonts w:ascii="Courier New" w:hAnsi="Courier New" w:eastAsia="Courier New"/>
-                <w:sz w:val="15"/>
-              </w:rPr>
-              <w:t xml:space="preserve">            'copy'    { Need-Variant $v; Run 'lab2/copy_ref.sql' $v }</w:t>
-            </w:r>
-          </w:p>
-          <w:p>
-            <w:pPr>
-              <w:spacing w:line="240" w:lineRule="auto"/>
-            </w:pPr>
-            <w:r>
-              <w:rPr>
-                <w:rFonts w:ascii="Courier New" w:hAnsi="Courier New" w:eastAsia="Courier New"/>
-                <w:sz w:val="15"/>
-              </w:rPr>
-              <w:t xml:space="preserve">            'explain' { Need-Variant $v; Run 'lab2/explain.sql' $v $A[3] }</w:t>
-            </w:r>
-          </w:p>
-          <w:p>
-            <w:pPr>
-              <w:spacing w:line="240" w:lineRule="auto"/>
-            </w:pPr>
-            <w:r>
-              <w:rPr>
-                <w:rFonts w:ascii="Courier New" w:hAnsi="Courier New" w:eastAsia="Courier New"/>
-                <w:sz w:val="15"/>
-              </w:rPr>
-              <w:t xml:space="preserve">            'measure' { Need-Variant $v; Run 'lab2/measure.sql' $v $A[3]</w:t>
+              <w:t xml:space="preserve">            'gen'     { Run 'big_db_indexes/add_data.sql' $A[2] }</w:t>
+            </w:r>
+          </w:p>
+          <w:p>
+            <w:pPr>
+              <w:spacing w:line="240" w:lineRule="auto"/>
+            </w:pPr>
+            <w:r>
+              <w:rPr>
+                <w:rFonts w:ascii="Courier New" w:hAnsi="Courier New" w:eastAsia="Courier New"/>
+                <w:sz w:val="15"/>
+              </w:rPr>
+              <w:t xml:space="preserve">            'restore' { Run 'big_db_indexes/restore_lr1.sql' }</w:t>
+            </w:r>
+          </w:p>
+          <w:p>
+            <w:pPr>
+              <w:spacing w:line="240" w:lineRule="auto"/>
+            </w:pPr>
+            <w:r>
+              <w:rPr>
+                <w:rFonts w:ascii="Courier New" w:hAnsi="Courier New" w:eastAsia="Courier New"/>
+                <w:sz w:val="15"/>
+              </w:rPr>
+              <w:t xml:space="preserve">            'tbs'     { Run 'big_db_indexes/tablespace.sql' $A[2] }</w:t>
+            </w:r>
+          </w:p>
+          <w:p>
+            <w:pPr>
+              <w:spacing w:line="240" w:lineRule="auto"/>
+            </w:pPr>
+            <w:r>
+              <w:rPr>
+                <w:rFonts w:ascii="Courier New" w:hAnsi="Courier New" w:eastAsia="Courier New"/>
+                <w:sz w:val="15"/>
+              </w:rPr>
+              <w:t xml:space="preserve">            'time'    { Need-Variant $v; Run 'big_db_indexes/time_current.sql' $v $A[3] }</w:t>
+            </w:r>
+          </w:p>
+          <w:p>
+            <w:pPr>
+              <w:spacing w:line="240" w:lineRule="auto"/>
+            </w:pPr>
+            <w:r>
+              <w:rPr>
+                <w:rFonts w:ascii="Courier New" w:hAnsi="Courier New" w:eastAsia="Courier New"/>
+                <w:sz w:val="15"/>
+              </w:rPr>
+              <w:t xml:space="preserve">            'timing'  { Need-Variant $v; Run 'big_db_indexes/time_timing.sql' $v $A[3] }</w:t>
+            </w:r>
+          </w:p>
+          <w:p>
+            <w:pPr>
+              <w:spacing w:line="240" w:lineRule="auto"/>
+            </w:pPr>
+            <w:r>
+              <w:rPr>
+                <w:rFonts w:ascii="Courier New" w:hAnsi="Courier New" w:eastAsia="Courier New"/>
+                <w:sz w:val="15"/>
+              </w:rPr>
+              <w:t xml:space="preserve">            'idx'     { Need-Variant $v; Run 'big_db_indexes/idx_names.sql' $v }</w:t>
+            </w:r>
+          </w:p>
+          <w:p>
+            <w:pPr>
+              <w:spacing w:line="240" w:lineRule="auto"/>
+            </w:pPr>
+            <w:r>
+              <w:rPr>
+                <w:rFonts w:ascii="Courier New" w:hAnsi="Courier New" w:eastAsia="Courier New"/>
+                <w:sz w:val="15"/>
+              </w:rPr>
+              <w:t xml:space="preserve">            'idx1'    { Need-Variant $v; Run 'big_db_indexes/idx_1.sql' $v $A[3] }</w:t>
+            </w:r>
+          </w:p>
+          <w:p>
+            <w:pPr>
+              <w:spacing w:line="240" w:lineRule="auto"/>
+            </w:pPr>
+            <w:r>
+              <w:rPr>
+                <w:rFonts w:ascii="Courier New" w:hAnsi="Courier New" w:eastAsia="Courier New"/>
+                <w:sz w:val="15"/>
+              </w:rPr>
+              <w:t xml:space="preserve">            'idx0'    { Need-Variant $v; Run 'big_db_indexes/idx_0.sql' $v }</w:t>
+            </w:r>
+          </w:p>
+          <w:p>
+            <w:pPr>
+              <w:spacing w:line="240" w:lineRule="auto"/>
+            </w:pPr>
+            <w:r>
+              <w:rPr>
+                <w:rFonts w:ascii="Courier New" w:hAnsi="Courier New" w:eastAsia="Courier New"/>
+                <w:sz w:val="15"/>
+              </w:rPr>
+              <w:t xml:space="preserve">            'pk1'     { Need-Variant $v; Run 'big_db_indexes/create_ref0.sql' $v }</w:t>
+            </w:r>
+          </w:p>
+          <w:p>
+            <w:pPr>
+              <w:spacing w:line="240" w:lineRule="auto"/>
+            </w:pPr>
+            <w:r>
+              <w:rPr>
+                <w:rFonts w:ascii="Courier New" w:hAnsi="Courier New" w:eastAsia="Courier New"/>
+                <w:sz w:val="15"/>
+              </w:rPr>
+              <w:t xml:space="preserve">            'pk0'     { Need-Variant $v; Run 'big_db_indexes/create_ref1.sql' $v }</w:t>
+            </w:r>
+          </w:p>
+          <w:p>
+            <w:pPr>
+              <w:spacing w:line="240" w:lineRule="auto"/>
+            </w:pPr>
+            <w:r>
+              <w:rPr>
+                <w:rFonts w:ascii="Courier New" w:hAnsi="Courier New" w:eastAsia="Courier New"/>
+                <w:sz w:val="15"/>
+              </w:rPr>
+              <w:t xml:space="preserve">            'copy'    { Need-Variant $v; Run 'big_db_indexes/copy_ref.sql' $v }</w:t>
+            </w:r>
+          </w:p>
+          <w:p>
+            <w:pPr>
+              <w:spacing w:line="240" w:lineRule="auto"/>
+            </w:pPr>
+            <w:r>
+              <w:rPr>
+                <w:rFonts w:ascii="Courier New" w:hAnsi="Courier New" w:eastAsia="Courier New"/>
+                <w:sz w:val="15"/>
+              </w:rPr>
+              <w:t xml:space="preserve">            'explain' { Need-Variant $v; Run 'big_db_indexes/explain.sql' $v $A[3] }</w:t>
+            </w:r>
+          </w:p>
+          <w:p>
+            <w:pPr>
+              <w:spacing w:line="240" w:lineRule="auto"/>
+            </w:pPr>
+            <w:r>
+              <w:rPr>
+                <w:rFonts w:ascii="Courier New" w:hAnsi="Courier New" w:eastAsia="Courier New"/>
+                <w:sz w:val="15"/>
+              </w:rPr>
+              <w:t xml:space="preserve">            'measure' { Need-Variant $v; Run 'big_db_indexes/measure.sql' $v $A[3]</w:t>
             </w:r>
           </w:p>
           <w:p>
@@ -17484,7 +17484,7 @@
                 <w:rFonts w:ascii="Courier New" w:hAnsi="Courier New" w:eastAsia="Courier New"/>
                 <w:sz w:val="15"/>
               </w:rPr>
-              <w:t xml:space="preserve">    # защита ЛР2: запрос варианта без индексов и с индексами (lab2/zashita/*.sql)</w:t>
+              <w:t xml:space="preserve">    # защита ЛР2: запрос варианта без индексов и с индексами (big_db_indexes/zashita/*.sql)</w:t>
             </w:r>
           </w:p>
           <w:p>
@@ -17532,7 +17532,7 @@
                 <w:rFonts w:ascii="Courier New" w:hAnsi="Courier New" w:eastAsia="Courier New"/>
                 <w:sz w:val="15"/>
               </w:rPr>
-              <w:t xml:space="preserve">            Run 'lab2/zashita/restore.sql'</w:t>
+              <w:t xml:space="preserve">            Run 'big_db_indexes/zashita/restore.sql'</w:t>
             </w:r>
           </w:p>
           <w:p>
@@ -17604,19 +17604,19 @@
                 <w:rFonts w:ascii="Courier New" w:hAnsi="Courier New" w:eastAsia="Courier New"/>
                 <w:sz w:val="15"/>
               </w:rPr>
-              <w:t xml:space="preserve">            $idxFile = @{ 'idx' = 'lab2/zashita/show_idx.sql'; 'idx_drop' = 'lab2/zashita/idx_drop.sql'</w:t>
-            </w:r>
-          </w:p>
-          <w:p>
-            <w:pPr>
-              <w:spacing w:line="240" w:lineRule="auto"/>
-            </w:pPr>
-            <w:r>
-              <w:rPr>
-                <w:rFonts w:ascii="Courier New" w:hAnsi="Courier New" w:eastAsia="Courier New"/>
-                <w:sz w:val="15"/>
-              </w:rPr>
-              <w:t xml:space="preserve">                          'idx_add' = 'lab2/zashita/idx_add.sql' }[$step]</w:t>
+              <w:t xml:space="preserve">            $idxFile = @{ 'idx' = 'big_db_indexes/zashita/show_idx.sql'; 'idx_drop' = 'big_db_indexes/zashita/idx_drop.sql'</w:t>
+            </w:r>
+          </w:p>
+          <w:p>
+            <w:pPr>
+              <w:spacing w:line="240" w:lineRule="auto"/>
+            </w:pPr>
+            <w:r>
+              <w:rPr>
+                <w:rFonts w:ascii="Courier New" w:hAnsi="Courier New" w:eastAsia="Courier New"/>
+                <w:sz w:val="15"/>
+              </w:rPr>
+              <w:t xml:space="preserve">                          'idx_add' = 'big_db_indexes/zashita/idx_add.sql' }[$step]</w:t>
             </w:r>
           </w:p>
           <w:p>
@@ -17724,19 +17724,19 @@
                 <w:rFonts w:ascii="Courier New" w:hAnsi="Courier New" w:eastAsia="Courier New"/>
                 <w:sz w:val="15"/>
               </w:rPr>
-              <w:t xml:space="preserve">            $file = @{ 'all' = 'lab2/zashita/z_all.sql'; '1' = 'lab2/zashita/z1_query.sql'</w:t>
-            </w:r>
-          </w:p>
-          <w:p>
-            <w:pPr>
-              <w:spacing w:line="240" w:lineRule="auto"/>
-            </w:pPr>
-            <w:r>
-              <w:rPr>
-                <w:rFonts w:ascii="Courier New" w:hAnsi="Courier New" w:eastAsia="Courier New"/>
-                <w:sz w:val="15"/>
-              </w:rPr>
-              <w:t xml:space="preserve">                       '2' = 'lab2/zashita/z2_noidx.sql'; '3' = 'lab2/zashita/z3_idx.sql' }[$step]</w:t>
+              <w:t xml:space="preserve">            $file = @{ 'all' = 'big_db_indexes/zashita/z_all.sql'; '1' = 'big_db_indexes/zashita/z1_query.sql'</w:t>
+            </w:r>
+          </w:p>
+          <w:p>
+            <w:pPr>
+              <w:spacing w:line="240" w:lineRule="auto"/>
+            </w:pPr>
+            <w:r>
+              <w:rPr>
+                <w:rFonts w:ascii="Courier New" w:hAnsi="Courier New" w:eastAsia="Courier New"/>
+                <w:sz w:val="15"/>
+              </w:rPr>
+              <w:t xml:space="preserve">                       '2' = 'big_db_indexes/zashita/z2_noidx.sql'; '3' = 'big_db_indexes/zashita/z3_idx.sql' }[$step]</w:t>
             </w:r>
           </w:p>
           <w:p>
@@ -17832,7 +17832,7 @@
                 <w:rFonts w:ascii="Courier New" w:hAnsi="Courier New" w:eastAsia="Courier New"/>
                 <w:sz w:val="15"/>
               </w:rPr>
-              <w:t xml:space="preserve">                Run 'lab2/zashita/check_args.sql' $A[1] $A[3] $A[4] -Stop</w:t>
+              <w:t xml:space="preserve">                Run 'big_db_indexes/zashita/check_args.sql' $A[1] $A[3] $A[4] -Stop</w:t>
             </w:r>
           </w:p>
           <w:p>

--- a/reports/docx/ЛР1_вариант_22.docx
+++ b/reports/docx/ЛР1_вариант_22.docx
@@ -13032,199 +13032,199 @@
                 <w:rFonts w:ascii="Courier New" w:hAnsi="Courier New" w:eastAsia="Courier New"/>
                 <w:sz w:val="15"/>
               </w:rPr>
-              <w:t xml:space="preserve">  ./help zas 20 [all] ["поставщик1" "поставщик2"] - в.20: задания 1-3 подряд  [big_db_indexes/zashita/z_all.sql, запрос big_db_indexes/zashita/vNN_query.sql]</w:t>
-            </w:r>
-          </w:p>
-          <w:p>
-            <w:pPr>
-              <w:spacing w:line="240" w:lineRule="auto"/>
-            </w:pPr>
-            <w:r>
-              <w:rPr>
-                <w:rFonts w:ascii="Courier New" w:hAnsi="Courier New" w:eastAsia="Courier New"/>
-                <w:sz w:val="15"/>
-              </w:rPr>
-              <w:t xml:space="preserve">                                         пример: ./help zas 20 all "ООО Турман" "ЧП Загорье"</w:t>
-            </w:r>
-          </w:p>
-          <w:p>
-            <w:pPr>
-              <w:spacing w:line="240" w:lineRule="auto"/>
-            </w:pPr>
-            <w:r>
-              <w:rPr>
-                <w:rFonts w:ascii="Courier New" w:hAnsi="Courier New" w:eastAsia="Courier New"/>
-                <w:sz w:val="15"/>
-              </w:rPr>
-              <w:t xml:space="preserve">  ./help zas 22 [all] [категория]  - в.22: задания 1-3 подряд  [big_db_indexes/zashita/z_all.sql, запрос big_db_indexes/zashita/vNN_query.sql]</w:t>
-            </w:r>
-          </w:p>
-          <w:p>
-            <w:pPr>
-              <w:spacing w:line="240" w:lineRule="auto"/>
-            </w:pPr>
-            <w:r>
-              <w:rPr>
-                <w:rFonts w:ascii="Courier New" w:hAnsi="Courier New" w:eastAsia="Courier New"/>
-                <w:sz w:val="15"/>
-              </w:rPr>
-              <w:t xml:space="preserve">                                         пример: ./help zas 22 all мебель</w:t>
-            </w:r>
-          </w:p>
-          <w:p>
-            <w:pPr>
-              <w:spacing w:line="240" w:lineRule="auto"/>
-            </w:pPr>
-            <w:r>
-              <w:rPr>
-                <w:rFonts w:ascii="Courier New" w:hAnsi="Courier New" w:eastAsia="Courier New"/>
-                <w:sz w:val="15"/>
-              </w:rPr>
-              <w:t xml:space="preserve">  ./help zas 20|22 1 [параметры]   - 1) запрос варианта и результат  [big_db_indexes/zashita/z1_query.sql, запрос big_db_indexes/zashita/vNN_query.sql]</w:t>
-            </w:r>
-          </w:p>
-          <w:p>
-            <w:pPr>
-              <w:spacing w:line="240" w:lineRule="auto"/>
-            </w:pPr>
-            <w:r>
-              <w:rPr>
-                <w:rFonts w:ascii="Courier New" w:hAnsi="Courier New" w:eastAsia="Courier New"/>
-                <w:sz w:val="15"/>
-              </w:rPr>
-              <w:t xml:space="preserve">                                         пример: ./help zas 20 1 "ООО Турман" "ЧП Загорье"      ./help zas 22 1 мебель</w:t>
-            </w:r>
-          </w:p>
-          <w:p>
-            <w:pPr>
-              <w:spacing w:line="240" w:lineRule="auto"/>
-            </w:pPr>
-            <w:r>
-              <w:rPr>
-                <w:rFonts w:ascii="Courier New" w:hAnsi="Courier New" w:eastAsia="Courier New"/>
-                <w:sz w:val="15"/>
-              </w:rPr>
-              <w:t xml:space="preserve">  ./help zas 20|22 2 [параметры]   - 2) в.20 без индексов, в.22 с индексом ПРОДАЖА(товар) btree: 5 замеров в мс, минимум, EXPLAIN ANALYZE  [big_db_indexes/zashita/z2_noidx.sql, запрос big_db_indexes/zashita/vNN_query.sql]</w:t>
-            </w:r>
-          </w:p>
-          <w:p>
-            <w:pPr>
-              <w:spacing w:line="240" w:lineRule="auto"/>
-            </w:pPr>
-            <w:r>
-              <w:rPr>
-                <w:rFonts w:ascii="Courier New" w:hAnsi="Courier New" w:eastAsia="Courier New"/>
-                <w:sz w:val="15"/>
-              </w:rPr>
-              <w:t xml:space="preserve">                                         пример: ./help zas 20 2 "ООО Турман" "ЧП Загорье"      ./help zas 22 2 мебель</w:t>
-            </w:r>
-          </w:p>
-          <w:p>
-            <w:pPr>
-              <w:spacing w:line="240" w:lineRule="auto"/>
-            </w:pPr>
-            <w:r>
-              <w:rPr>
-                <w:rFonts w:ascii="Courier New" w:hAnsi="Courier New" w:eastAsia="Courier New"/>
-                <w:sz w:val="15"/>
-              </w:rPr>
-              <w:t xml:space="preserve">  ./help zas 20|22 3 [параметры]   - 3) индексы варианта, 5 замеров в мс, минимум, EXPLAIN ANALYZE  [big_db_indexes/zashita/z3_idx.sql, запрос big_db_indexes/zashita/vNN_query.sql]</w:t>
-            </w:r>
-          </w:p>
-          <w:p>
-            <w:pPr>
-              <w:spacing w:line="240" w:lineRule="auto"/>
-            </w:pPr>
-            <w:r>
-              <w:rPr>
-                <w:rFonts w:ascii="Courier New" w:hAnsi="Courier New" w:eastAsia="Courier New"/>
-                <w:sz w:val="15"/>
-              </w:rPr>
-              <w:t xml:space="preserve">                                         пример: ./help zas 20 3 "ООО Турман" "ЧП Загорье"      ./help zas 22 3 мебель</w:t>
-            </w:r>
-          </w:p>
-          <w:p>
-            <w:pPr>
-              <w:spacing w:line="240" w:lineRule="auto"/>
-            </w:pPr>
-            <w:r>
-              <w:rPr>
-                <w:rFonts w:ascii="Courier New" w:hAnsi="Courier New" w:eastAsia="Courier New"/>
-                <w:sz w:val="15"/>
-              </w:rPr>
-              <w:t xml:space="preserve">  ./help zas 20|22 idx             - индексы таблиц запроса варианта  [big_db_indexes/zashita/show_idx.sql]</w:t>
-            </w:r>
-          </w:p>
-          <w:p>
-            <w:pPr>
-              <w:spacing w:line="240" w:lineRule="auto"/>
-            </w:pPr>
-            <w:r>
-              <w:rPr>
-                <w:rFonts w:ascii="Courier New" w:hAnsi="Courier New" w:eastAsia="Courier New"/>
-                <w:sz w:val="15"/>
-              </w:rPr>
-              <w:t xml:space="preserve">                                         пример: ./help zas 20 idx      ./help zas 22 idx</w:t>
-            </w:r>
-          </w:p>
-          <w:p>
-            <w:pPr>
-              <w:spacing w:line="240" w:lineRule="auto"/>
-            </w:pPr>
-            <w:r>
-              <w:rPr>
-                <w:rFonts w:ascii="Courier New" w:hAnsi="Courier New" w:eastAsia="Courier New"/>
-                <w:sz w:val="15"/>
-              </w:rPr>
-              <w:t xml:space="preserve">  ./help zas 20|22 idx_drop        - удалить индексы задания 3 (zas_*), остальные и PRIMARY KEY не трогаются  [big_db_indexes/zashita/idx_drop.sql]</w:t>
-            </w:r>
-          </w:p>
-          <w:p>
-            <w:pPr>
-              <w:spacing w:line="240" w:lineRule="auto"/>
-            </w:pPr>
-            <w:r>
-              <w:rPr>
-                <w:rFonts w:ascii="Courier New" w:hAnsi="Courier New" w:eastAsia="Courier New"/>
-                <w:sz w:val="15"/>
-              </w:rPr>
-              <w:t xml:space="preserve">                                         пример: ./help zas 20 idx_drop      ./help zas 22 idx_drop</w:t>
-            </w:r>
-          </w:p>
-          <w:p>
-            <w:pPr>
-              <w:spacing w:line="240" w:lineRule="auto"/>
-            </w:pPr>
-            <w:r>
-              <w:rPr>
-                <w:rFonts w:ascii="Courier New" w:hAnsi="Courier New" w:eastAsia="Courier New"/>
-                <w:sz w:val="15"/>
-              </w:rPr>
-              <w:t xml:space="preserve">  ./help zas 20|22 idx_add         - создать индексы задания 3 (zas_*) без замеров  [big_db_indexes/zashita/idx_add.sql]</w:t>
-            </w:r>
-          </w:p>
-          <w:p>
-            <w:pPr>
-              <w:spacing w:line="240" w:lineRule="auto"/>
-            </w:pPr>
-            <w:r>
-              <w:rPr>
-                <w:rFonts w:ascii="Courier New" w:hAnsi="Courier New" w:eastAsia="Courier New"/>
-                <w:sz w:val="15"/>
-              </w:rPr>
-              <w:t xml:space="preserve">                                         пример: ./help zas 20 idx_add      ./help zas 22 idx_add</w:t>
-            </w:r>
-          </w:p>
-          <w:p>
-            <w:pPr>
-              <w:spacing w:line="240" w:lineRule="auto"/>
-            </w:pPr>
-            <w:r>
-              <w:rPr>
-                <w:rFonts w:ascii="Courier New" w:hAnsi="Courier New" w:eastAsia="Courier New"/>
-                <w:sz w:val="15"/>
-              </w:rPr>
-              <w:t xml:space="preserve">  ./help zas restore               - удалить индексы защиты, вернуть PRIMARY KEY  [big_db_indexes/zashita/restore.sql]</w:t>
+              <w:t xml:space="preserve">  ./help lr2 def 20 [all] ["поставщик1" "поставщик2"] - в.20: задания 1-3 подряд  [big_db_indexes/zashita/z_all.sql, запрос big_db_indexes/zashita/vNN_query.sql]</w:t>
+            </w:r>
+          </w:p>
+          <w:p>
+            <w:pPr>
+              <w:spacing w:line="240" w:lineRule="auto"/>
+            </w:pPr>
+            <w:r>
+              <w:rPr>
+                <w:rFonts w:ascii="Courier New" w:hAnsi="Courier New" w:eastAsia="Courier New"/>
+                <w:sz w:val="15"/>
+              </w:rPr>
+              <w:t xml:space="preserve">                                         пример: ./help lr2 def 20 all "ООО Турман" "ЧП Загорье"</w:t>
+            </w:r>
+          </w:p>
+          <w:p>
+            <w:pPr>
+              <w:spacing w:line="240" w:lineRule="auto"/>
+            </w:pPr>
+            <w:r>
+              <w:rPr>
+                <w:rFonts w:ascii="Courier New" w:hAnsi="Courier New" w:eastAsia="Courier New"/>
+                <w:sz w:val="15"/>
+              </w:rPr>
+              <w:t xml:space="preserve">  ./help lr2 def 22 [all] [категория]  - в.22: задания 1-3 подряд  [big_db_indexes/zashita/z_all.sql, запрос big_db_indexes/zashita/vNN_query.sql]</w:t>
+            </w:r>
+          </w:p>
+          <w:p>
+            <w:pPr>
+              <w:spacing w:line="240" w:lineRule="auto"/>
+            </w:pPr>
+            <w:r>
+              <w:rPr>
+                <w:rFonts w:ascii="Courier New" w:hAnsi="Courier New" w:eastAsia="Courier New"/>
+                <w:sz w:val="15"/>
+              </w:rPr>
+              <w:t xml:space="preserve">                                         пример: ./help lr2 def 22 all мебель</w:t>
+            </w:r>
+          </w:p>
+          <w:p>
+            <w:pPr>
+              <w:spacing w:line="240" w:lineRule="auto"/>
+            </w:pPr>
+            <w:r>
+              <w:rPr>
+                <w:rFonts w:ascii="Courier New" w:hAnsi="Courier New" w:eastAsia="Courier New"/>
+                <w:sz w:val="15"/>
+              </w:rPr>
+              <w:t xml:space="preserve">  ./help lr2 def 20|22 1 [параметры] - 1) запрос варианта и результат  [big_db_indexes/zashita/z1_query.sql, запрос big_db_indexes/zashita/vNN_query.sql]</w:t>
+            </w:r>
+          </w:p>
+          <w:p>
+            <w:pPr>
+              <w:spacing w:line="240" w:lineRule="auto"/>
+            </w:pPr>
+            <w:r>
+              <w:rPr>
+                <w:rFonts w:ascii="Courier New" w:hAnsi="Courier New" w:eastAsia="Courier New"/>
+                <w:sz w:val="15"/>
+              </w:rPr>
+              <w:t xml:space="preserve">                                         пример: ./help lr2 def 20 1 "ООО Турман" "ЧП Загорье"      ./help lr2 def 22 1 мебель</w:t>
+            </w:r>
+          </w:p>
+          <w:p>
+            <w:pPr>
+              <w:spacing w:line="240" w:lineRule="auto"/>
+            </w:pPr>
+            <w:r>
+              <w:rPr>
+                <w:rFonts w:ascii="Courier New" w:hAnsi="Courier New" w:eastAsia="Courier New"/>
+                <w:sz w:val="15"/>
+              </w:rPr>
+              <w:t xml:space="preserve">  ./help lr2 def 20|22 2 [параметры] - 2) в.20 без индексов (показ: индексов 0, в плане не используются), в.22 с индексом ПРОДАЖА(товар) btree: 5 замеров в мс, минимум, EXPLAIN ANALYZE  [big_db_indexes/zashita/z2_noidx.sql, запрос big_db_indexes/zashita/vNN_query.sql]</w:t>
+            </w:r>
+          </w:p>
+          <w:p>
+            <w:pPr>
+              <w:spacing w:line="240" w:lineRule="auto"/>
+            </w:pPr>
+            <w:r>
+              <w:rPr>
+                <w:rFonts w:ascii="Courier New" w:hAnsi="Courier New" w:eastAsia="Courier New"/>
+                <w:sz w:val="15"/>
+              </w:rPr>
+              <w:t xml:space="preserve">                                         пример: ./help lr2 def 20 2 "ООО Турман" "ЧП Загорье"      ./help lr2 def 22 2 мебель</w:t>
+            </w:r>
+          </w:p>
+          <w:p>
+            <w:pPr>
+              <w:spacing w:line="240" w:lineRule="auto"/>
+            </w:pPr>
+            <w:r>
+              <w:rPr>
+                <w:rFonts w:ascii="Courier New" w:hAnsi="Courier New" w:eastAsia="Courier New"/>
+                <w:sz w:val="15"/>
+              </w:rPr>
+              <w:t xml:space="preserve">  ./help lr2 def 20|22 3 [параметры] - 3) индексы варианта, 5 замеров в мс, минимум, EXPLAIN ANALYZE, использование индексов в плане  [big_db_indexes/zashita/z3_idx.sql, запрос big_db_indexes/zashita/vNN_query.sql]</w:t>
+            </w:r>
+          </w:p>
+          <w:p>
+            <w:pPr>
+              <w:spacing w:line="240" w:lineRule="auto"/>
+            </w:pPr>
+            <w:r>
+              <w:rPr>
+                <w:rFonts w:ascii="Courier New" w:hAnsi="Courier New" w:eastAsia="Courier New"/>
+                <w:sz w:val="15"/>
+              </w:rPr>
+              <w:t xml:space="preserve">                                         пример: ./help lr2 def 20 3 "ООО Турман" "ЧП Загорье"      ./help lr2 def 22 3 мебель</w:t>
+            </w:r>
+          </w:p>
+          <w:p>
+            <w:pPr>
+              <w:spacing w:line="240" w:lineRule="auto"/>
+            </w:pPr>
+            <w:r>
+              <w:rPr>
+                <w:rFonts w:ascii="Courier New" w:hAnsi="Courier New" w:eastAsia="Courier New"/>
+                <w:sz w:val="15"/>
+              </w:rPr>
+              <w:t xml:space="preserve">  ./help lr2 def 20|22 idx         - индексы таблиц запроса варианта  [big_db_indexes/zashita/show_idx.sql]</w:t>
+            </w:r>
+          </w:p>
+          <w:p>
+            <w:pPr>
+              <w:spacing w:line="240" w:lineRule="auto"/>
+            </w:pPr>
+            <w:r>
+              <w:rPr>
+                <w:rFonts w:ascii="Courier New" w:hAnsi="Courier New" w:eastAsia="Courier New"/>
+                <w:sz w:val="15"/>
+              </w:rPr>
+              <w:t xml:space="preserve">                                         пример: ./help lr2 def 20 idx      ./help lr2 def 22 idx</w:t>
+            </w:r>
+          </w:p>
+          <w:p>
+            <w:pPr>
+              <w:spacing w:line="240" w:lineRule="auto"/>
+            </w:pPr>
+            <w:r>
+              <w:rPr>
+                <w:rFonts w:ascii="Courier New" w:hAnsi="Courier New" w:eastAsia="Courier New"/>
+                <w:sz w:val="15"/>
+              </w:rPr>
+              <w:t xml:space="preserve">  ./help lr2 def 20|22 idx_drop    - удалить индексы задания 3 своего варианта (def20_* / def22_*), остальные и PRIMARY KEY не трогаются  [big_db_indexes/zashita/idx_drop.sql]</w:t>
+            </w:r>
+          </w:p>
+          <w:p>
+            <w:pPr>
+              <w:spacing w:line="240" w:lineRule="auto"/>
+            </w:pPr>
+            <w:r>
+              <w:rPr>
+                <w:rFonts w:ascii="Courier New" w:hAnsi="Courier New" w:eastAsia="Courier New"/>
+                <w:sz w:val="15"/>
+              </w:rPr>
+              <w:t xml:space="preserve">                                         пример: ./help lr2 def 20 idx_drop      ./help lr2 def 22 idx_drop</w:t>
+            </w:r>
+          </w:p>
+          <w:p>
+            <w:pPr>
+              <w:spacing w:line="240" w:lineRule="auto"/>
+            </w:pPr>
+            <w:r>
+              <w:rPr>
+                <w:rFonts w:ascii="Courier New" w:hAnsi="Courier New" w:eastAsia="Courier New"/>
+                <w:sz w:val="15"/>
+              </w:rPr>
+              <w:t xml:space="preserve">  ./help lr2 def 20|22 idx_add     - создать индексы задания 3 своего варианта (def20_* / def22_*) без замеров  [big_db_indexes/zashita/idx_add.sql]</w:t>
+            </w:r>
+          </w:p>
+          <w:p>
+            <w:pPr>
+              <w:spacing w:line="240" w:lineRule="auto"/>
+            </w:pPr>
+            <w:r>
+              <w:rPr>
+                <w:rFonts w:ascii="Courier New" w:hAnsi="Courier New" w:eastAsia="Courier New"/>
+                <w:sz w:val="15"/>
+              </w:rPr>
+              <w:t xml:space="preserve">                                         пример: ./help lr2 def 20 idx_add      ./help lr2 def 22 idx_add</w:t>
+            </w:r>
+          </w:p>
+          <w:p>
+            <w:pPr>
+              <w:spacing w:line="240" w:lineRule="auto"/>
+            </w:pPr>
+            <w:r>
+              <w:rPr>
+                <w:rFonts w:ascii="Courier New" w:hAnsi="Courier New" w:eastAsia="Courier New"/>
+                <w:sz w:val="15"/>
+              </w:rPr>
+              <w:t xml:space="preserve">  ./help lr2 def restore           - удалить индексы защиты, вернуть PRIMARY KEY  [big_db_indexes/zashita/restore.sql]</w:t>
             </w:r>
           </w:p>
           <w:p>
@@ -14124,7 +14124,7 @@
                 <w:rFonts w:ascii="Courier New" w:hAnsi="Courier New" w:eastAsia="Courier New"/>
                 <w:sz w:val="15"/>
               </w:rPr>
-              <w:t xml:space="preserve">  ./help short lr2       - ЛР2: объёмная БД, индексы, EXPLAIN и защита ЛР2 (lr2 ..., zas ...); то же: ./help short zas</w:t>
+              <w:t xml:space="preserve">  ./help short lr2       - ЛР2: объёмная БД, индексы, EXPLAIN и защита ЛР2 (lr2 ..., lr2 def ...)</w:t>
             </w:r>
           </w:p>
           <w:p>
@@ -14340,18 +14340,6 @@
                 <w:rFonts w:ascii="Courier New" w:hAnsi="Courier New" w:eastAsia="Courier New"/>
                 <w:sz w:val="15"/>
               </w:rPr>
-              <w:t xml:space="preserve">    if ($blk -eq 'zas') { $blk = 'lr2' }   # защита ЛР2 - в блоке ЛР2</w:t>
-            </w:r>
-          </w:p>
-          <w:p>
-            <w:pPr>
-              <w:spacing w:line="240" w:lineRule="auto"/>
-            </w:pPr>
-            <w:r>
-              <w:rPr>
-                <w:rFonts w:ascii="Courier New" w:hAnsi="Courier New" w:eastAsia="Courier New"/>
-                <w:sz w:val="15"/>
-              </w:rPr>
               <w:t xml:space="preserve">    if (-not $blk) { Show-Short }</w:t>
             </w:r>
           </w:p>
@@ -16200,7 +16188,427 @@
                 <w:rFonts w:ascii="Courier New" w:hAnsi="Courier New" w:eastAsia="Courier New"/>
                 <w:sz w:val="15"/>
               </w:rPr>
-              <w:t xml:space="preserve">            default   { Say 'ОШИБКА: ./help lr2 gen|restore|tbs|time|timing|idx|idx1|idx0|pk1|pk0|copy|explain|measure|results'; exit 1 }</w:t>
+              <w:t xml:space="preserve">            # защита ЛР2: ./help lr2 def 20|22 [шаг] [параметры] (big_db_indexes/zashita/*.sql)</w:t>
+            </w:r>
+          </w:p>
+          <w:p>
+            <w:pPr>
+              <w:spacing w:line="240" w:lineRule="auto"/>
+            </w:pPr>
+            <w:r>
+              <w:rPr>
+                <w:rFonts w:ascii="Courier New" w:hAnsi="Courier New" w:eastAsia="Courier New"/>
+                <w:sz w:val="15"/>
+              </w:rPr>
+              <w:t xml:space="preserve">            'def'     {</w:t>
+            </w:r>
+          </w:p>
+          <w:p>
+            <w:pPr>
+              <w:spacing w:line="240" w:lineRule="auto"/>
+            </w:pPr>
+            <w:r>
+              <w:rPr>
+                <w:rFonts w:ascii="Courier New" w:hAnsi="Courier New" w:eastAsia="Courier New"/>
+                <w:sz w:val="15"/>
+              </w:rPr>
+              <w:t xml:space="preserve">                if ($A[2] -eq 'restore') {</w:t>
+            </w:r>
+          </w:p>
+          <w:p>
+            <w:pPr>
+              <w:spacing w:line="240" w:lineRule="auto"/>
+            </w:pPr>
+            <w:r>
+              <w:rPr>
+                <w:rFonts w:ascii="Courier New" w:hAnsi="Courier New" w:eastAsia="Courier New"/>
+                <w:sz w:val="15"/>
+              </w:rPr>
+              <w:t xml:space="preserve">                    if ($Argv.Count -gt 3) { Say 'ОШИБКА: у ./help lr2 def restore нет параметров'; exit 1 }</w:t>
+            </w:r>
+          </w:p>
+          <w:p>
+            <w:pPr>
+              <w:spacing w:line="240" w:lineRule="auto"/>
+            </w:pPr>
+            <w:r>
+              <w:rPr>
+                <w:rFonts w:ascii="Courier New" w:hAnsi="Courier New" w:eastAsia="Courier New"/>
+                <w:sz w:val="15"/>
+              </w:rPr>
+              <w:t xml:space="preserve">                    Run 'big_db_indexes/zashita/restore.sql'</w:t>
+            </w:r>
+          </w:p>
+          <w:p>
+            <w:pPr>
+              <w:spacing w:line="240" w:lineRule="auto"/>
+            </w:pPr>
+            <w:r>
+              <w:rPr>
+                <w:rFonts w:ascii="Courier New" w:hAnsi="Courier New" w:eastAsia="Courier New"/>
+                <w:sz w:val="15"/>
+              </w:rPr>
+              <w:t xml:space="preserve">                }</w:t>
+            </w:r>
+          </w:p>
+          <w:p>
+            <w:pPr>
+              <w:spacing w:line="240" w:lineRule="auto"/>
+            </w:pPr>
+            <w:r>
+              <w:rPr>
+                <w:rFonts w:ascii="Courier New" w:hAnsi="Courier New" w:eastAsia="Courier New"/>
+                <w:sz w:val="15"/>
+              </w:rPr>
+              <w:t xml:space="preserve">                else {</w:t>
+            </w:r>
+          </w:p>
+          <w:p>
+            <w:pPr>
+              <w:spacing w:line="240" w:lineRule="auto"/>
+            </w:pPr>
+            <w:r>
+              <w:rPr>
+                <w:rFonts w:ascii="Courier New" w:hAnsi="Courier New" w:eastAsia="Courier New"/>
+                <w:sz w:val="15"/>
+              </w:rPr>
+              <w:t xml:space="preserve">                    Need-Variant $v</w:t>
+            </w:r>
+          </w:p>
+          <w:p>
+            <w:pPr>
+              <w:spacing w:line="240" w:lineRule="auto"/>
+            </w:pPr>
+            <w:r>
+              <w:rPr>
+                <w:rFonts w:ascii="Courier New" w:hAnsi="Courier New" w:eastAsia="Courier New"/>
+                <w:sz w:val="15"/>
+              </w:rPr>
+              <w:t xml:space="preserve">                    $step = if ($A[3]) { $A[3] } else { 'all' }</w:t>
+            </w:r>
+          </w:p>
+          <w:p>
+            <w:pPr>
+              <w:spacing w:line="240" w:lineRule="auto"/>
+            </w:pPr>
+            <w:r>
+              <w:rPr>
+                <w:rFonts w:ascii="Courier New" w:hAnsi="Courier New" w:eastAsia="Courier New"/>
+                <w:sz w:val="15"/>
+              </w:rPr>
+              <w:t xml:space="preserve">                    # индексы варианта (без параметров запроса)</w:t>
+            </w:r>
+          </w:p>
+          <w:p>
+            <w:pPr>
+              <w:spacing w:line="240" w:lineRule="auto"/>
+            </w:pPr>
+            <w:r>
+              <w:rPr>
+                <w:rFonts w:ascii="Courier New" w:hAnsi="Courier New" w:eastAsia="Courier New"/>
+                <w:sz w:val="15"/>
+              </w:rPr>
+              <w:t xml:space="preserve">                    $idxFile = @{ 'idx' = 'big_db_indexes/zashita/show_idx.sql'; 'idx_drop' = 'big_db_indexes/zashita/idx_drop.sql'</w:t>
+            </w:r>
+          </w:p>
+          <w:p>
+            <w:pPr>
+              <w:spacing w:line="240" w:lineRule="auto"/>
+            </w:pPr>
+            <w:r>
+              <w:rPr>
+                <w:rFonts w:ascii="Courier New" w:hAnsi="Courier New" w:eastAsia="Courier New"/>
+                <w:sz w:val="15"/>
+              </w:rPr>
+              <w:t xml:space="preserve">                                  'idx_add' = 'big_db_indexes/zashita/idx_add.sql' }[$step]</w:t>
+            </w:r>
+          </w:p>
+          <w:p>
+            <w:pPr>
+              <w:spacing w:line="240" w:lineRule="auto"/>
+            </w:pPr>
+            <w:r>
+              <w:rPr>
+                <w:rFonts w:ascii="Courier New" w:hAnsi="Courier New" w:eastAsia="Courier New"/>
+                <w:sz w:val="15"/>
+              </w:rPr>
+              <w:t xml:space="preserve">                    # параметров запроса: в.20 - не больше двух поставщиков, в.22 - одна категория</w:t>
+            </w:r>
+          </w:p>
+          <w:p>
+            <w:pPr>
+              <w:spacing w:line="240" w:lineRule="auto"/>
+            </w:pPr>
+            <w:r>
+              <w:rPr>
+                <w:rFonts w:ascii="Courier New" w:hAnsi="Courier New" w:eastAsia="Courier New"/>
+                <w:sz w:val="15"/>
+              </w:rPr>
+              <w:t xml:space="preserve">                    $max = if ($idxFile) { 4 } elseif ($v -eq '20') { 6 } else { 5 }</w:t>
+            </w:r>
+          </w:p>
+          <w:p>
+            <w:pPr>
+              <w:spacing w:line="240" w:lineRule="auto"/>
+            </w:pPr>
+            <w:r>
+              <w:rPr>
+                <w:rFonts w:ascii="Courier New" w:hAnsi="Courier New" w:eastAsia="Courier New"/>
+                <w:sz w:val="15"/>
+              </w:rPr>
+              <w:t xml:space="preserve">                    if ($Argv.Count -gt $max) {</w:t>
+            </w:r>
+          </w:p>
+          <w:p>
+            <w:pPr>
+              <w:spacing w:line="240" w:lineRule="auto"/>
+            </w:pPr>
+            <w:r>
+              <w:rPr>
+                <w:rFonts w:ascii="Courier New" w:hAnsi="Courier New" w:eastAsia="Courier New"/>
+                <w:sz w:val="15"/>
+              </w:rPr>
+              <w:t xml:space="preserve">                        Say ('ОШИБКА: лишние параметры: ' + ($Argv[$max..($Argv.Count - 1)] -join ' '))</w:t>
+            </w:r>
+          </w:p>
+          <w:p>
+            <w:pPr>
+              <w:spacing w:line="240" w:lineRule="auto"/>
+            </w:pPr>
+            <w:r>
+              <w:rPr>
+                <w:rFonts w:ascii="Courier New" w:hAnsi="Courier New" w:eastAsia="Courier New"/>
+                <w:sz w:val="15"/>
+              </w:rPr>
+              <w:t xml:space="preserve">                        Say '  ./help lr2 def 20 [all|1|2|3] ["поставщик1" "поставщик2"]   ./help lr2 def 22 [all|1|2|3] [категория]'</w:t>
+            </w:r>
+          </w:p>
+          <w:p>
+            <w:pPr>
+              <w:spacing w:line="240" w:lineRule="auto"/>
+            </w:pPr>
+            <w:r>
+              <w:rPr>
+                <w:rFonts w:ascii="Courier New" w:hAnsi="Courier New" w:eastAsia="Courier New"/>
+                <w:sz w:val="15"/>
+              </w:rPr>
+              <w:t xml:space="preserve">                        Say '  ./help lr2 def 20|22 idx|idx_drop|idx_add   ./help lr2 def restore'</w:t>
+            </w:r>
+          </w:p>
+          <w:p>
+            <w:pPr>
+              <w:spacing w:line="240" w:lineRule="auto"/>
+            </w:pPr>
+            <w:r>
+              <w:rPr>
+                <w:rFonts w:ascii="Courier New" w:hAnsi="Courier New" w:eastAsia="Courier New"/>
+                <w:sz w:val="15"/>
+              </w:rPr>
+              <w:t xml:space="preserve">                        exit 1</w:t>
+            </w:r>
+          </w:p>
+          <w:p>
+            <w:pPr>
+              <w:spacing w:line="240" w:lineRule="auto"/>
+            </w:pPr>
+            <w:r>
+              <w:rPr>
+                <w:rFonts w:ascii="Courier New" w:hAnsi="Courier New" w:eastAsia="Courier New"/>
+                <w:sz w:val="15"/>
+              </w:rPr>
+              <w:t xml:space="preserve">                    }</w:t>
+            </w:r>
+          </w:p>
+          <w:p>
+            <w:pPr>
+              <w:spacing w:line="240" w:lineRule="auto"/>
+            </w:pPr>
+            <w:r>
+              <w:rPr>
+                <w:rFonts w:ascii="Courier New" w:hAnsi="Courier New" w:eastAsia="Courier New"/>
+                <w:sz w:val="15"/>
+              </w:rPr>
+              <w:t xml:space="preserve">                    $file = @{ 'all' = 'big_db_indexes/zashita/z_all.sql'; '1' = 'big_db_indexes/zashita/z1_query.sql'</w:t>
+            </w:r>
+          </w:p>
+          <w:p>
+            <w:pPr>
+              <w:spacing w:line="240" w:lineRule="auto"/>
+            </w:pPr>
+            <w:r>
+              <w:rPr>
+                <w:rFonts w:ascii="Courier New" w:hAnsi="Courier New" w:eastAsia="Courier New"/>
+                <w:sz w:val="15"/>
+              </w:rPr>
+              <w:t xml:space="preserve">                               '2' = 'big_db_indexes/zashita/z2_noidx.sql'; '3' = 'big_db_indexes/zashita/z3_idx.sql' }[$step]</w:t>
+            </w:r>
+          </w:p>
+          <w:p>
+            <w:pPr>
+              <w:spacing w:line="240" w:lineRule="auto"/>
+            </w:pPr>
+            <w:r>
+              <w:rPr>
+                <w:rFonts w:ascii="Courier New" w:hAnsi="Courier New" w:eastAsia="Courier New"/>
+                <w:sz w:val="15"/>
+              </w:rPr>
+              <w:t xml:space="preserve">                    if ($idxFile) { Run $idxFile $v }</w:t>
+            </w:r>
+          </w:p>
+          <w:p>
+            <w:pPr>
+              <w:spacing w:line="240" w:lineRule="auto"/>
+            </w:pPr>
+            <w:r>
+              <w:rPr>
+                <w:rFonts w:ascii="Courier New" w:hAnsi="Courier New" w:eastAsia="Courier New"/>
+                <w:sz w:val="15"/>
+              </w:rPr>
+              <w:t xml:space="preserve">                    elseif (-not $file) {</w:t>
+            </w:r>
+          </w:p>
+          <w:p>
+            <w:pPr>
+              <w:spacing w:line="240" w:lineRule="auto"/>
+            </w:pPr>
+            <w:r>
+              <w:rPr>
+                <w:rFonts w:ascii="Courier New" w:hAnsi="Courier New" w:eastAsia="Courier New"/>
+                <w:sz w:val="15"/>
+              </w:rPr>
+              <w:t xml:space="preserve">                        Say 'ОШИБКА: ./help lr2 def 20|22 [all|1|2|3|idx|idx_drop|idx_add] [параметры]  или  ./help lr2 def restore'</w:t>
+            </w:r>
+          </w:p>
+          <w:p>
+            <w:pPr>
+              <w:spacing w:line="240" w:lineRule="auto"/>
+            </w:pPr>
+            <w:r>
+              <w:rPr>
+                <w:rFonts w:ascii="Courier New" w:hAnsi="Courier New" w:eastAsia="Courier New"/>
+                <w:sz w:val="15"/>
+              </w:rPr>
+              <w:t xml:space="preserve">                        exit 1</w:t>
+            </w:r>
+          </w:p>
+          <w:p>
+            <w:pPr>
+              <w:spacing w:line="240" w:lineRule="auto"/>
+            </w:pPr>
+            <w:r>
+              <w:rPr>
+                <w:rFonts w:ascii="Courier New" w:hAnsi="Courier New" w:eastAsia="Courier New"/>
+                <w:sz w:val="15"/>
+              </w:rPr>
+              <w:t xml:space="preserve">                    }</w:t>
+            </w:r>
+          </w:p>
+          <w:p>
+            <w:pPr>
+              <w:spacing w:line="240" w:lineRule="auto"/>
+            </w:pPr>
+            <w:r>
+              <w:rPr>
+                <w:rFonts w:ascii="Courier New" w:hAnsi="Courier New" w:eastAsia="Courier New"/>
+                <w:sz w:val="15"/>
+              </w:rPr>
+              <w:t xml:space="preserve">                    else {</w:t>
+            </w:r>
+          </w:p>
+          <w:p>
+            <w:pPr>
+              <w:spacing w:line="240" w:lineRule="auto"/>
+            </w:pPr>
+            <w:r>
+              <w:rPr>
+                <w:rFonts w:ascii="Courier New" w:hAnsi="Courier New" w:eastAsia="Courier New"/>
+                <w:sz w:val="15"/>
+              </w:rPr>
+              <w:t xml:space="preserve">                        # поставщики (в.20) или категория (в.22) должны быть в базе - иначе задание не запускается</w:t>
+            </w:r>
+          </w:p>
+          <w:p>
+            <w:pPr>
+              <w:spacing w:line="240" w:lineRule="auto"/>
+            </w:pPr>
+            <w:r>
+              <w:rPr>
+                <w:rFonts w:ascii="Courier New" w:hAnsi="Courier New" w:eastAsia="Courier New"/>
+                <w:sz w:val="15"/>
+              </w:rPr>
+              <w:t xml:space="preserve">                        Run 'big_db_indexes/zashita/check_args.sql' $v $A[4] $A[5] -Stop</w:t>
+            </w:r>
+          </w:p>
+          <w:p>
+            <w:pPr>
+              <w:spacing w:line="240" w:lineRule="auto"/>
+            </w:pPr>
+            <w:r>
+              <w:rPr>
+                <w:rFonts w:ascii="Courier New" w:hAnsi="Courier New" w:eastAsia="Courier New"/>
+                <w:sz w:val="15"/>
+              </w:rPr>
+              <w:t xml:space="preserve">                        if ($script:ExitCode -ne 0) { exit 1 }</w:t>
+            </w:r>
+          </w:p>
+          <w:p>
+            <w:pPr>
+              <w:spacing w:line="240" w:lineRule="auto"/>
+            </w:pPr>
+            <w:r>
+              <w:rPr>
+                <w:rFonts w:ascii="Courier New" w:hAnsi="Courier New" w:eastAsia="Courier New"/>
+                <w:sz w:val="15"/>
+              </w:rPr>
+              <w:t xml:space="preserve">                        Run $file $v $A[4] $A[5]</w:t>
+            </w:r>
+          </w:p>
+          <w:p>
+            <w:pPr>
+              <w:spacing w:line="240" w:lineRule="auto"/>
+            </w:pPr>
+            <w:r>
+              <w:rPr>
+                <w:rFonts w:ascii="Courier New" w:hAnsi="Courier New" w:eastAsia="Courier New"/>
+                <w:sz w:val="15"/>
+              </w:rPr>
+              <w:t xml:space="preserve">                    }</w:t>
+            </w:r>
+          </w:p>
+          <w:p>
+            <w:pPr>
+              <w:spacing w:line="240" w:lineRule="auto"/>
+            </w:pPr>
+            <w:r>
+              <w:rPr>
+                <w:rFonts w:ascii="Courier New" w:hAnsi="Courier New" w:eastAsia="Courier New"/>
+                <w:sz w:val="15"/>
+              </w:rPr>
+              <w:t xml:space="preserve">                }</w:t>
+            </w:r>
+          </w:p>
+          <w:p>
+            <w:pPr>
+              <w:spacing w:line="240" w:lineRule="auto"/>
+            </w:pPr>
+            <w:r>
+              <w:rPr>
+                <w:rFonts w:ascii="Courier New" w:hAnsi="Courier New" w:eastAsia="Courier New"/>
+                <w:sz w:val="15"/>
+              </w:rPr>
+              <w:t xml:space="preserve">            }</w:t>
+            </w:r>
+          </w:p>
+          <w:p>
+            <w:pPr>
+              <w:spacing w:line="240" w:lineRule="auto"/>
+            </w:pPr>
+            <w:r>
+              <w:rPr>
+                <w:rFonts w:ascii="Courier New" w:hAnsi="Courier New" w:eastAsia="Courier New"/>
+                <w:sz w:val="15"/>
+              </w:rPr>
+              <w:t xml:space="preserve">            default   { Say 'ОШИБКА: ./help lr2 gen|restore|tbs|time|timing|idx|idx1|idx0|pk1|pk0|copy|explain|measure|results|def'; exit 1 }</w:t>
             </w:r>
           </w:p>
           <w:p>
@@ -17473,426 +17881,6 @@
                 <w:sz w:val="15"/>
               </w:rPr>
               <w:t xml:space="preserve"> </w:t>
-            </w:r>
-          </w:p>
-          <w:p>
-            <w:pPr>
-              <w:spacing w:line="240" w:lineRule="auto"/>
-            </w:pPr>
-            <w:r>
-              <w:rPr>
-                <w:rFonts w:ascii="Courier New" w:hAnsi="Courier New" w:eastAsia="Courier New"/>
-                <w:sz w:val="15"/>
-              </w:rPr>
-              <w:t xml:space="preserve">    # защита ЛР2: запрос варианта без индексов и с индексами (big_db_indexes/zashita/*.sql)</w:t>
-            </w:r>
-          </w:p>
-          <w:p>
-            <w:pPr>
-              <w:spacing w:line="240" w:lineRule="auto"/>
-            </w:pPr>
-            <w:r>
-              <w:rPr>
-                <w:rFonts w:ascii="Courier New" w:hAnsi="Courier New" w:eastAsia="Courier New"/>
-                <w:sz w:val="15"/>
-              </w:rPr>
-              <w:t xml:space="preserve">    'zas' {</w:t>
-            </w:r>
-          </w:p>
-          <w:p>
-            <w:pPr>
-              <w:spacing w:line="240" w:lineRule="auto"/>
-            </w:pPr>
-            <w:r>
-              <w:rPr>
-                <w:rFonts w:ascii="Courier New" w:hAnsi="Courier New" w:eastAsia="Courier New"/>
-                <w:sz w:val="15"/>
-              </w:rPr>
-              <w:t xml:space="preserve">        if ($A[1] -eq 'restore') {</w:t>
-            </w:r>
-          </w:p>
-          <w:p>
-            <w:pPr>
-              <w:spacing w:line="240" w:lineRule="auto"/>
-            </w:pPr>
-            <w:r>
-              <w:rPr>
-                <w:rFonts w:ascii="Courier New" w:hAnsi="Courier New" w:eastAsia="Courier New"/>
-                <w:sz w:val="15"/>
-              </w:rPr>
-              <w:t xml:space="preserve">            if ($Argv.Count -gt 2) { Say 'ОШИБКА: у ./help zas restore нет параметров'; exit 1 }</w:t>
-            </w:r>
-          </w:p>
-          <w:p>
-            <w:pPr>
-              <w:spacing w:line="240" w:lineRule="auto"/>
-            </w:pPr>
-            <w:r>
-              <w:rPr>
-                <w:rFonts w:ascii="Courier New" w:hAnsi="Courier New" w:eastAsia="Courier New"/>
-                <w:sz w:val="15"/>
-              </w:rPr>
-              <w:t xml:space="preserve">            Run 'big_db_indexes/zashita/restore.sql'</w:t>
-            </w:r>
-          </w:p>
-          <w:p>
-            <w:pPr>
-              <w:spacing w:line="240" w:lineRule="auto"/>
-            </w:pPr>
-            <w:r>
-              <w:rPr>
-                <w:rFonts w:ascii="Courier New" w:hAnsi="Courier New" w:eastAsia="Courier New"/>
-                <w:sz w:val="15"/>
-              </w:rPr>
-              <w:t xml:space="preserve">        }</w:t>
-            </w:r>
-          </w:p>
-          <w:p>
-            <w:pPr>
-              <w:spacing w:line="240" w:lineRule="auto"/>
-            </w:pPr>
-            <w:r>
-              <w:rPr>
-                <w:rFonts w:ascii="Courier New" w:hAnsi="Courier New" w:eastAsia="Courier New"/>
-                <w:sz w:val="15"/>
-              </w:rPr>
-              <w:t xml:space="preserve">        else {</w:t>
-            </w:r>
-          </w:p>
-          <w:p>
-            <w:pPr>
-              <w:spacing w:line="240" w:lineRule="auto"/>
-            </w:pPr>
-            <w:r>
-              <w:rPr>
-                <w:rFonts w:ascii="Courier New" w:hAnsi="Courier New" w:eastAsia="Courier New"/>
-                <w:sz w:val="15"/>
-              </w:rPr>
-              <w:t xml:space="preserve">            Need-Variant $A[1]</w:t>
-            </w:r>
-          </w:p>
-          <w:p>
-            <w:pPr>
-              <w:spacing w:line="240" w:lineRule="auto"/>
-            </w:pPr>
-            <w:r>
-              <w:rPr>
-                <w:rFonts w:ascii="Courier New" w:hAnsi="Courier New" w:eastAsia="Courier New"/>
-                <w:sz w:val="15"/>
-              </w:rPr>
-              <w:t xml:space="preserve">            $step = if ($A[2]) { $A[2] } else { 'all' }</w:t>
-            </w:r>
-          </w:p>
-          <w:p>
-            <w:pPr>
-              <w:spacing w:line="240" w:lineRule="auto"/>
-            </w:pPr>
-            <w:r>
-              <w:rPr>
-                <w:rFonts w:ascii="Courier New" w:hAnsi="Courier New" w:eastAsia="Courier New"/>
-                <w:sz w:val="15"/>
-              </w:rPr>
-              <w:t xml:space="preserve">            # индексы варианта (без параметров запроса)</w:t>
-            </w:r>
-          </w:p>
-          <w:p>
-            <w:pPr>
-              <w:spacing w:line="240" w:lineRule="auto"/>
-            </w:pPr>
-            <w:r>
-              <w:rPr>
-                <w:rFonts w:ascii="Courier New" w:hAnsi="Courier New" w:eastAsia="Courier New"/>
-                <w:sz w:val="15"/>
-              </w:rPr>
-              <w:t xml:space="preserve">            $idxFile = @{ 'idx' = 'big_db_indexes/zashita/show_idx.sql'; 'idx_drop' = 'big_db_indexes/zashita/idx_drop.sql'</w:t>
-            </w:r>
-          </w:p>
-          <w:p>
-            <w:pPr>
-              <w:spacing w:line="240" w:lineRule="auto"/>
-            </w:pPr>
-            <w:r>
-              <w:rPr>
-                <w:rFonts w:ascii="Courier New" w:hAnsi="Courier New" w:eastAsia="Courier New"/>
-                <w:sz w:val="15"/>
-              </w:rPr>
-              <w:t xml:space="preserve">                          'idx_add' = 'big_db_indexes/zashita/idx_add.sql' }[$step]</w:t>
-            </w:r>
-          </w:p>
-          <w:p>
-            <w:pPr>
-              <w:spacing w:line="240" w:lineRule="auto"/>
-            </w:pPr>
-            <w:r>
-              <w:rPr>
-                <w:rFonts w:ascii="Courier New" w:hAnsi="Courier New" w:eastAsia="Courier New"/>
-                <w:sz w:val="15"/>
-              </w:rPr>
-              <w:t xml:space="preserve">            # параметров запроса: в.20 - не больше двух поставщиков, в.22 - одна категория</w:t>
-            </w:r>
-          </w:p>
-          <w:p>
-            <w:pPr>
-              <w:spacing w:line="240" w:lineRule="auto"/>
-            </w:pPr>
-            <w:r>
-              <w:rPr>
-                <w:rFonts w:ascii="Courier New" w:hAnsi="Courier New" w:eastAsia="Courier New"/>
-                <w:sz w:val="15"/>
-              </w:rPr>
-              <w:t xml:space="preserve">            $max = if ($idxFile) { 3 } elseif ($A[1] -eq '20') { 5 } else { 4 }</w:t>
-            </w:r>
-          </w:p>
-          <w:p>
-            <w:pPr>
-              <w:spacing w:line="240" w:lineRule="auto"/>
-            </w:pPr>
-            <w:r>
-              <w:rPr>
-                <w:rFonts w:ascii="Courier New" w:hAnsi="Courier New" w:eastAsia="Courier New"/>
-                <w:sz w:val="15"/>
-              </w:rPr>
-              <w:t xml:space="preserve">            if ($Argv.Count -gt $max) {</w:t>
-            </w:r>
-          </w:p>
-          <w:p>
-            <w:pPr>
-              <w:spacing w:line="240" w:lineRule="auto"/>
-            </w:pPr>
-            <w:r>
-              <w:rPr>
-                <w:rFonts w:ascii="Courier New" w:hAnsi="Courier New" w:eastAsia="Courier New"/>
-                <w:sz w:val="15"/>
-              </w:rPr>
-              <w:t xml:space="preserve">                Say ('ОШИБКА: лишние параметры: ' + ($Argv[$max..($Argv.Count - 1)] -join ' '))</w:t>
-            </w:r>
-          </w:p>
-          <w:p>
-            <w:pPr>
-              <w:spacing w:line="240" w:lineRule="auto"/>
-            </w:pPr>
-            <w:r>
-              <w:rPr>
-                <w:rFonts w:ascii="Courier New" w:hAnsi="Courier New" w:eastAsia="Courier New"/>
-                <w:sz w:val="15"/>
-              </w:rPr>
-              <w:t xml:space="preserve">                Say '  ./help zas 20 [all|1|2|3] ["поставщик1" "поставщик2"]   ./help zas 22 [all|1|2|3] [категория]'</w:t>
-            </w:r>
-          </w:p>
-          <w:p>
-            <w:pPr>
-              <w:spacing w:line="240" w:lineRule="auto"/>
-            </w:pPr>
-            <w:r>
-              <w:rPr>
-                <w:rFonts w:ascii="Courier New" w:hAnsi="Courier New" w:eastAsia="Courier New"/>
-                <w:sz w:val="15"/>
-              </w:rPr>
-              <w:t xml:space="preserve">                Say '  ./help zas 20|22 idx|idx_drop|idx_add   ./help zas restore'</w:t>
-            </w:r>
-          </w:p>
-          <w:p>
-            <w:pPr>
-              <w:spacing w:line="240" w:lineRule="auto"/>
-            </w:pPr>
-            <w:r>
-              <w:rPr>
-                <w:rFonts w:ascii="Courier New" w:hAnsi="Courier New" w:eastAsia="Courier New"/>
-                <w:sz w:val="15"/>
-              </w:rPr>
-              <w:t xml:space="preserve">                exit 1</w:t>
-            </w:r>
-          </w:p>
-          <w:p>
-            <w:pPr>
-              <w:spacing w:line="240" w:lineRule="auto"/>
-            </w:pPr>
-            <w:r>
-              <w:rPr>
-                <w:rFonts w:ascii="Courier New" w:hAnsi="Courier New" w:eastAsia="Courier New"/>
-                <w:sz w:val="15"/>
-              </w:rPr>
-              <w:t xml:space="preserve">            }</w:t>
-            </w:r>
-          </w:p>
-          <w:p>
-            <w:pPr>
-              <w:spacing w:line="240" w:lineRule="auto"/>
-            </w:pPr>
-            <w:r>
-              <w:rPr>
-                <w:rFonts w:ascii="Courier New" w:hAnsi="Courier New" w:eastAsia="Courier New"/>
-                <w:sz w:val="15"/>
-              </w:rPr>
-              <w:t xml:space="preserve">            $file = @{ 'all' = 'big_db_indexes/zashita/z_all.sql'; '1' = 'big_db_indexes/zashita/z1_query.sql'</w:t>
-            </w:r>
-          </w:p>
-          <w:p>
-            <w:pPr>
-              <w:spacing w:line="240" w:lineRule="auto"/>
-            </w:pPr>
-            <w:r>
-              <w:rPr>
-                <w:rFonts w:ascii="Courier New" w:hAnsi="Courier New" w:eastAsia="Courier New"/>
-                <w:sz w:val="15"/>
-              </w:rPr>
-              <w:t xml:space="preserve">                       '2' = 'big_db_indexes/zashita/z2_noidx.sql'; '3' = 'big_db_indexes/zashita/z3_idx.sql' }[$step]</w:t>
-            </w:r>
-          </w:p>
-          <w:p>
-            <w:pPr>
-              <w:spacing w:line="240" w:lineRule="auto"/>
-            </w:pPr>
-            <w:r>
-              <w:rPr>
-                <w:rFonts w:ascii="Courier New" w:hAnsi="Courier New" w:eastAsia="Courier New"/>
-                <w:sz w:val="15"/>
-              </w:rPr>
-              <w:t xml:space="preserve">            if ($idxFile) { Run $idxFile $A[1] }</w:t>
-            </w:r>
-          </w:p>
-          <w:p>
-            <w:pPr>
-              <w:spacing w:line="240" w:lineRule="auto"/>
-            </w:pPr>
-            <w:r>
-              <w:rPr>
-                <w:rFonts w:ascii="Courier New" w:hAnsi="Courier New" w:eastAsia="Courier New"/>
-                <w:sz w:val="15"/>
-              </w:rPr>
-              <w:t xml:space="preserve">            elseif (-not $file) {</w:t>
-            </w:r>
-          </w:p>
-          <w:p>
-            <w:pPr>
-              <w:spacing w:line="240" w:lineRule="auto"/>
-            </w:pPr>
-            <w:r>
-              <w:rPr>
-                <w:rFonts w:ascii="Courier New" w:hAnsi="Courier New" w:eastAsia="Courier New"/>
-                <w:sz w:val="15"/>
-              </w:rPr>
-              <w:t xml:space="preserve">                Say 'ОШИБКА: ./help zas 20|22 [all|1|2|3|idx|idx_drop|idx_add] [параметры]  или  ./help zas restore'</w:t>
-            </w:r>
-          </w:p>
-          <w:p>
-            <w:pPr>
-              <w:spacing w:line="240" w:lineRule="auto"/>
-            </w:pPr>
-            <w:r>
-              <w:rPr>
-                <w:rFonts w:ascii="Courier New" w:hAnsi="Courier New" w:eastAsia="Courier New"/>
-                <w:sz w:val="15"/>
-              </w:rPr>
-              <w:t xml:space="preserve">                exit 1</w:t>
-            </w:r>
-          </w:p>
-          <w:p>
-            <w:pPr>
-              <w:spacing w:line="240" w:lineRule="auto"/>
-            </w:pPr>
-            <w:r>
-              <w:rPr>
-                <w:rFonts w:ascii="Courier New" w:hAnsi="Courier New" w:eastAsia="Courier New"/>
-                <w:sz w:val="15"/>
-              </w:rPr>
-              <w:t xml:space="preserve">            }</w:t>
-            </w:r>
-          </w:p>
-          <w:p>
-            <w:pPr>
-              <w:spacing w:line="240" w:lineRule="auto"/>
-            </w:pPr>
-            <w:r>
-              <w:rPr>
-                <w:rFonts w:ascii="Courier New" w:hAnsi="Courier New" w:eastAsia="Courier New"/>
-                <w:sz w:val="15"/>
-              </w:rPr>
-              <w:t xml:space="preserve">            else {</w:t>
-            </w:r>
-          </w:p>
-          <w:p>
-            <w:pPr>
-              <w:spacing w:line="240" w:lineRule="auto"/>
-            </w:pPr>
-            <w:r>
-              <w:rPr>
-                <w:rFonts w:ascii="Courier New" w:hAnsi="Courier New" w:eastAsia="Courier New"/>
-                <w:sz w:val="15"/>
-              </w:rPr>
-              <w:t xml:space="preserve">                # поставщики (в.20) или категория (в.22) должны быть в базе - иначе задание не запускается</w:t>
-            </w:r>
-          </w:p>
-          <w:p>
-            <w:pPr>
-              <w:spacing w:line="240" w:lineRule="auto"/>
-            </w:pPr>
-            <w:r>
-              <w:rPr>
-                <w:rFonts w:ascii="Courier New" w:hAnsi="Courier New" w:eastAsia="Courier New"/>
-                <w:sz w:val="15"/>
-              </w:rPr>
-              <w:t xml:space="preserve">                Run 'big_db_indexes/zashita/check_args.sql' $A[1] $A[3] $A[4] -Stop</w:t>
-            </w:r>
-          </w:p>
-          <w:p>
-            <w:pPr>
-              <w:spacing w:line="240" w:lineRule="auto"/>
-            </w:pPr>
-            <w:r>
-              <w:rPr>
-                <w:rFonts w:ascii="Courier New" w:hAnsi="Courier New" w:eastAsia="Courier New"/>
-                <w:sz w:val="15"/>
-              </w:rPr>
-              <w:t xml:space="preserve">                if ($script:ExitCode -ne 0) { exit 1 }</w:t>
-            </w:r>
-          </w:p>
-          <w:p>
-            <w:pPr>
-              <w:spacing w:line="240" w:lineRule="auto"/>
-            </w:pPr>
-            <w:r>
-              <w:rPr>
-                <w:rFonts w:ascii="Courier New" w:hAnsi="Courier New" w:eastAsia="Courier New"/>
-                <w:sz w:val="15"/>
-              </w:rPr>
-              <w:t xml:space="preserve">                Run $file $A[1] $A[3] $A[4]</w:t>
-            </w:r>
-          </w:p>
-          <w:p>
-            <w:pPr>
-              <w:spacing w:line="240" w:lineRule="auto"/>
-            </w:pPr>
-            <w:r>
-              <w:rPr>
-                <w:rFonts w:ascii="Courier New" w:hAnsi="Courier New" w:eastAsia="Courier New"/>
-                <w:sz w:val="15"/>
-              </w:rPr>
-              <w:t xml:space="preserve">            }</w:t>
-            </w:r>
-          </w:p>
-          <w:p>
-            <w:pPr>
-              <w:spacing w:line="240" w:lineRule="auto"/>
-            </w:pPr>
-            <w:r>
-              <w:rPr>
-                <w:rFonts w:ascii="Courier New" w:hAnsi="Courier New" w:eastAsia="Courier New"/>
-                <w:sz w:val="15"/>
-              </w:rPr>
-              <w:t xml:space="preserve">        }</w:t>
-            </w:r>
-          </w:p>
-          <w:p>
-            <w:pPr>
-              <w:spacing w:line="240" w:lineRule="auto"/>
-            </w:pPr>
-            <w:r>
-              <w:rPr>
-                <w:rFonts w:ascii="Courier New" w:hAnsi="Courier New" w:eastAsia="Courier New"/>
-                <w:sz w:val="15"/>
-              </w:rPr>
-              <w:t xml:space="preserve">    }</w:t>
             </w:r>
           </w:p>
           <w:p>

--- a/reports/docx/ЛР1_вариант_22.docx
+++ b/reports/docx/ЛР1_вариант_22.docx
@@ -13020,19 +13020,19 @@
                 <w:rFonts w:ascii="Courier New" w:hAnsi="Courier New" w:eastAsia="Courier New"/>
                 <w:sz w:val="15"/>
               </w:rPr>
-              <w:t xml:space="preserve">  --- защита ЛР2: индексы и время запроса варианта (big_db_indexes/zashita) ---</w:t>
-            </w:r>
-          </w:p>
-          <w:p>
-            <w:pPr>
-              <w:spacing w:line="240" w:lineRule="auto"/>
-            </w:pPr>
-            <w:r>
-              <w:rPr>
-                <w:rFonts w:ascii="Courier New" w:hAnsi="Courier New" w:eastAsia="Courier New"/>
-                <w:sz w:val="15"/>
-              </w:rPr>
-              <w:t xml:space="preserve">  ./help lr2 def 20 [all] ["поставщик1" "поставщик2"] - в.20: задания 1-3 подряд  [big_db_indexes/zashita/z_all.sql, запрос big_db_indexes/zashita/vNN_query.sql]</w:t>
+              <w:t xml:space="preserve">  --- защита ЛР2: индексы и время запроса варианта (big_db_indexes/def_*.sql) ---</w:t>
+            </w:r>
+          </w:p>
+          <w:p>
+            <w:pPr>
+              <w:spacing w:line="240" w:lineRule="auto"/>
+            </w:pPr>
+            <w:r>
+              <w:rPr>
+                <w:rFonts w:ascii="Courier New" w:hAnsi="Courier New" w:eastAsia="Courier New"/>
+                <w:sz w:val="15"/>
+              </w:rPr>
+              <w:t xml:space="preserve">  ./help lr2 def 20 [all] ["поставщик1" "поставщик2"] - в.20: задания 1-3 подряд  [big_db_indexes/def_z_all.sql, запрос big_db_indexes/def_vNN_query.sql]</w:t>
             </w:r>
           </w:p>
           <w:p>
@@ -13056,7 +13056,7 @@
                 <w:rFonts w:ascii="Courier New" w:hAnsi="Courier New" w:eastAsia="Courier New"/>
                 <w:sz w:val="15"/>
               </w:rPr>
-              <w:t xml:space="preserve">  ./help lr2 def 22 [all] [категория]  - в.22: задания 1-3 подряд  [big_db_indexes/zashita/z_all.sql, запрос big_db_indexes/zashita/vNN_query.sql]</w:t>
+              <w:t xml:space="preserve">  ./help lr2 def 22 [all] [категория]  - в.22: задания 1-3 подряд  [big_db_indexes/def_z_all.sql, запрос big_db_indexes/def_vNN_query.sql]</w:t>
             </w:r>
           </w:p>
           <w:p>
@@ -13080,7 +13080,7 @@
                 <w:rFonts w:ascii="Courier New" w:hAnsi="Courier New" w:eastAsia="Courier New"/>
                 <w:sz w:val="15"/>
               </w:rPr>
-              <w:t xml:space="preserve">  ./help lr2 def 20|22 1 [параметры] - 1) запрос варианта и результат  [big_db_indexes/zashita/z1_query.sql, запрос big_db_indexes/zashita/vNN_query.sql]</w:t>
+              <w:t xml:space="preserve">  ./help lr2 def 20|22 1 [параметры] - 1) запрос варианта и результат  [big_db_indexes/def_z1_query.sql, запрос big_db_indexes/def_vNN_query.sql]</w:t>
             </w:r>
           </w:p>
           <w:p>
@@ -13104,7 +13104,7 @@
                 <w:rFonts w:ascii="Courier New" w:hAnsi="Courier New" w:eastAsia="Courier New"/>
                 <w:sz w:val="15"/>
               </w:rPr>
-              <w:t xml:space="preserve">  ./help lr2 def 20|22 2 [параметры] - 2) в.20 без индексов (показ: индексов 0, в плане не используются), в.22 с индексом ПРОДАЖА(товар) btree: 5 замеров в мс, минимум, EXPLAIN ANALYZE  [big_db_indexes/zashita/z2_noidx.sql, запрос big_db_indexes/zashita/vNN_query.sql]</w:t>
+              <w:t xml:space="preserve">  ./help lr2 def 20|22 2 [параметры] - 2) в.20 без индексов (показ: индексов 0, в плане не используются), в.22 с индексом ПРОДАЖА(товар) btree: 5 замеров в мс, минимум, EXPLAIN ANALYZE  [big_db_indexes/def_z2_noidx.sql, запрос big_db_indexes/def_vNN_query.sql]</w:t>
             </w:r>
           </w:p>
           <w:p>
@@ -13128,7 +13128,7 @@
                 <w:rFonts w:ascii="Courier New" w:hAnsi="Courier New" w:eastAsia="Courier New"/>
                 <w:sz w:val="15"/>
               </w:rPr>
-              <w:t xml:space="preserve">  ./help lr2 def 20|22 3 [параметры] - 3) индексы варианта, 5 замеров в мс, минимум, EXPLAIN ANALYZE, использование индексов в плане  [big_db_indexes/zashita/z3_idx.sql, запрос big_db_indexes/zashita/vNN_query.sql]</w:t>
+              <w:t xml:space="preserve">  ./help lr2 def 20|22 3 [параметры] - 3) индексы варианта, 5 замеров в мс, минимум, EXPLAIN ANALYZE, использование индексов в плане  [big_db_indexes/def_z3_idx.sql, запрос big_db_indexes/def_vNN_query.sql]</w:t>
             </w:r>
           </w:p>
           <w:p>
@@ -13152,7 +13152,7 @@
                 <w:rFonts w:ascii="Courier New" w:hAnsi="Courier New" w:eastAsia="Courier New"/>
                 <w:sz w:val="15"/>
               </w:rPr>
-              <w:t xml:space="preserve">  ./help lr2 def 20|22 idx         - индексы таблиц запроса варианта  [big_db_indexes/zashita/show_idx.sql]</w:t>
+              <w:t xml:space="preserve">  ./help lr2 def 20|22 idx         - индексы таблиц запроса варианта  [big_db_indexes/def_show_idx.sql]</w:t>
             </w:r>
           </w:p>
           <w:p>
@@ -13176,7 +13176,7 @@
                 <w:rFonts w:ascii="Courier New" w:hAnsi="Courier New" w:eastAsia="Courier New"/>
                 <w:sz w:val="15"/>
               </w:rPr>
-              <w:t xml:space="preserve">  ./help lr2 def 20|22 idx_drop    - удалить индексы задания 3 своего варианта (def20_* / def22_*), остальные и PRIMARY KEY не трогаются  [big_db_indexes/zashita/idx_drop.sql]</w:t>
+              <w:t xml:space="preserve">  ./help lr2 def 20|22 idx_drop    - удалить индексы задания 3 своего варианта (def20_* / def22_*), остальные и PRIMARY KEY не трогаются  [big_db_indexes/def_idx_drop.sql]</w:t>
             </w:r>
           </w:p>
           <w:p>
@@ -13200,7 +13200,7 @@
                 <w:rFonts w:ascii="Courier New" w:hAnsi="Courier New" w:eastAsia="Courier New"/>
                 <w:sz w:val="15"/>
               </w:rPr>
-              <w:t xml:space="preserve">  ./help lr2 def 20|22 idx_add     - создать индексы задания 3 своего варианта (def20_* / def22_*) без замеров  [big_db_indexes/zashita/idx_add.sql]</w:t>
+              <w:t xml:space="preserve">  ./help lr2 def 20|22 idx_add     - создать индексы задания 3 своего варианта (def20_* / def22_*) без замеров  [big_db_indexes/def_idx_add.sql]</w:t>
             </w:r>
           </w:p>
           <w:p>
@@ -13224,7 +13224,7 @@
                 <w:rFonts w:ascii="Courier New" w:hAnsi="Courier New" w:eastAsia="Courier New"/>
                 <w:sz w:val="15"/>
               </w:rPr>
-              <w:t xml:space="preserve">  ./help lr2 def restore           - удалить индексы защиты, вернуть PRIMARY KEY  [big_db_indexes/zashita/restore.sql]</w:t>
+              <w:t xml:space="preserve">  ./help lr2 def restore           - удалить индексы защиты, вернуть PRIMARY KEY  [big_db_indexes/def_restore.sql]</w:t>
             </w:r>
           </w:p>
           <w:p>
@@ -16188,7 +16188,7 @@
                 <w:rFonts w:ascii="Courier New" w:hAnsi="Courier New" w:eastAsia="Courier New"/>
                 <w:sz w:val="15"/>
               </w:rPr>
-              <w:t xml:space="preserve">            # защита ЛР2: ./help lr2 def 20|22 [шаг] [параметры] (big_db_indexes/zashita/*.sql)</w:t>
+              <w:t xml:space="preserve">            # защита ЛР2: ./help lr2 def 20|22 [шаг] [параметры] (big_db_indexes/def_*.sql)</w:t>
             </w:r>
           </w:p>
           <w:p>
@@ -16236,7 +16236,7 @@
                 <w:rFonts w:ascii="Courier New" w:hAnsi="Courier New" w:eastAsia="Courier New"/>
                 <w:sz w:val="15"/>
               </w:rPr>
-              <w:t xml:space="preserve">                    Run 'big_db_indexes/zashita/restore.sql'</w:t>
+              <w:t xml:space="preserve">                    Run 'big_db_indexes/def_restore.sql'</w:t>
             </w:r>
           </w:p>
           <w:p>
@@ -16308,19 +16308,19 @@
                 <w:rFonts w:ascii="Courier New" w:hAnsi="Courier New" w:eastAsia="Courier New"/>
                 <w:sz w:val="15"/>
               </w:rPr>
-              <w:t xml:space="preserve">                    $idxFile = @{ 'idx' = 'big_db_indexes/zashita/show_idx.sql'; 'idx_drop' = 'big_db_indexes/zashita/idx_drop.sql'</w:t>
-            </w:r>
-          </w:p>
-          <w:p>
-            <w:pPr>
-              <w:spacing w:line="240" w:lineRule="auto"/>
-            </w:pPr>
-            <w:r>
-              <w:rPr>
-                <w:rFonts w:ascii="Courier New" w:hAnsi="Courier New" w:eastAsia="Courier New"/>
-                <w:sz w:val="15"/>
-              </w:rPr>
-              <w:t xml:space="preserve">                                  'idx_add' = 'big_db_indexes/zashita/idx_add.sql' }[$step]</w:t>
+              <w:t xml:space="preserve">                    $idxFile = @{ 'idx' = 'big_db_indexes/def_show_idx.sql'; 'idx_drop' = 'big_db_indexes/def_idx_drop.sql'</w:t>
+            </w:r>
+          </w:p>
+          <w:p>
+            <w:pPr>
+              <w:spacing w:line="240" w:lineRule="auto"/>
+            </w:pPr>
+            <w:r>
+              <w:rPr>
+                <w:rFonts w:ascii="Courier New" w:hAnsi="Courier New" w:eastAsia="Courier New"/>
+                <w:sz w:val="15"/>
+              </w:rPr>
+              <w:t xml:space="preserve">                                  'idx_add' = 'big_db_indexes/def_idx_add.sql' }[$step]</w:t>
             </w:r>
           </w:p>
           <w:p>
@@ -16428,19 +16428,19 @@
                 <w:rFonts w:ascii="Courier New" w:hAnsi="Courier New" w:eastAsia="Courier New"/>
                 <w:sz w:val="15"/>
               </w:rPr>
-              <w:t xml:space="preserve">                    $file = @{ 'all' = 'big_db_indexes/zashita/z_all.sql'; '1' = 'big_db_indexes/zashita/z1_query.sql'</w:t>
-            </w:r>
-          </w:p>
-          <w:p>
-            <w:pPr>
-              <w:spacing w:line="240" w:lineRule="auto"/>
-            </w:pPr>
-            <w:r>
-              <w:rPr>
-                <w:rFonts w:ascii="Courier New" w:hAnsi="Courier New" w:eastAsia="Courier New"/>
-                <w:sz w:val="15"/>
-              </w:rPr>
-              <w:t xml:space="preserve">                               '2' = 'big_db_indexes/zashita/z2_noidx.sql'; '3' = 'big_db_indexes/zashita/z3_idx.sql' }[$step]</w:t>
+              <w:t xml:space="preserve">                    $file = @{ 'all' = 'big_db_indexes/def_z_all.sql'; '1' = 'big_db_indexes/def_z1_query.sql'</w:t>
+            </w:r>
+          </w:p>
+          <w:p>
+            <w:pPr>
+              <w:spacing w:line="240" w:lineRule="auto"/>
+            </w:pPr>
+            <w:r>
+              <w:rPr>
+                <w:rFonts w:ascii="Courier New" w:hAnsi="Courier New" w:eastAsia="Courier New"/>
+                <w:sz w:val="15"/>
+              </w:rPr>
+              <w:t xml:space="preserve">                               '2' = 'big_db_indexes/def_z2_noidx.sql'; '3' = 'big_db_indexes/def_z3_idx.sql' }[$step]</w:t>
             </w:r>
           </w:p>
           <w:p>
@@ -16536,7 +16536,7 @@
                 <w:rFonts w:ascii="Courier New" w:hAnsi="Courier New" w:eastAsia="Courier New"/>
                 <w:sz w:val="15"/>
               </w:rPr>
-              <w:t xml:space="preserve">                        Run 'big_db_indexes/zashita/check_args.sql' $v $A[4] $A[5] -Stop</w:t>
+              <w:t xml:space="preserve">                        Run 'big_db_indexes/def_check_args.sql' $v $A[4] $A[5] -Stop</w:t>
             </w:r>
           </w:p>
           <w:p>

--- a/reports/docx/ЛР1_вариант_22.docx
+++ b/reports/docx/ЛР1_вариант_22.docx
@@ -13332,6 +13332,78 @@
                 <w:rFonts w:ascii="Courier New" w:hAnsi="Courier New" w:eastAsia="Courier New"/>
                 <w:sz w:val="15"/>
               </w:rPr>
+              <w:t xml:space="preserve">  --- защита ЛР3 (перед запуском тип варианта пересоздаётся: lab3/v20_vector3.sql, lab3/v22_rational.sql) ---</w:t>
+            </w:r>
+          </w:p>
+          <w:p>
+            <w:pPr>
+              <w:spacing w:line="240" w:lineRule="auto"/>
+            </w:pPr>
+            <w:r>
+              <w:rPr>
+                <w:rFonts w:ascii="Courier New" w:hAnsi="Courier New" w:eastAsia="Courier New"/>
+                <w:sz w:val="15"/>
+              </w:rPr>
+              <w:t xml:space="preserve">  ./help lr3 def 20 ["(ax,ay,az)" "(bx,by,bz)"] - в.20: W = a × b (оператор #), W*a = 0 и W*b = 0  [lab3/def_v20_cross.sql]</w:t>
+            </w:r>
+          </w:p>
+          <w:p>
+            <w:pPr>
+              <w:spacing w:line="240" w:lineRule="auto"/>
+            </w:pPr>
+            <w:r>
+              <w:rPr>
+                <w:rFonts w:ascii="Courier New" w:hAnsi="Courier New" w:eastAsia="Courier New"/>
+                <w:sz w:val="15"/>
+              </w:rPr>
+              <w:t xml:space="preserve">                                         пример: ./help lr3 def 20      ./help lr3 def 20 "(1,0,0)" "(0,1,0)"</w:t>
+            </w:r>
+          </w:p>
+          <w:p>
+            <w:pPr>
+              <w:spacing w:line="240" w:lineRule="auto"/>
+            </w:pPr>
+            <w:r>
+              <w:rPr>
+                <w:rFonts w:ascii="Courier New" w:hAnsi="Courier New" w:eastAsia="Courier New"/>
+                <w:sz w:val="15"/>
+              </w:rPr>
+              <w:t xml:space="preserve">  ./help lr3 def 22 [a b]      - в.22: x = a/b, -x = b/a или 0/1 (оператор ~), (-x)*x = x*(-x) = 1 или 0  [lab3/def_v22_inverse.sql]</w:t>
+            </w:r>
+          </w:p>
+          <w:p>
+            <w:pPr>
+              <w:spacing w:line="240" w:lineRule="auto"/>
+            </w:pPr>
+            <w:r>
+              <w:rPr>
+                <w:rFonts w:ascii="Courier New" w:hAnsi="Courier New" w:eastAsia="Courier New"/>
+                <w:sz w:val="15"/>
+              </w:rPr>
+              <w:t xml:space="preserve">                                         пример: ./help lr3 def 22      ./help lr3 def 22 -3 4      ./help lr3 def 22 0 7</w:t>
+            </w:r>
+          </w:p>
+          <w:p>
+            <w:pPr>
+              <w:spacing w:line="240" w:lineRule="auto"/>
+            </w:pPr>
+            <w:r>
+              <w:rPr>
+                <w:rFonts w:ascii="Courier New" w:hAnsi="Courier New" w:eastAsia="Courier New"/>
+                <w:sz w:val="15"/>
+              </w:rPr>
+              <w:t xml:space="preserve">  (по умолч. в.20 - (1,2,3) и (4,5,6), в.22 - 3 и 4; параметры проверяются: векторы (x,y,z), целые |a|, |b| &lt;= 2^53, b &lt;&gt; 0)</w:t>
+            </w:r>
+          </w:p>
+          <w:p>
+            <w:pPr>
+              <w:spacing w:line="240" w:lineRule="auto"/>
+            </w:pPr>
+            <w:r>
+              <w:rPr>
+                <w:rFonts w:ascii="Courier New" w:hAnsi="Courier New" w:eastAsia="Courier New"/>
+                <w:sz w:val="15"/>
+              </w:rPr>
               <w:t>'@</w:t>
             </w:r>
           </w:p>
@@ -14136,7 +14208,7 @@
                 <w:rFonts w:ascii="Courier New" w:hAnsi="Courier New" w:eastAsia="Courier New"/>
                 <w:sz w:val="15"/>
               </w:rPr>
-              <w:t xml:space="preserve">  ./help short lr3       - ЛР3: пользовательские типы (lr3 ...)</w:t>
+              <w:t xml:space="preserve">  ./help short lr3       - ЛР3: пользовательские типы и защита ЛР3 (lr3 ..., lr3 def ...)</w:t>
             </w:r>
           </w:p>
           <w:p>
@@ -16728,7 +16800,139 @@
                 <w:rFonts w:ascii="Courier New" w:hAnsi="Courier New" w:eastAsia="Courier New"/>
                 <w:sz w:val="15"/>
               </w:rPr>
-              <w:t xml:space="preserve">            default { Say 'ОШИБКА: ./help lr3 cmplx|20|22'; exit 1 }</w:t>
+              <w:t xml:space="preserve">            # защита ЛР3: тип варианта пересоздаётся без вывода, затем сценарий защиты</w:t>
+            </w:r>
+          </w:p>
+          <w:p>
+            <w:pPr>
+              <w:spacing w:line="240" w:lineRule="auto"/>
+            </w:pPr>
+            <w:r>
+              <w:rPr>
+                <w:rFonts w:ascii="Courier New" w:hAnsi="Courier New" w:eastAsia="Courier New"/>
+                <w:sz w:val="15"/>
+              </w:rPr>
+              <w:t xml:space="preserve">            'def'   {</w:t>
+            </w:r>
+          </w:p>
+          <w:p>
+            <w:pPr>
+              <w:spacing w:line="240" w:lineRule="auto"/>
+            </w:pPr>
+            <w:r>
+              <w:rPr>
+                <w:rFonts w:ascii="Courier New" w:hAnsi="Courier New" w:eastAsia="Courier New"/>
+                <w:sz w:val="15"/>
+              </w:rPr>
+              <w:t xml:space="preserve">                $v = $A[2]</w:t>
+            </w:r>
+          </w:p>
+          <w:p>
+            <w:pPr>
+              <w:spacing w:line="240" w:lineRule="auto"/>
+            </w:pPr>
+            <w:r>
+              <w:rPr>
+                <w:rFonts w:ascii="Courier New" w:hAnsi="Courier New" w:eastAsia="Courier New"/>
+                <w:sz w:val="15"/>
+              </w:rPr>
+              <w:t xml:space="preserve">                Need-Variant $v</w:t>
+            </w:r>
+          </w:p>
+          <w:p>
+            <w:pPr>
+              <w:spacing w:line="240" w:lineRule="auto"/>
+            </w:pPr>
+            <w:r>
+              <w:rPr>
+                <w:rFonts w:ascii="Courier New" w:hAnsi="Courier New" w:eastAsia="Courier New"/>
+                <w:sz w:val="15"/>
+              </w:rPr>
+              <w:t xml:space="preserve">                $type = @{ '20' = 'lab3/v20_vector3.sql'; '22' = 'lab3/v22_rational.sql' }[$v]</w:t>
+            </w:r>
+          </w:p>
+          <w:p>
+            <w:pPr>
+              <w:spacing w:line="240" w:lineRule="auto"/>
+            </w:pPr>
+            <w:r>
+              <w:rPr>
+                <w:rFonts w:ascii="Courier New" w:hAnsi="Courier New" w:eastAsia="Courier New"/>
+                <w:sz w:val="15"/>
+              </w:rPr>
+              <w:t xml:space="preserve">                $file = @{ '20' = 'lab3/def_v20_cross.sql'; '22' = 'lab3/def_v22_inverse.sql' }[$v]</w:t>
+            </w:r>
+          </w:p>
+          <w:p>
+            <w:pPr>
+              <w:spacing w:line="240" w:lineRule="auto"/>
+            </w:pPr>
+            <w:r>
+              <w:rPr>
+                <w:rFonts w:ascii="Courier New" w:hAnsi="Courier New" w:eastAsia="Courier New"/>
+                <w:sz w:val="15"/>
+              </w:rPr>
+              <w:t xml:space="preserve">                Say "&gt;&gt;&gt; Файл: $type (тип и операции варианта, вывод скрыт)"</w:t>
+            </w:r>
+          </w:p>
+          <w:p>
+            <w:pPr>
+              <w:spacing w:line="240" w:lineRule="auto"/>
+            </w:pPr>
+            <w:r>
+              <w:rPr>
+                <w:rFonts w:ascii="Courier New" w:hAnsi="Courier New" w:eastAsia="Courier New"/>
+                <w:sz w:val="15"/>
+              </w:rPr>
+              <w:t xml:space="preserve">                Run $type -Quiet</w:t>
+            </w:r>
+          </w:p>
+          <w:p>
+            <w:pPr>
+              <w:spacing w:line="240" w:lineRule="auto"/>
+            </w:pPr>
+            <w:r>
+              <w:rPr>
+                <w:rFonts w:ascii="Courier New" w:hAnsi="Courier New" w:eastAsia="Courier New"/>
+                <w:sz w:val="15"/>
+              </w:rPr>
+              <w:t xml:space="preserve">                Run $file $A[3] $A[4] -Stop</w:t>
+            </w:r>
+          </w:p>
+          <w:p>
+            <w:pPr>
+              <w:spacing w:line="240" w:lineRule="auto"/>
+            </w:pPr>
+            <w:r>
+              <w:rPr>
+                <w:rFonts w:ascii="Courier New" w:hAnsi="Courier New" w:eastAsia="Courier New"/>
+                <w:sz w:val="15"/>
+              </w:rPr>
+              <w:t xml:space="preserve">                if ($script:ExitCode -ne 0) { exit 1 }</w:t>
+            </w:r>
+          </w:p>
+          <w:p>
+            <w:pPr>
+              <w:spacing w:line="240" w:lineRule="auto"/>
+            </w:pPr>
+            <w:r>
+              <w:rPr>
+                <w:rFonts w:ascii="Courier New" w:hAnsi="Courier New" w:eastAsia="Courier New"/>
+                <w:sz w:val="15"/>
+              </w:rPr>
+              <w:t xml:space="preserve">            }</w:t>
+            </w:r>
+          </w:p>
+          <w:p>
+            <w:pPr>
+              <w:spacing w:line="240" w:lineRule="auto"/>
+            </w:pPr>
+            <w:r>
+              <w:rPr>
+                <w:rFonts w:ascii="Courier New" w:hAnsi="Courier New" w:eastAsia="Courier New"/>
+                <w:sz w:val="15"/>
+              </w:rPr>
+              <w:t xml:space="preserve">            default { Say 'ОШИБКА: ./help lr3 cmplx|20|22|def'; exit 1 }</w:t>
             </w:r>
           </w:p>
           <w:p>

--- a/reports/docx/ЛР1_вариант_22.docx
+++ b/reports/docx/ЛР1_вариант_22.docx
@@ -12108,6 +12108,402 @@
                 <w:rFonts w:ascii="Courier New" w:hAnsi="Courier New" w:eastAsia="Courier New"/>
                 <w:sz w:val="15"/>
               </w:rPr>
+              <w:t># дерево файлов проекта (аналог tree /f, но в UTF-8 - кириллица в именах выводится верно):</w:t>
+            </w:r>
+          </w:p>
+          <w:p>
+            <w:pPr>
+              <w:spacing w:line="240" w:lineRule="auto"/>
+            </w:pPr>
+            <w:r>
+              <w:rPr>
+                <w:rFonts w:ascii="Courier New" w:hAnsi="Courier New" w:eastAsia="Courier New"/>
+                <w:sz w:val="15"/>
+              </w:rPr>
+              <w:t># внутри папки сначала файлы, затем подпапки, порядок - по кодам символов (как в ./h tree);</w:t>
+            </w:r>
+          </w:p>
+          <w:p>
+            <w:pPr>
+              <w:spacing w:line="240" w:lineRule="auto"/>
+            </w:pPr>
+            <w:r>
+              <w:rPr>
+                <w:rFonts w:ascii="Courier New" w:hAnsi="Courier New" w:eastAsia="Courier New"/>
+                <w:sz w:val="15"/>
+              </w:rPr>
+              <w:t># $Tracked - файлы git (режим git), пусто - все файлы, кроме папки .git</w:t>
+            </w:r>
+          </w:p>
+          <w:p>
+            <w:pPr>
+              <w:spacing w:line="240" w:lineRule="auto"/>
+            </w:pPr>
+            <w:r>
+              <w:rPr>
+                <w:rFonts w:ascii="Courier New" w:hAnsi="Courier New" w:eastAsia="Courier New"/>
+                <w:sz w:val="15"/>
+              </w:rPr>
+              <w:t>$TreeCount = @{ dirs = 0; files = 0 }</w:t>
+            </w:r>
+          </w:p>
+          <w:p>
+            <w:pPr>
+              <w:spacing w:line="240" w:lineRule="auto"/>
+            </w:pPr>
+            <w:r>
+              <w:rPr>
+                <w:rFonts w:ascii="Courier New" w:hAnsi="Courier New" w:eastAsia="Courier New"/>
+                <w:sz w:val="15"/>
+              </w:rPr>
+              <w:t>function Show-Tree([string]$rel, [string]$prefix, $Tracked) {</w:t>
+            </w:r>
+          </w:p>
+          <w:p>
+            <w:pPr>
+              <w:spacing w:line="240" w:lineRule="auto"/>
+            </w:pPr>
+            <w:r>
+              <w:rPr>
+                <w:rFonts w:ascii="Courier New" w:hAnsi="Courier New" w:eastAsia="Courier New"/>
+                <w:sz w:val="15"/>
+              </w:rPr>
+              <w:t xml:space="preserve">    $path = if ($rel) { Join-Path $Root $rel } else { $Root }</w:t>
+            </w:r>
+          </w:p>
+          <w:p>
+            <w:pPr>
+              <w:spacing w:line="240" w:lineRule="auto"/>
+            </w:pPr>
+            <w:r>
+              <w:rPr>
+                <w:rFonts w:ascii="Courier New" w:hAnsi="Courier New" w:eastAsia="Courier New"/>
+                <w:sz w:val="15"/>
+              </w:rPr>
+              <w:t xml:space="preserve">    $files = @(); $dirs = @()</w:t>
+            </w:r>
+          </w:p>
+          <w:p>
+            <w:pPr>
+              <w:spacing w:line="240" w:lineRule="auto"/>
+            </w:pPr>
+            <w:r>
+              <w:rPr>
+                <w:rFonts w:ascii="Courier New" w:hAnsi="Courier New" w:eastAsia="Courier New"/>
+                <w:sz w:val="15"/>
+              </w:rPr>
+              <w:t xml:space="preserve">    foreach ($e in Get-ChildItem -LiteralPath $path -Force) {</w:t>
+            </w:r>
+          </w:p>
+          <w:p>
+            <w:pPr>
+              <w:spacing w:line="240" w:lineRule="auto"/>
+            </w:pPr>
+            <w:r>
+              <w:rPr>
+                <w:rFonts w:ascii="Courier New" w:hAnsi="Courier New" w:eastAsia="Courier New"/>
+                <w:sz w:val="15"/>
+              </w:rPr>
+              <w:t xml:space="preserve">        if ($e.Name -eq '.git') { continue }</w:t>
+            </w:r>
+          </w:p>
+          <w:p>
+            <w:pPr>
+              <w:spacing w:line="240" w:lineRule="auto"/>
+            </w:pPr>
+            <w:r>
+              <w:rPr>
+                <w:rFonts w:ascii="Courier New" w:hAnsi="Courier New" w:eastAsia="Courier New"/>
+                <w:sz w:val="15"/>
+              </w:rPr>
+              <w:t xml:space="preserve">        $r = if ($rel) { "$rel/$($e.Name)" } else { $e.Name }</w:t>
+            </w:r>
+          </w:p>
+          <w:p>
+            <w:pPr>
+              <w:spacing w:line="240" w:lineRule="auto"/>
+            </w:pPr>
+            <w:r>
+              <w:rPr>
+                <w:rFonts w:ascii="Courier New" w:hAnsi="Courier New" w:eastAsia="Courier New"/>
+                <w:sz w:val="15"/>
+              </w:rPr>
+              <w:t xml:space="preserve">        if ($e.PSIsContainer) {</w:t>
+            </w:r>
+          </w:p>
+          <w:p>
+            <w:pPr>
+              <w:spacing w:line="240" w:lineRule="auto"/>
+            </w:pPr>
+            <w:r>
+              <w:rPr>
+                <w:rFonts w:ascii="Courier New" w:hAnsi="Courier New" w:eastAsia="Courier New"/>
+                <w:sz w:val="15"/>
+              </w:rPr>
+              <w:t xml:space="preserve">            if ($Tracked -and -not ($Tracked.Keys | Where-Object { $_.StartsWith("$r/") } | Select-Object -First 1)) { continue }</w:t>
+            </w:r>
+          </w:p>
+          <w:p>
+            <w:pPr>
+              <w:spacing w:line="240" w:lineRule="auto"/>
+            </w:pPr>
+            <w:r>
+              <w:rPr>
+                <w:rFonts w:ascii="Courier New" w:hAnsi="Courier New" w:eastAsia="Courier New"/>
+                <w:sz w:val="15"/>
+              </w:rPr>
+              <w:t xml:space="preserve">            $dirs += $e.Name</w:t>
+            </w:r>
+          </w:p>
+          <w:p>
+            <w:pPr>
+              <w:spacing w:line="240" w:lineRule="auto"/>
+            </w:pPr>
+            <w:r>
+              <w:rPr>
+                <w:rFonts w:ascii="Courier New" w:hAnsi="Courier New" w:eastAsia="Courier New"/>
+                <w:sz w:val="15"/>
+              </w:rPr>
+              <w:t xml:space="preserve">        }</w:t>
+            </w:r>
+          </w:p>
+          <w:p>
+            <w:pPr>
+              <w:spacing w:line="240" w:lineRule="auto"/>
+            </w:pPr>
+            <w:r>
+              <w:rPr>
+                <w:rFonts w:ascii="Courier New" w:hAnsi="Courier New" w:eastAsia="Courier New"/>
+                <w:sz w:val="15"/>
+              </w:rPr>
+              <w:t xml:space="preserve">        else {</w:t>
+            </w:r>
+          </w:p>
+          <w:p>
+            <w:pPr>
+              <w:spacing w:line="240" w:lineRule="auto"/>
+            </w:pPr>
+            <w:r>
+              <w:rPr>
+                <w:rFonts w:ascii="Courier New" w:hAnsi="Courier New" w:eastAsia="Courier New"/>
+                <w:sz w:val="15"/>
+              </w:rPr>
+              <w:t xml:space="preserve">            if ($Tracked -and -not $Tracked.ContainsKey($r)) { continue }</w:t>
+            </w:r>
+          </w:p>
+          <w:p>
+            <w:pPr>
+              <w:spacing w:line="240" w:lineRule="auto"/>
+            </w:pPr>
+            <w:r>
+              <w:rPr>
+                <w:rFonts w:ascii="Courier New" w:hAnsi="Courier New" w:eastAsia="Courier New"/>
+                <w:sz w:val="15"/>
+              </w:rPr>
+              <w:t xml:space="preserve">            $files += $e.Name</w:t>
+            </w:r>
+          </w:p>
+          <w:p>
+            <w:pPr>
+              <w:spacing w:line="240" w:lineRule="auto"/>
+            </w:pPr>
+            <w:r>
+              <w:rPr>
+                <w:rFonts w:ascii="Courier New" w:hAnsi="Courier New" w:eastAsia="Courier New"/>
+                <w:sz w:val="15"/>
+              </w:rPr>
+              <w:t xml:space="preserve">        }</w:t>
+            </w:r>
+          </w:p>
+          <w:p>
+            <w:pPr>
+              <w:spacing w:line="240" w:lineRule="auto"/>
+            </w:pPr>
+            <w:r>
+              <w:rPr>
+                <w:rFonts w:ascii="Courier New" w:hAnsi="Courier New" w:eastAsia="Courier New"/>
+                <w:sz w:val="15"/>
+              </w:rPr>
+              <w:t xml:space="preserve">    }</w:t>
+            </w:r>
+          </w:p>
+          <w:p>
+            <w:pPr>
+              <w:spacing w:line="240" w:lineRule="auto"/>
+            </w:pPr>
+            <w:r>
+              <w:rPr>
+                <w:rFonts w:ascii="Courier New" w:hAnsi="Courier New" w:eastAsia="Courier New"/>
+                <w:sz w:val="15"/>
+              </w:rPr>
+              <w:t xml:space="preserve">    $files = [string[]]$files; [Array]::Sort($files, [StringComparer]::Ordinal)</w:t>
+            </w:r>
+          </w:p>
+          <w:p>
+            <w:pPr>
+              <w:spacing w:line="240" w:lineRule="auto"/>
+            </w:pPr>
+            <w:r>
+              <w:rPr>
+                <w:rFonts w:ascii="Courier New" w:hAnsi="Courier New" w:eastAsia="Courier New"/>
+                <w:sz w:val="15"/>
+              </w:rPr>
+              <w:t xml:space="preserve">    $dirs = [string[]]$dirs; [Array]::Sort($dirs, [StringComparer]::Ordinal)</w:t>
+            </w:r>
+          </w:p>
+          <w:p>
+            <w:pPr>
+              <w:spacing w:line="240" w:lineRule="auto"/>
+            </w:pPr>
+            <w:r>
+              <w:rPr>
+                <w:rFonts w:ascii="Courier New" w:hAnsi="Courier New" w:eastAsia="Courier New"/>
+                <w:sz w:val="15"/>
+              </w:rPr>
+              <w:t xml:space="preserve">    $bar = if ($dirs.Count) { '│   ' } else { '    ' }</w:t>
+            </w:r>
+          </w:p>
+          <w:p>
+            <w:pPr>
+              <w:spacing w:line="240" w:lineRule="auto"/>
+            </w:pPr>
+            <w:r>
+              <w:rPr>
+                <w:rFonts w:ascii="Courier New" w:hAnsi="Courier New" w:eastAsia="Courier New"/>
+                <w:sz w:val="15"/>
+              </w:rPr>
+              <w:t xml:space="preserve">    foreach ($f in $files) { Say ($prefix + $bar + $f); $script:TreeCount.files++ }</w:t>
+            </w:r>
+          </w:p>
+          <w:p>
+            <w:pPr>
+              <w:spacing w:line="240" w:lineRule="auto"/>
+            </w:pPr>
+            <w:r>
+              <w:rPr>
+                <w:rFonts w:ascii="Courier New" w:hAnsi="Courier New" w:eastAsia="Courier New"/>
+                <w:sz w:val="15"/>
+              </w:rPr>
+              <w:t xml:space="preserve">    if ($files.Count) { Say ($prefix + $bar).TrimEnd() }</w:t>
+            </w:r>
+          </w:p>
+          <w:p>
+            <w:pPr>
+              <w:spacing w:line="240" w:lineRule="auto"/>
+            </w:pPr>
+            <w:r>
+              <w:rPr>
+                <w:rFonts w:ascii="Courier New" w:hAnsi="Courier New" w:eastAsia="Courier New"/>
+                <w:sz w:val="15"/>
+              </w:rPr>
+              <w:t xml:space="preserve">    for ($i = 0; $i -lt $dirs.Count; $i++) {</w:t>
+            </w:r>
+          </w:p>
+          <w:p>
+            <w:pPr>
+              <w:spacing w:line="240" w:lineRule="auto"/>
+            </w:pPr>
+            <w:r>
+              <w:rPr>
+                <w:rFonts w:ascii="Courier New" w:hAnsi="Courier New" w:eastAsia="Courier New"/>
+                <w:sz w:val="15"/>
+              </w:rPr>
+              <w:t xml:space="preserve">        $last = $i -eq $dirs.Count - 1</w:t>
+            </w:r>
+          </w:p>
+          <w:p>
+            <w:pPr>
+              <w:spacing w:line="240" w:lineRule="auto"/>
+            </w:pPr>
+            <w:r>
+              <w:rPr>
+                <w:rFonts w:ascii="Courier New" w:hAnsi="Courier New" w:eastAsia="Courier New"/>
+                <w:sz w:val="15"/>
+              </w:rPr>
+              <w:t xml:space="preserve">        Say ($prefix + $(if ($last) { '└───' } else { '├───' }) + $dirs[$i])</w:t>
+            </w:r>
+          </w:p>
+          <w:p>
+            <w:pPr>
+              <w:spacing w:line="240" w:lineRule="auto"/>
+            </w:pPr>
+            <w:r>
+              <w:rPr>
+                <w:rFonts w:ascii="Courier New" w:hAnsi="Courier New" w:eastAsia="Courier New"/>
+                <w:sz w:val="15"/>
+              </w:rPr>
+              <w:t xml:space="preserve">        $script:TreeCount.dirs++</w:t>
+            </w:r>
+          </w:p>
+          <w:p>
+            <w:pPr>
+              <w:spacing w:line="240" w:lineRule="auto"/>
+            </w:pPr>
+            <w:r>
+              <w:rPr>
+                <w:rFonts w:ascii="Courier New" w:hAnsi="Courier New" w:eastAsia="Courier New"/>
+                <w:sz w:val="15"/>
+              </w:rPr>
+              <w:t xml:space="preserve">        $sub = if ($rel) { "$rel/$($dirs[$i])" } else { $dirs[$i] }</w:t>
+            </w:r>
+          </w:p>
+          <w:p>
+            <w:pPr>
+              <w:spacing w:line="240" w:lineRule="auto"/>
+            </w:pPr>
+            <w:r>
+              <w:rPr>
+                <w:rFonts w:ascii="Courier New" w:hAnsi="Courier New" w:eastAsia="Courier New"/>
+                <w:sz w:val="15"/>
+              </w:rPr>
+              <w:t xml:space="preserve">        Show-Tree $sub ($prefix + $(if ($last) { '    ' } else { '│   ' })) $Tracked</w:t>
+            </w:r>
+          </w:p>
+          <w:p>
+            <w:pPr>
+              <w:spacing w:line="240" w:lineRule="auto"/>
+            </w:pPr>
+            <w:r>
+              <w:rPr>
+                <w:rFonts w:ascii="Courier New" w:hAnsi="Courier New" w:eastAsia="Courier New"/>
+                <w:sz w:val="15"/>
+              </w:rPr>
+              <w:t xml:space="preserve">    }</w:t>
+            </w:r>
+          </w:p>
+          <w:p>
+            <w:pPr>
+              <w:spacing w:line="240" w:lineRule="auto"/>
+            </w:pPr>
+            <w:r>
+              <w:rPr>
+                <w:rFonts w:ascii="Courier New" w:hAnsi="Courier New" w:eastAsia="Courier New"/>
+                <w:sz w:val="15"/>
+              </w:rPr>
+              <w:t>}</w:t>
+            </w:r>
+          </w:p>
+          <w:p>
+            <w:pPr>
+              <w:spacing w:line="240" w:lineRule="auto"/>
+            </w:pPr>
+            <w:r>
+              <w:rPr>
+                <w:rFonts w:ascii="Courier New" w:hAnsi="Courier New" w:eastAsia="Courier New"/>
+                <w:sz w:val="15"/>
+              </w:rPr>
+              <w:t xml:space="preserve"> </w:t>
+            </w:r>
+          </w:p>
+          <w:p>
+            <w:pPr>
+              <w:spacing w:line="240" w:lineRule="auto"/>
+            </w:pPr>
+            <w:r>
+              <w:rPr>
+                <w:rFonts w:ascii="Courier New" w:hAnsi="Courier New" w:eastAsia="Courier New"/>
+                <w:sz w:val="15"/>
+              </w:rPr>
               <w:t>function Show-Menu([switch]$NoExample) {</w:t>
             </w:r>
           </w:p>
@@ -14076,6 +14472,30 @@
                 <w:rFonts w:ascii="Courier New" w:hAnsi="Courier New" w:eastAsia="Courier New"/>
                 <w:sz w:val="15"/>
               </w:rPr>
+              <w:t xml:space="preserve">  ./help tree [all|git] [папка] - дерево файлов проекта (как tree /f, кириллица в UTF-8): all - все файлы, кроме .git (по умолч.), git - только файлы git</w:t>
+            </w:r>
+          </w:p>
+          <w:p>
+            <w:pPr>
+              <w:spacing w:line="240" w:lineRule="auto"/>
+            </w:pPr>
+            <w:r>
+              <w:rPr>
+                <w:rFonts w:ascii="Courier New" w:hAnsi="Courier New" w:eastAsia="Courier New"/>
+                <w:sz w:val="15"/>
+              </w:rPr>
+              <w:t xml:space="preserve">                                         пример: ./help tree      ./help tree git      ./help tree all lab3</w:t>
+            </w:r>
+          </w:p>
+          <w:p>
+            <w:pPr>
+              <w:spacing w:line="240" w:lineRule="auto"/>
+            </w:pPr>
+            <w:r>
+              <w:rPr>
+                <w:rFonts w:ascii="Courier New" w:hAnsi="Courier New" w:eastAsia="Courier New"/>
+                <w:sz w:val="15"/>
+              </w:rPr>
               <w:t>'@</w:t>
             </w:r>
           </w:p>
@@ -14292,7 +14712,7 @@
                 <w:rFonts w:ascii="Courier New" w:hAnsi="Courier New" w:eastAsia="Courier New"/>
                 <w:sz w:val="15"/>
               </w:rPr>
-              <w:t xml:space="preserve">  ./help short sql       - запуск SQL-файлов, консоль psql, отчёты (файл.sql, psql, reports)</w:t>
+              <w:t xml:space="preserve">  ./help short sql       - запуск SQL-файлов, консоль psql, отчёты, дерево проекта (файл.sql, psql, reports, tree)</w:t>
             </w:r>
           </w:p>
           <w:p>
@@ -14869,6 +15289,282 @@
                 <w:sz w:val="15"/>
               </w:rPr>
               <w:t xml:space="preserve">    if ($Ex) { exit 0 } else { exit 1 }</w:t>
+            </w:r>
+          </w:p>
+          <w:p>
+            <w:pPr>
+              <w:spacing w:line="240" w:lineRule="auto"/>
+            </w:pPr>
+            <w:r>
+              <w:rPr>
+                <w:rFonts w:ascii="Courier New" w:hAnsi="Courier New" w:eastAsia="Courier New"/>
+                <w:sz w:val="15"/>
+              </w:rPr>
+              <w:t>}</w:t>
+            </w:r>
+          </w:p>
+          <w:p>
+            <w:pPr>
+              <w:spacing w:line="240" w:lineRule="auto"/>
+            </w:pPr>
+            <w:r>
+              <w:rPr>
+                <w:rFonts w:ascii="Courier New" w:hAnsi="Courier New" w:eastAsia="Courier New"/>
+                <w:sz w:val="15"/>
+              </w:rPr>
+              <w:t xml:space="preserve"> </w:t>
+            </w:r>
+          </w:p>
+          <w:p>
+            <w:pPr>
+              <w:spacing w:line="240" w:lineRule="auto"/>
+            </w:pPr>
+            <w:r>
+              <w:rPr>
+                <w:rFonts w:ascii="Courier New" w:hAnsi="Courier New" w:eastAsia="Courier New"/>
+                <w:sz w:val="15"/>
+              </w:rPr>
+              <w:t># ./help tree [all|git] [папка] - дерево файлов проекта</w:t>
+            </w:r>
+          </w:p>
+          <w:p>
+            <w:pPr>
+              <w:spacing w:line="240" w:lineRule="auto"/>
+            </w:pPr>
+            <w:r>
+              <w:rPr>
+                <w:rFonts w:ascii="Courier New" w:hAnsi="Courier New" w:eastAsia="Courier New"/>
+                <w:sz w:val="15"/>
+              </w:rPr>
+              <w:t>if ($A[0] -eq 'tree') {</w:t>
+            </w:r>
+          </w:p>
+          <w:p>
+            <w:pPr>
+              <w:spacing w:line="240" w:lineRule="auto"/>
+            </w:pPr>
+            <w:r>
+              <w:rPr>
+                <w:rFonts w:ascii="Courier New" w:hAnsi="Courier New" w:eastAsia="Courier New"/>
+                <w:sz w:val="15"/>
+              </w:rPr>
+              <w:t xml:space="preserve">    $mode = if ($A[1]) { $A[1] } else { 'all' }</w:t>
+            </w:r>
+          </w:p>
+          <w:p>
+            <w:pPr>
+              <w:spacing w:line="240" w:lineRule="auto"/>
+            </w:pPr>
+            <w:r>
+              <w:rPr>
+                <w:rFonts w:ascii="Courier New" w:hAnsi="Courier New" w:eastAsia="Courier New"/>
+                <w:sz w:val="15"/>
+              </w:rPr>
+              <w:t xml:space="preserve">    if ($Argv.Count -gt 3 -or $mode -notin 'all', 'git') {</w:t>
+            </w:r>
+          </w:p>
+          <w:p>
+            <w:pPr>
+              <w:spacing w:line="240" w:lineRule="auto"/>
+            </w:pPr>
+            <w:r>
+              <w:rPr>
+                <w:rFonts w:ascii="Courier New" w:hAnsi="Courier New" w:eastAsia="Courier New"/>
+                <w:sz w:val="15"/>
+              </w:rPr>
+              <w:t xml:space="preserve">        Say 'ОШИБКА: ./help tree [all|git] [папка]   (all - все файлы, кроме .git; git - только файлы git)'</w:t>
+            </w:r>
+          </w:p>
+          <w:p>
+            <w:pPr>
+              <w:spacing w:line="240" w:lineRule="auto"/>
+            </w:pPr>
+            <w:r>
+              <w:rPr>
+                <w:rFonts w:ascii="Courier New" w:hAnsi="Courier New" w:eastAsia="Courier New"/>
+                <w:sz w:val="15"/>
+              </w:rPr>
+              <w:t xml:space="preserve">        exit 1</w:t>
+            </w:r>
+          </w:p>
+          <w:p>
+            <w:pPr>
+              <w:spacing w:line="240" w:lineRule="auto"/>
+            </w:pPr>
+            <w:r>
+              <w:rPr>
+                <w:rFonts w:ascii="Courier New" w:hAnsi="Courier New" w:eastAsia="Courier New"/>
+                <w:sz w:val="15"/>
+              </w:rPr>
+              <w:t xml:space="preserve">    }</w:t>
+            </w:r>
+          </w:p>
+          <w:p>
+            <w:pPr>
+              <w:spacing w:line="240" w:lineRule="auto"/>
+            </w:pPr>
+            <w:r>
+              <w:rPr>
+                <w:rFonts w:ascii="Courier New" w:hAnsi="Courier New" w:eastAsia="Courier New"/>
+                <w:sz w:val="15"/>
+              </w:rPr>
+              <w:t xml:space="preserve">    $rel = ($A[2] -replace '\\', '/').Trim('/')</w:t>
+            </w:r>
+          </w:p>
+          <w:p>
+            <w:pPr>
+              <w:spacing w:line="240" w:lineRule="auto"/>
+            </w:pPr>
+            <w:r>
+              <w:rPr>
+                <w:rFonts w:ascii="Courier New" w:hAnsi="Courier New" w:eastAsia="Courier New"/>
+                <w:sz w:val="15"/>
+              </w:rPr>
+              <w:t xml:space="preserve">    if ($rel -and -not (Test-Path -LiteralPath (Join-Path $Root $rel) -PathType Container)) {</w:t>
+            </w:r>
+          </w:p>
+          <w:p>
+            <w:pPr>
+              <w:spacing w:line="240" w:lineRule="auto"/>
+            </w:pPr>
+            <w:r>
+              <w:rPr>
+                <w:rFonts w:ascii="Courier New" w:hAnsi="Courier New" w:eastAsia="Courier New"/>
+                <w:sz w:val="15"/>
+              </w:rPr>
+              <w:t xml:space="preserve">        Say "ОШИБКА: нет папки $($A[2]) в проекте"</w:t>
+            </w:r>
+          </w:p>
+          <w:p>
+            <w:pPr>
+              <w:spacing w:line="240" w:lineRule="auto"/>
+            </w:pPr>
+            <w:r>
+              <w:rPr>
+                <w:rFonts w:ascii="Courier New" w:hAnsi="Courier New" w:eastAsia="Courier New"/>
+                <w:sz w:val="15"/>
+              </w:rPr>
+              <w:t xml:space="preserve">        exit 1</w:t>
+            </w:r>
+          </w:p>
+          <w:p>
+            <w:pPr>
+              <w:spacing w:line="240" w:lineRule="auto"/>
+            </w:pPr>
+            <w:r>
+              <w:rPr>
+                <w:rFonts w:ascii="Courier New" w:hAnsi="Courier New" w:eastAsia="Courier New"/>
+                <w:sz w:val="15"/>
+              </w:rPr>
+              <w:t xml:space="preserve">    }</w:t>
+            </w:r>
+          </w:p>
+          <w:p>
+            <w:pPr>
+              <w:spacing w:line="240" w:lineRule="auto"/>
+            </w:pPr>
+            <w:r>
+              <w:rPr>
+                <w:rFonts w:ascii="Courier New" w:hAnsi="Courier New" w:eastAsia="Courier New"/>
+                <w:sz w:val="15"/>
+              </w:rPr>
+              <w:t xml:space="preserve">    $tracked = $null</w:t>
+            </w:r>
+          </w:p>
+          <w:p>
+            <w:pPr>
+              <w:spacing w:line="240" w:lineRule="auto"/>
+            </w:pPr>
+            <w:r>
+              <w:rPr>
+                <w:rFonts w:ascii="Courier New" w:hAnsi="Courier New" w:eastAsia="Courier New"/>
+                <w:sz w:val="15"/>
+              </w:rPr>
+              <w:t xml:space="preserve">    if ($mode -eq 'git') {</w:t>
+            </w:r>
+          </w:p>
+          <w:p>
+            <w:pPr>
+              <w:spacing w:line="240" w:lineRule="auto"/>
+            </w:pPr>
+            <w:r>
+              <w:rPr>
+                <w:rFonts w:ascii="Courier New" w:hAnsi="Courier New" w:eastAsia="Courier New"/>
+                <w:sz w:val="15"/>
+              </w:rPr>
+              <w:t xml:space="preserve">        $tracked = @{}</w:t>
+            </w:r>
+          </w:p>
+          <w:p>
+            <w:pPr>
+              <w:spacing w:line="240" w:lineRule="auto"/>
+            </w:pPr>
+            <w:r>
+              <w:rPr>
+                <w:rFonts w:ascii="Courier New" w:hAnsi="Courier New" w:eastAsia="Courier New"/>
+                <w:sz w:val="15"/>
+              </w:rPr>
+              <w:t xml:space="preserve">        foreach ($f in (&amp; git -C $Root -c core.quotepath=false ls-files)) { $tracked[$f] = $true }</w:t>
+            </w:r>
+          </w:p>
+          <w:p>
+            <w:pPr>
+              <w:spacing w:line="240" w:lineRule="auto"/>
+            </w:pPr>
+            <w:r>
+              <w:rPr>
+                <w:rFonts w:ascii="Courier New" w:hAnsi="Courier New" w:eastAsia="Courier New"/>
+                <w:sz w:val="15"/>
+              </w:rPr>
+              <w:t xml:space="preserve">    }</w:t>
+            </w:r>
+          </w:p>
+          <w:p>
+            <w:pPr>
+              <w:spacing w:line="240" w:lineRule="auto"/>
+            </w:pPr>
+            <w:r>
+              <w:rPr>
+                <w:rFonts w:ascii="Courier New" w:hAnsi="Courier New" w:eastAsia="Courier New"/>
+                <w:sz w:val="15"/>
+              </w:rPr>
+              <w:t xml:space="preserve">    Say ('Дерево проекта: ' + $(if ($rel) { $rel } else { '.' }) + $(if ($mode -eq 'git') { ' (файлы git)' } else { ' (все файлы, кроме .git)' }))</w:t>
+            </w:r>
+          </w:p>
+          <w:p>
+            <w:pPr>
+              <w:spacing w:line="240" w:lineRule="auto"/>
+            </w:pPr>
+            <w:r>
+              <w:rPr>
+                <w:rFonts w:ascii="Courier New" w:hAnsi="Courier New" w:eastAsia="Courier New"/>
+                <w:sz w:val="15"/>
+              </w:rPr>
+              <w:t xml:space="preserve">    Show-Tree $rel '' $tracked</w:t>
+            </w:r>
+          </w:p>
+          <w:p>
+            <w:pPr>
+              <w:spacing w:line="240" w:lineRule="auto"/>
+            </w:pPr>
+            <w:r>
+              <w:rPr>
+                <w:rFonts w:ascii="Courier New" w:hAnsi="Courier New" w:eastAsia="Courier New"/>
+                <w:sz w:val="15"/>
+              </w:rPr>
+              <w:t xml:space="preserve">    Say ("Папок: $($TreeCount.dirs), файлов: $($TreeCount.files)")</w:t>
+            </w:r>
+          </w:p>
+          <w:p>
+            <w:pPr>
+              <w:spacing w:line="240" w:lineRule="auto"/>
+            </w:pPr>
+            <w:r>
+              <w:rPr>
+                <w:rFonts w:ascii="Courier New" w:hAnsi="Courier New" w:eastAsia="Courier New"/>
+                <w:sz w:val="15"/>
+              </w:rPr>
+              <w:t xml:space="preserve">    exit 0</w:t>
             </w:r>
           </w:p>
           <w:p>
